--- a/18_DOCX/ACC_TERMS_0001_0010.docx
+++ b/18_DOCX/ACC_TERMS_0001_0010.docx
@@ -197,7 +197,7 @@
         <w:pStyle w:val="Heading3"/>
       </w:pPr>
       <w:r>
-        <w:t>PT-Br</w:t>
+        <w:t>ポルトガル語で伝える内容</w:t>
       </w:r>
     </w:p>
     <w:p>
@@ -210,17 +210,25 @@
         <w:pStyle w:val="Heading3"/>
       </w:pPr>
       <w:r>
-        <w:t>JP（ふりがな）</w:t>
-      </w:r>
-    </w:p>
-    <w:p>
-      <w:r>
-        <w:t>「Seguro de acidentes pessoais」について、契約内容と事故状況に沿って分かりやすく確認します。</w:t>
-      </w:r>
-    </w:p>
-    <w:p>
-      <w:r>
-        <w:t>ふりがな: 「セグーロ ジ アシデンチス ペソアイス」について、けいやくないようとじこじょうきょうにそって、わかりやすくかくにんします。</w:t>
+        <w:t>カタカナ読み</w:t>
+      </w:r>
+    </w:p>
+    <w:p>
+      <w:r>
+        <w:t>ヴァモス コンフィルマール セグーロ ジ アシデンチス ペソアイス イ エスプリカール ジ フォルマ シンプレス コンフォルミ オ コントラート</w:t>
+      </w:r>
+    </w:p>
+    <w:p>
+      <w:r>
+        <w:t>日本語確認用: 「Seguro de acidentes pessoais」について、契約内容と事故状況に沿って分かりやすく確認します。</w:t>
+      </w:r>
+    </w:p>
+    <w:p>
+      <w:pPr>
+        <w:pStyle w:val="Heading2"/>
+      </w:pPr>
+      <w:r>
+        <w:t>使用フレーズ</w:t>
       </w:r>
     </w:p>
     <w:p>
@@ -228,12 +236,63 @@
         <w:pStyle w:val="Heading3"/>
       </w:pPr>
       <w:r>
-        <w:t>Leitura de apoio para o corretor</w:t>
-      </w:r>
-    </w:p>
-    <w:p>
-      <w:r>
-        <w:t>ヴァモス コンフィルマール セグーロ ジ アシデンチス ペソアイス イ エスプリカール ジ フォルマ シンプレス コンフォルミ オ コントラート</w:t>
+        <w:t>社内確認用の日本語</w:t>
+      </w:r>
+    </w:p>
+    <w:p>
+      <w:pPr>
+        <w:pStyle w:val="ListBullet"/>
+      </w:pPr>
+      <w:r>
+        <w:t>傷害保険について確認しましょう。</w:t>
+      </w:r>
+    </w:p>
+    <w:p>
+      <w:pPr>
+        <w:pStyle w:val="ListBullet"/>
+      </w:pPr>
+      <w:r>
+        <w:t>契約内容、事故原因、必要書類を分けて確認します。</w:t>
+      </w:r>
+    </w:p>
+    <w:p>
+      <w:pPr>
+        <w:pStyle w:val="Heading3"/>
+      </w:pPr>
+      <w:r>
+        <w:t>顧客に伝えるポルトガル語</w:t>
+      </w:r>
+    </w:p>
+    <w:p>
+      <w:pPr>
+        <w:pStyle w:val="ListBullet"/>
+      </w:pPr>
+      <w:r>
+        <w:t>Vamos confirmar seguro de acidentes pessoais.</w:t>
+      </w:r>
+    </w:p>
+    <w:p>
+      <w:pPr>
+        <w:pStyle w:val="ListBullet"/>
+      </w:pPr>
+      <w:r>
+        <w:t>カタカナ読み: ヴァモス コンフィルマール セグーロ ジ アシデンチス ペソアイス</w:t>
+      </w:r>
+    </w:p>
+    <w:p>
+      <w:pPr>
+        <w:pStyle w:val="ListBullet"/>
+      </w:pPr>
+      <w:r>
+        <w:t>Vou explicar de forma simples, conforme o contrato.</w:t>
+      </w:r>
+    </w:p>
+    <w:p>
+      <w:pPr>
+        <w:pStyle w:val="ListBullet"/>
+      </w:pPr>
+      <w:r>
+        <w:t>カタカナ読み: ヴォウ エスプリカール ジ フォルマ シンプレス コンフォルミ オ コントラート</w:t>
       </w:r>
     </w:p>
     <w:p>
@@ -241,6 +300,383 @@
         <w:pStyle w:val="Heading2"/>
       </w:pPr>
       <w:r>
+        <w:t>よくある質問</w:t>
+      </w:r>
+    </w:p>
+    <w:p>
+      <w:pPr>
+        <w:pStyle w:val="ListBullet"/>
+      </w:pPr>
+      <w:r>
+        <w:t>FAQ-ACC-0001</w:t>
+      </w:r>
+    </w:p>
+    <w:p>
+      <w:pPr>
+        <w:pStyle w:val="ListBullet"/>
+      </w:pPr>
+      <w:r>
+        <w:t>FAQ-ACC-0002</w:t>
+      </w:r>
+    </w:p>
+    <w:p>
+      <w:pPr>
+        <w:pStyle w:val="ListBullet"/>
+      </w:pPr>
+      <w:r>
+        <w:t>FAQ-ACC-0003</w:t>
+      </w:r>
+    </w:p>
+    <w:p>
+      <w:pPr>
+        <w:pStyle w:val="Heading2"/>
+      </w:pPr>
+      <w:r>
+        <w:t>関連用語</w:t>
+      </w:r>
+    </w:p>
+    <w:p>
+      <w:pPr>
+        <w:pStyle w:val="ListBullet"/>
+      </w:pPr>
+      <w:r>
+        <w:t>ACC-0002 - 労災保険 - Seguro de acidente de trabalho</w:t>
+      </w:r>
+    </w:p>
+    <w:p>
+      <w:pPr>
+        <w:pStyle w:val="ListBullet"/>
+      </w:pPr>
+      <w:r>
+        <w:t>ACC-0003 - 通勤災害 - Acidente no trajeto de trabalho</w:t>
+      </w:r>
+    </w:p>
+    <w:p>
+      <w:pPr>
+        <w:pStyle w:val="ListBullet"/>
+      </w:pPr>
+      <w:r>
+        <w:t>ACC-0004 - 事故通知 - Aviso de acidente</w:t>
+      </w:r>
+    </w:p>
+    <w:p>
+      <w:pPr>
+        <w:pStyle w:val="Heading2"/>
+      </w:pPr>
+      <w:r>
+        <w:t>相互参照</w:t>
+      </w:r>
+    </w:p>
+    <w:p>
+      <w:pPr>
+        <w:pStyle w:val="ListBullet"/>
+      </w:pPr>
+      <w:r>
+        <w:t>FAQ-ACC-0001</w:t>
+      </w:r>
+    </w:p>
+    <w:p>
+      <w:pPr>
+        <w:pStyle w:val="ListBullet"/>
+      </w:pPr>
+      <w:r>
+        <w:t>FAQ-ACC-0002</w:t>
+      </w:r>
+    </w:p>
+    <w:p>
+      <w:pPr>
+        <w:pStyle w:val="ListBullet"/>
+      </w:pPr>
+      <w:r>
+        <w:t>FAQ-ACC-0003</w:t>
+      </w:r>
+    </w:p>
+    <w:p>
+      <w:pPr>
+        <w:pStyle w:val="Heading2"/>
+      </w:pPr>
+      <w:r>
+        <w:t>参考資料</w:t>
+      </w:r>
+    </w:p>
+    <w:p>
+      <w:pPr>
+        <w:pStyle w:val="ListBullet"/>
+      </w:pPr>
+      <w:r>
+        <w:t>Documento interno: `00_Project/multi_ai_pilot/ACC_FAQ_MULTI_AI_PILOT_REPORT_2026-06-29.md`</w:t>
+      </w:r>
+    </w:p>
+    <w:p>
+      <w:pPr>
+        <w:pStyle w:val="ListBullet"/>
+      </w:pPr>
+      <w:r>
+        <w:t>Fonte pública recomendada: 厚生労働省, 金融庁, 条件約款および保険会社の請求書類</w:t>
+      </w:r>
+    </w:p>
+    <w:p>
+      <w:pPr>
+        <w:pStyle w:val="Heading2"/>
+      </w:pPr>
+      <w:r>
+        <w:t>タグ</w:t>
+      </w:r>
+    </w:p>
+    <w:p>
+      <w:pPr>
+        <w:pStyle w:val="ListBullet"/>
+      </w:pPr>
+      <w:r>
+        <w:t>acc</w:t>
+      </w:r>
+    </w:p>
+    <w:p>
+      <w:pPr>
+        <w:pStyle w:val="ListBullet"/>
+      </w:pPr>
+      <w:r>
+        <w:t>accidente-pessoal</w:t>
+      </w:r>
+    </w:p>
+    <w:p>
+      <w:pPr>
+        <w:pStyle w:val="ListBullet"/>
+      </w:pPr>
+      <w:r>
+        <w:t>atendimento</w:t>
+      </w:r>
+    </w:p>
+    <w:p>
+      <w:pPr>
+        <w:pStyle w:val="ListBullet"/>
+      </w:pPr>
+      <w:r>
+        <w:t>japanese-broker</w:t>
+      </w:r>
+    </w:p>
+    <w:p>
+      <w:pPr>
+        <w:pStyle w:val="Heading2"/>
+      </w:pPr>
+      <w:r>
+        <w:t>関連項目</w:t>
+      </w:r>
+    </w:p>
+    <w:p>
+      <w:pPr>
+        <w:pStyle w:val="ListBullet"/>
+      </w:pPr>
+      <w:r>
+        <w:t>`14_FAQ/ACC/FAQ-ACC-0001.md`</w:t>
+      </w:r>
+    </w:p>
+    <w:p>
+      <w:pPr>
+        <w:pStyle w:val="ListBullet"/>
+      </w:pPr>
+      <w:r>
+        <w:t>`00_Project/multi_ai_pilot/ACC_FAQ_MULTI_AI_PILOT_REPORT_2026-06-29.md`</w:t>
+      </w:r>
+    </w:p>
+    <w:p>
+      <w:pPr>
+        <w:pStyle w:val="Heading2"/>
+      </w:pPr>
+      <w:r>
+        <w:t>改訂履歴</w:t>
+      </w:r>
+    </w:p>
+    <w:p>
+      <w:r>
+        <w:t>| Data | Versão | Autor | Alteração |</w:t>
+      </w:r>
+    </w:p>
+    <w:p>
+      <w:r>
+        <w:t>| --- | --- | --- | --- |</w:t>
+      </w:r>
+    </w:p>
+    <w:p>
+      <w:r>
+        <w:t>| 2026-06-29 | 0.1 | JP-BR Insurance Knowledge Base | Criação inicial. |</w:t>
+      </w:r>
+    </w:p>
+    <w:p>
+      <w:r>
+        <w:t>---</w:t>
+      </w:r>
+    </w:p>
+    <w:p>
+      <w:pPr>
+        <w:pStyle w:val="Heading1"/>
+      </w:pPr>
+      <w:r>
+        <w:t>ACC-0002 - 労災保険 - Seguro de acidente de trabalho</w:t>
+      </w:r>
+    </w:p>
+    <w:p>
+      <w:pPr>
+        <w:pStyle w:val="Heading2"/>
+      </w:pPr>
+      <w:r>
+        <w:t>管理情報</w:t>
+      </w:r>
+    </w:p>
+    <w:p>
+      <w:pPr>
+        <w:pStyle w:val="ListBullet"/>
+      </w:pPr>
+      <w:r>
+        <w:t>Versão: 0.1</w:t>
+      </w:r>
+    </w:p>
+    <w:p>
+      <w:pPr>
+        <w:pStyle w:val="ListBullet"/>
+      </w:pPr>
+      <w:r>
+        <w:t>Data: 2026-06-29</w:t>
+      </w:r>
+    </w:p>
+    <w:p>
+      <w:pPr>
+        <w:pStyle w:val="ListBullet"/>
+      </w:pPr>
+      <w:r>
+        <w:t>Autor: JP-BR Insurance Knowledge Base</w:t>
+      </w:r>
+    </w:p>
+    <w:p>
+      <w:pPr>
+        <w:pStyle w:val="ListBullet"/>
+      </w:pPr>
+      <w:r>
+        <w:t>Histórico: Criação inicial a partir do piloto multi-IA ACC, com revisão editorial central.</w:t>
+      </w:r>
+    </w:p>
+    <w:p>
+      <w:pPr>
+        <w:pStyle w:val="Heading2"/>
+      </w:pPr>
+      <w:r>
+        <w:t>コード</w:t>
+      </w:r>
+    </w:p>
+    <w:p>
+      <w:r>
+        <w:t>ACC-0002</w:t>
+      </w:r>
+    </w:p>
+    <w:p>
+      <w:pPr>
+        <w:pStyle w:val="Heading2"/>
+      </w:pPr>
+      <w:r>
+        <w:t>カテゴリー</w:t>
+      </w:r>
+    </w:p>
+    <w:p>
+      <w:r>
+        <w:t>ACC</w:t>
+      </w:r>
+    </w:p>
+    <w:p>
+      <w:pPr>
+        <w:pStyle w:val="Heading2"/>
+      </w:pPr>
+      <w:r>
+        <w:t>日本語用語</w:t>
+      </w:r>
+    </w:p>
+    <w:p>
+      <w:r>
+        <w:t>労災保険</w:t>
+      </w:r>
+    </w:p>
+    <w:p>
+      <w:pPr>
+        <w:pStyle w:val="Heading2"/>
+      </w:pPr>
+      <w:r>
+        <w:t>ポルトガル語訳</w:t>
+      </w:r>
+    </w:p>
+    <w:p>
+      <w:r>
+        <w:t>Seguro de acidente de trabalho</w:t>
+      </w:r>
+    </w:p>
+    <w:p>
+      <w:pPr>
+        <w:pStyle w:val="Heading2"/>
+      </w:pPr>
+      <w:r>
+        <w:t>技術的定義</w:t>
+      </w:r>
+    </w:p>
+    <w:p>
+      <w:r>
+        <w:t>労災保険とは、傷害保険、事故対応、保険金請求または契約確認において確認すべき用語です。実際の取り扱いは、契約条件、事故原因、必要書類、発生日、治療内容、就業状況および保険会社の査定によって異なります。</w:t>
+      </w:r>
+    </w:p>
+    <w:p>
+      <w:pPr>
+        <w:pStyle w:val="Heading2"/>
+      </w:pPr>
+      <w:r>
+        <w:t>簡単な説明</w:t>
+      </w:r>
+    </w:p>
+    <w:p>
+      <w:r>
+        <w:t>募集人は、お客様の事故状況、契約内容、必要書類、対象外となる可能性を分けて確認し、支払可否を断定せずに案内します。</w:t>
+      </w:r>
+    </w:p>
+    <w:p>
+      <w:pPr>
+        <w:pStyle w:val="Heading2"/>
+      </w:pPr>
+      <w:r>
+        <w:t>ブラジル人顧客への説明方法</w:t>
+      </w:r>
+    </w:p>
+    <w:p>
+      <w:pPr>
+        <w:pStyle w:val="Heading3"/>
+      </w:pPr>
+      <w:r>
+        <w:t>ポルトガル語で伝える内容</w:t>
+      </w:r>
+    </w:p>
+    <w:p>
+      <w:r>
+        <w:t>Vamos confirmar seguro de acidente de trabalho e explicar de forma simples, conforme o contrato.</w:t>
+      </w:r>
+    </w:p>
+    <w:p>
+      <w:pPr>
+        <w:pStyle w:val="Heading3"/>
+      </w:pPr>
+      <w:r>
+        <w:t>カタカナ読み</w:t>
+      </w:r>
+    </w:p>
+    <w:p>
+      <w:r>
+        <w:t>ヴァモス コンフィルマール セグーロ ジ アシデンチ ジ トラバーリョ イ エスプリカール ジ フォルマ シンプレス コンフォルミ オ コントラート</w:t>
+      </w:r>
+    </w:p>
+    <w:p>
+      <w:r>
+        <w:t>日本語確認用: 「Seguro de acidente de trabalho」について、契約内容と事故状況に沿って分かりやすく確認します。</w:t>
+      </w:r>
+    </w:p>
+    <w:p>
+      <w:pPr>
+        <w:pStyle w:val="Heading2"/>
+      </w:pPr>
+      <w:r>
         <w:t>使用フレーズ</w:t>
       </w:r>
     </w:p>
@@ -249,7 +685,7 @@
         <w:pStyle w:val="Heading3"/>
       </w:pPr>
       <w:r>
-        <w:t>Japonês</w:t>
+        <w:t>社内確認用の日本語</w:t>
       </w:r>
     </w:p>
     <w:p>
@@ -257,7 +693,7 @@
         <w:pStyle w:val="ListBullet"/>
       </w:pPr>
       <w:r>
-        <w:t>傷害保険について確認しましょう。</w:t>
+        <w:t>労災保険について確認しましょう。</w:t>
       </w:r>
     </w:p>
     <w:p>
@@ -273,7 +709,7 @@
         <w:pStyle w:val="Heading3"/>
       </w:pPr>
       <w:r>
-        <w:t>Português brasileiro</w:t>
+        <w:t>顧客に伝えるポルトガル語</w:t>
       </w:r>
     </w:p>
     <w:p>
@@ -281,12 +717,7 @@
         <w:pStyle w:val="ListBullet"/>
       </w:pPr>
       <w:r>
-        <w:t>Vamos confirmar seguro de acidentes pessoais.</w:t>
-      </w:r>
-    </w:p>
-    <w:p>
-      <w:r>
-        <w:t xml:space="preserve">  - Leitura de apoio: ヴァモス コンフィルマール セグーロ ジ アシデンチス ペソアイス</w:t>
+        <w:t>Vamos confirmar seguro de acidente de trabalho.</w:t>
       </w:r>
     </w:p>
     <w:p>
@@ -294,12 +725,23 @@
         <w:pStyle w:val="ListBullet"/>
       </w:pPr>
       <w:r>
+        <w:t>カタカナ読み: ヴァモス コンフィルマール セグーロ ジ アシデンチ ジ トラバーリョ</w:t>
+      </w:r>
+    </w:p>
+    <w:p>
+      <w:pPr>
+        <w:pStyle w:val="ListBullet"/>
+      </w:pPr>
+      <w:r>
         <w:t>Vou explicar de forma simples, conforme o contrato.</w:t>
       </w:r>
     </w:p>
     <w:p>
-      <w:r>
-        <w:t xml:space="preserve">  - Leitura de apoio: ヴォウ エスプリカール ジ フォルマ シンプレス コンフォルミ オ コントラート</w:t>
+      <w:pPr>
+        <w:pStyle w:val="ListBullet"/>
+      </w:pPr>
+      <w:r>
+        <w:t>カタカナ読み: ヴォウ エスプリカール ジ フォルマ シンプレス コンフォルミ オ コントラート</w:t>
       </w:r>
     </w:p>
     <w:p>
@@ -320,10 +762,18 @@
     </w:p>
     <w:p>
       <w:pPr>
+        <w:pStyle w:val="Heading2"/>
+      </w:pPr>
+      <w:r>
+        <w:t>関連用語</w:t>
+      </w:r>
+    </w:p>
+    <w:p>
+      <w:pPr>
         <w:pStyle w:val="ListBullet"/>
       </w:pPr>
       <w:r>
-        <w:t>FAQ-ACC-0002</w:t>
+        <w:t>ACC-0001 - 傷害保険 - Seguro de acidentes pessoais</w:t>
       </w:r>
     </w:p>
     <w:p>
@@ -331,11 +781,1246 @@
         <w:pStyle w:val="ListBullet"/>
       </w:pPr>
       <w:r>
+        <w:t>ACC-0003 - 通勤災害 - Acidente no trajeto de trabalho</w:t>
+      </w:r>
+    </w:p>
+    <w:p>
+      <w:pPr>
+        <w:pStyle w:val="ListBullet"/>
+      </w:pPr>
+      <w:r>
+        <w:t>ACC-0004 - 事故通知 - Aviso de acidente</w:t>
+      </w:r>
+    </w:p>
+    <w:p>
+      <w:pPr>
+        <w:pStyle w:val="Heading2"/>
+      </w:pPr>
+      <w:r>
+        <w:t>相互参照</w:t>
+      </w:r>
+    </w:p>
+    <w:p>
+      <w:pPr>
+        <w:pStyle w:val="ListBullet"/>
+      </w:pPr>
+      <w:r>
+        <w:t>FAQ-ACC-0001</w:t>
+      </w:r>
+    </w:p>
+    <w:p>
+      <w:pPr>
+        <w:pStyle w:val="Heading2"/>
+      </w:pPr>
+      <w:r>
+        <w:t>参考資料</w:t>
+      </w:r>
+    </w:p>
+    <w:p>
+      <w:pPr>
+        <w:pStyle w:val="ListBullet"/>
+      </w:pPr>
+      <w:r>
+        <w:t>Documento interno: `00_Project/multi_ai_pilot/ACC_FAQ_MULTI_AI_PILOT_REPORT_2026-06-29.md`</w:t>
+      </w:r>
+    </w:p>
+    <w:p>
+      <w:pPr>
+        <w:pStyle w:val="ListBullet"/>
+      </w:pPr>
+      <w:r>
+        <w:t>Fonte pública recomendada: 厚生労働省, 金融庁, 条件約款および保険会社の請求書類</w:t>
+      </w:r>
+    </w:p>
+    <w:p>
+      <w:pPr>
+        <w:pStyle w:val="Heading2"/>
+      </w:pPr>
+      <w:r>
+        <w:t>タグ</w:t>
+      </w:r>
+    </w:p>
+    <w:p>
+      <w:pPr>
+        <w:pStyle w:val="ListBullet"/>
+      </w:pPr>
+      <w:r>
+        <w:t>acc</w:t>
+      </w:r>
+    </w:p>
+    <w:p>
+      <w:pPr>
+        <w:pStyle w:val="ListBullet"/>
+      </w:pPr>
+      <w:r>
+        <w:t>acidente-de-trabalho</w:t>
+      </w:r>
+    </w:p>
+    <w:p>
+      <w:pPr>
+        <w:pStyle w:val="ListBullet"/>
+      </w:pPr>
+      <w:r>
+        <w:t>atendimento</w:t>
+      </w:r>
+    </w:p>
+    <w:p>
+      <w:pPr>
+        <w:pStyle w:val="ListBullet"/>
+      </w:pPr>
+      <w:r>
+        <w:t>japanese-broker</w:t>
+      </w:r>
+    </w:p>
+    <w:p>
+      <w:pPr>
+        <w:pStyle w:val="Heading2"/>
+      </w:pPr>
+      <w:r>
+        <w:t>関連項目</w:t>
+      </w:r>
+    </w:p>
+    <w:p>
+      <w:pPr>
+        <w:pStyle w:val="ListBullet"/>
+      </w:pPr>
+      <w:r>
+        <w:t>`14_FAQ/ACC/FAQ-ACC-0001.md`</w:t>
+      </w:r>
+    </w:p>
+    <w:p>
+      <w:pPr>
+        <w:pStyle w:val="ListBullet"/>
+      </w:pPr>
+      <w:r>
+        <w:t>`00_Project/multi_ai_pilot/ACC_FAQ_MULTI_AI_PILOT_REPORT_2026-06-29.md`</w:t>
+      </w:r>
+    </w:p>
+    <w:p>
+      <w:pPr>
+        <w:pStyle w:val="Heading2"/>
+      </w:pPr>
+      <w:r>
+        <w:t>改訂履歴</w:t>
+      </w:r>
+    </w:p>
+    <w:p>
+      <w:r>
+        <w:t>| Data | Versão | Autor | Alteração |</w:t>
+      </w:r>
+    </w:p>
+    <w:p>
+      <w:r>
+        <w:t>| --- | --- | --- | --- |</w:t>
+      </w:r>
+    </w:p>
+    <w:p>
+      <w:r>
+        <w:t>| 2026-06-29 | 0.1 | JP-BR Insurance Knowledge Base | Criação inicial. |</w:t>
+      </w:r>
+    </w:p>
+    <w:p>
+      <w:r>
+        <w:t>---</w:t>
+      </w:r>
+    </w:p>
+    <w:p>
+      <w:pPr>
+        <w:pStyle w:val="Heading1"/>
+      </w:pPr>
+      <w:r>
+        <w:t>ACC-0003 - 通勤災害 - Acidente no trajeto de trabalho</w:t>
+      </w:r>
+    </w:p>
+    <w:p>
+      <w:pPr>
+        <w:pStyle w:val="Heading2"/>
+      </w:pPr>
+      <w:r>
+        <w:t>管理情報</w:t>
+      </w:r>
+    </w:p>
+    <w:p>
+      <w:pPr>
+        <w:pStyle w:val="ListBullet"/>
+      </w:pPr>
+      <w:r>
+        <w:t>Versão: 0.1</w:t>
+      </w:r>
+    </w:p>
+    <w:p>
+      <w:pPr>
+        <w:pStyle w:val="ListBullet"/>
+      </w:pPr>
+      <w:r>
+        <w:t>Data: 2026-06-29</w:t>
+      </w:r>
+    </w:p>
+    <w:p>
+      <w:pPr>
+        <w:pStyle w:val="ListBullet"/>
+      </w:pPr>
+      <w:r>
+        <w:t>Autor: JP-BR Insurance Knowledge Base</w:t>
+      </w:r>
+    </w:p>
+    <w:p>
+      <w:pPr>
+        <w:pStyle w:val="ListBullet"/>
+      </w:pPr>
+      <w:r>
+        <w:t>Histórico: Criação inicial a partir do piloto multi-IA ACC, com revisão editorial central.</w:t>
+      </w:r>
+    </w:p>
+    <w:p>
+      <w:pPr>
+        <w:pStyle w:val="Heading2"/>
+      </w:pPr>
+      <w:r>
+        <w:t>コード</w:t>
+      </w:r>
+    </w:p>
+    <w:p>
+      <w:r>
+        <w:t>ACC-0003</w:t>
+      </w:r>
+    </w:p>
+    <w:p>
+      <w:pPr>
+        <w:pStyle w:val="Heading2"/>
+      </w:pPr>
+      <w:r>
+        <w:t>カテゴリー</w:t>
+      </w:r>
+    </w:p>
+    <w:p>
+      <w:r>
+        <w:t>ACC</w:t>
+      </w:r>
+    </w:p>
+    <w:p>
+      <w:pPr>
+        <w:pStyle w:val="Heading2"/>
+      </w:pPr>
+      <w:r>
+        <w:t>日本語用語</w:t>
+      </w:r>
+    </w:p>
+    <w:p>
+      <w:r>
+        <w:t>通勤災害</w:t>
+      </w:r>
+    </w:p>
+    <w:p>
+      <w:pPr>
+        <w:pStyle w:val="Heading2"/>
+      </w:pPr>
+      <w:r>
+        <w:t>ポルトガル語訳</w:t>
+      </w:r>
+    </w:p>
+    <w:p>
+      <w:r>
+        <w:t>Acidente no trajeto de trabalho</w:t>
+      </w:r>
+    </w:p>
+    <w:p>
+      <w:pPr>
+        <w:pStyle w:val="Heading2"/>
+      </w:pPr>
+      <w:r>
+        <w:t>技術的定義</w:t>
+      </w:r>
+    </w:p>
+    <w:p>
+      <w:r>
+        <w:t>通勤災害とは、傷害保険、事故対応、保険金請求または契約確認において確認すべき用語です。実際の取り扱いは、契約条件、事故原因、必要書類、発生日、治療内容、就業状況および保険会社の査定によって異なります。</w:t>
+      </w:r>
+    </w:p>
+    <w:p>
+      <w:pPr>
+        <w:pStyle w:val="Heading2"/>
+      </w:pPr>
+      <w:r>
+        <w:t>簡単な説明</w:t>
+      </w:r>
+    </w:p>
+    <w:p>
+      <w:r>
+        <w:t>募集人は、お客様の事故状況、契約内容、必要書類、対象外となる可能性を分けて確認し、支払可否を断定せずに案内します。</w:t>
+      </w:r>
+    </w:p>
+    <w:p>
+      <w:pPr>
+        <w:pStyle w:val="Heading2"/>
+      </w:pPr>
+      <w:r>
+        <w:t>ブラジル人顧客への説明方法</w:t>
+      </w:r>
+    </w:p>
+    <w:p>
+      <w:pPr>
+        <w:pStyle w:val="Heading3"/>
+      </w:pPr>
+      <w:r>
+        <w:t>ポルトガル語で伝える内容</w:t>
+      </w:r>
+    </w:p>
+    <w:p>
+      <w:r>
+        <w:t>Vamos confirmar acidente no trajeto de trabalho e explicar de forma simples, conforme o contrato.</w:t>
+      </w:r>
+    </w:p>
+    <w:p>
+      <w:pPr>
+        <w:pStyle w:val="Heading3"/>
+      </w:pPr>
+      <w:r>
+        <w:t>カタカナ読み</w:t>
+      </w:r>
+    </w:p>
+    <w:p>
+      <w:r>
+        <w:t>ヴァモス コンフィルマール アシデンチ ノ トラジェト ジ トラバーリョ イ エスプリカール ジ フォルマ シンプレス コンフォルミ オ コントラート</w:t>
+      </w:r>
+    </w:p>
+    <w:p>
+      <w:r>
+        <w:t>日本語確認用: 「Acidente no trajeto de trabalho」について、契約内容と事故状況に沿って分かりやすく確認します。</w:t>
+      </w:r>
+    </w:p>
+    <w:p>
+      <w:pPr>
+        <w:pStyle w:val="Heading2"/>
+      </w:pPr>
+      <w:r>
+        <w:t>使用フレーズ</w:t>
+      </w:r>
+    </w:p>
+    <w:p>
+      <w:pPr>
+        <w:pStyle w:val="Heading3"/>
+      </w:pPr>
+      <w:r>
+        <w:t>社内確認用の日本語</w:t>
+      </w:r>
+    </w:p>
+    <w:p>
+      <w:pPr>
+        <w:pStyle w:val="ListBullet"/>
+      </w:pPr>
+      <w:r>
+        <w:t>通勤災害について確認しましょう。</w:t>
+      </w:r>
+    </w:p>
+    <w:p>
+      <w:pPr>
+        <w:pStyle w:val="ListBullet"/>
+      </w:pPr>
+      <w:r>
+        <w:t>契約内容、事故原因、必要書類を分けて確認します。</w:t>
+      </w:r>
+    </w:p>
+    <w:p>
+      <w:pPr>
+        <w:pStyle w:val="Heading3"/>
+      </w:pPr>
+      <w:r>
+        <w:t>顧客に伝えるポルトガル語</w:t>
+      </w:r>
+    </w:p>
+    <w:p>
+      <w:pPr>
+        <w:pStyle w:val="ListBullet"/>
+      </w:pPr>
+      <w:r>
+        <w:t>Vamos confirmar acidente no trajeto de trabalho.</w:t>
+      </w:r>
+    </w:p>
+    <w:p>
+      <w:pPr>
+        <w:pStyle w:val="ListBullet"/>
+      </w:pPr>
+      <w:r>
+        <w:t>カタカナ読み: ヴァモス コンフィルマール アシデンチ ノ トラジェト ジ トラバーリョ</w:t>
+      </w:r>
+    </w:p>
+    <w:p>
+      <w:pPr>
+        <w:pStyle w:val="ListBullet"/>
+      </w:pPr>
+      <w:r>
+        <w:t>Vou explicar de forma simples, conforme o contrato.</w:t>
+      </w:r>
+    </w:p>
+    <w:p>
+      <w:pPr>
+        <w:pStyle w:val="ListBullet"/>
+      </w:pPr>
+      <w:r>
+        <w:t>カタカナ読み: ヴォウ エスプリカール ジ フォルマ シンプレス コンフォルミ オ コントラート</w:t>
+      </w:r>
+    </w:p>
+    <w:p>
+      <w:pPr>
+        <w:pStyle w:val="Heading2"/>
+      </w:pPr>
+      <w:r>
+        <w:t>よくある質問</w:t>
+      </w:r>
+    </w:p>
+    <w:p>
+      <w:pPr>
+        <w:pStyle w:val="ListBullet"/>
+      </w:pPr>
+      <w:r>
+        <w:t>FAQ-ACC-0001</w:t>
+      </w:r>
+    </w:p>
+    <w:p>
+      <w:pPr>
+        <w:pStyle w:val="Heading2"/>
+      </w:pPr>
+      <w:r>
+        <w:t>関連用語</w:t>
+      </w:r>
+    </w:p>
+    <w:p>
+      <w:pPr>
+        <w:pStyle w:val="ListBullet"/>
+      </w:pPr>
+      <w:r>
+        <w:t>ACC-0001 - 傷害保険 - Seguro de acidentes pessoais</w:t>
+      </w:r>
+    </w:p>
+    <w:p>
+      <w:pPr>
+        <w:pStyle w:val="ListBullet"/>
+      </w:pPr>
+      <w:r>
+        <w:t>ACC-0002 - 労災保険 - Seguro de acidente de trabalho</w:t>
+      </w:r>
+    </w:p>
+    <w:p>
+      <w:pPr>
+        <w:pStyle w:val="ListBullet"/>
+      </w:pPr>
+      <w:r>
+        <w:t>ACC-0004 - 事故通知 - Aviso de acidente</w:t>
+      </w:r>
+    </w:p>
+    <w:p>
+      <w:pPr>
+        <w:pStyle w:val="Heading2"/>
+      </w:pPr>
+      <w:r>
+        <w:t>相互参照</w:t>
+      </w:r>
+    </w:p>
+    <w:p>
+      <w:pPr>
+        <w:pStyle w:val="ListBullet"/>
+      </w:pPr>
+      <w:r>
+        <w:t>FAQ-ACC-0001</w:t>
+      </w:r>
+    </w:p>
+    <w:p>
+      <w:pPr>
+        <w:pStyle w:val="Heading2"/>
+      </w:pPr>
+      <w:r>
+        <w:t>参考資料</w:t>
+      </w:r>
+    </w:p>
+    <w:p>
+      <w:pPr>
+        <w:pStyle w:val="ListBullet"/>
+      </w:pPr>
+      <w:r>
+        <w:t>Documento interno: `00_Project/multi_ai_pilot/ACC_FAQ_MULTI_AI_PILOT_REPORT_2026-06-29.md`</w:t>
+      </w:r>
+    </w:p>
+    <w:p>
+      <w:pPr>
+        <w:pStyle w:val="ListBullet"/>
+      </w:pPr>
+      <w:r>
+        <w:t>Fonte pública recomendada: 厚生労働省, 金融庁, 条件約款および保険会社の請求書類</w:t>
+      </w:r>
+    </w:p>
+    <w:p>
+      <w:pPr>
+        <w:pStyle w:val="Heading2"/>
+      </w:pPr>
+      <w:r>
+        <w:t>タグ</w:t>
+      </w:r>
+    </w:p>
+    <w:p>
+      <w:pPr>
+        <w:pStyle w:val="ListBullet"/>
+      </w:pPr>
+      <w:r>
+        <w:t>acc</w:t>
+      </w:r>
+    </w:p>
+    <w:p>
+      <w:pPr>
+        <w:pStyle w:val="ListBullet"/>
+      </w:pPr>
+      <w:r>
+        <w:t>trajeto-de-trabalho</w:t>
+      </w:r>
+    </w:p>
+    <w:p>
+      <w:pPr>
+        <w:pStyle w:val="ListBullet"/>
+      </w:pPr>
+      <w:r>
+        <w:t>atendimento</w:t>
+      </w:r>
+    </w:p>
+    <w:p>
+      <w:pPr>
+        <w:pStyle w:val="ListBullet"/>
+      </w:pPr>
+      <w:r>
+        <w:t>japanese-broker</w:t>
+      </w:r>
+    </w:p>
+    <w:p>
+      <w:pPr>
+        <w:pStyle w:val="Heading2"/>
+      </w:pPr>
+      <w:r>
+        <w:t>関連項目</w:t>
+      </w:r>
+    </w:p>
+    <w:p>
+      <w:pPr>
+        <w:pStyle w:val="ListBullet"/>
+      </w:pPr>
+      <w:r>
+        <w:t>`14_FAQ/ACC/FAQ-ACC-0001.md`</w:t>
+      </w:r>
+    </w:p>
+    <w:p>
+      <w:pPr>
+        <w:pStyle w:val="ListBullet"/>
+      </w:pPr>
+      <w:r>
+        <w:t>`00_Project/multi_ai_pilot/ACC_FAQ_MULTI_AI_PILOT_REPORT_2026-06-29.md`</w:t>
+      </w:r>
+    </w:p>
+    <w:p>
+      <w:pPr>
+        <w:pStyle w:val="Heading2"/>
+      </w:pPr>
+      <w:r>
+        <w:t>改訂履歴</w:t>
+      </w:r>
+    </w:p>
+    <w:p>
+      <w:r>
+        <w:t>| Data | Versão | Autor | Alteração |</w:t>
+      </w:r>
+    </w:p>
+    <w:p>
+      <w:r>
+        <w:t>| --- | --- | --- | --- |</w:t>
+      </w:r>
+    </w:p>
+    <w:p>
+      <w:r>
+        <w:t>| 2026-06-29 | 0.1 | JP-BR Insurance Knowledge Base | Criação inicial. |</w:t>
+      </w:r>
+    </w:p>
+    <w:p>
+      <w:r>
+        <w:t>---</w:t>
+      </w:r>
+    </w:p>
+    <w:p>
+      <w:pPr>
+        <w:pStyle w:val="Heading1"/>
+      </w:pPr>
+      <w:r>
+        <w:t>ACC-0004 - 事故通知 - Aviso de acidente</w:t>
+      </w:r>
+    </w:p>
+    <w:p>
+      <w:pPr>
+        <w:pStyle w:val="Heading2"/>
+      </w:pPr>
+      <w:r>
+        <w:t>管理情報</w:t>
+      </w:r>
+    </w:p>
+    <w:p>
+      <w:pPr>
+        <w:pStyle w:val="ListBullet"/>
+      </w:pPr>
+      <w:r>
+        <w:t>Versão: 0.1</w:t>
+      </w:r>
+    </w:p>
+    <w:p>
+      <w:pPr>
+        <w:pStyle w:val="ListBullet"/>
+      </w:pPr>
+      <w:r>
+        <w:t>Data: 2026-06-29</w:t>
+      </w:r>
+    </w:p>
+    <w:p>
+      <w:pPr>
+        <w:pStyle w:val="ListBullet"/>
+      </w:pPr>
+      <w:r>
+        <w:t>Autor: JP-BR Insurance Knowledge Base</w:t>
+      </w:r>
+    </w:p>
+    <w:p>
+      <w:pPr>
+        <w:pStyle w:val="ListBullet"/>
+      </w:pPr>
+      <w:r>
+        <w:t>Histórico: Criação inicial a partir do piloto multi-IA ACC, com revisão editorial central.</w:t>
+      </w:r>
+    </w:p>
+    <w:p>
+      <w:pPr>
+        <w:pStyle w:val="Heading2"/>
+      </w:pPr>
+      <w:r>
+        <w:t>コード</w:t>
+      </w:r>
+    </w:p>
+    <w:p>
+      <w:r>
+        <w:t>ACC-0004</w:t>
+      </w:r>
+    </w:p>
+    <w:p>
+      <w:pPr>
+        <w:pStyle w:val="Heading2"/>
+      </w:pPr>
+      <w:r>
+        <w:t>カテゴリー</w:t>
+      </w:r>
+    </w:p>
+    <w:p>
+      <w:r>
+        <w:t>ACC</w:t>
+      </w:r>
+    </w:p>
+    <w:p>
+      <w:pPr>
+        <w:pStyle w:val="Heading2"/>
+      </w:pPr>
+      <w:r>
+        <w:t>日本語用語</w:t>
+      </w:r>
+    </w:p>
+    <w:p>
+      <w:r>
+        <w:t>事故通知</w:t>
+      </w:r>
+    </w:p>
+    <w:p>
+      <w:pPr>
+        <w:pStyle w:val="Heading2"/>
+      </w:pPr>
+      <w:r>
+        <w:t>ポルトガル語訳</w:t>
+      </w:r>
+    </w:p>
+    <w:p>
+      <w:r>
+        <w:t>Aviso de acidente</w:t>
+      </w:r>
+    </w:p>
+    <w:p>
+      <w:pPr>
+        <w:pStyle w:val="Heading2"/>
+      </w:pPr>
+      <w:r>
+        <w:t>技術的定義</w:t>
+      </w:r>
+    </w:p>
+    <w:p>
+      <w:r>
+        <w:t>事故通知とは、傷害保険、事故対応、保険金請求または契約確認において確認すべき用語です。実際の取り扱いは、契約条件、事故原因、必要書類、発生日、治療内容、就業状況および保険会社の査定によって異なります。</w:t>
+      </w:r>
+    </w:p>
+    <w:p>
+      <w:pPr>
+        <w:pStyle w:val="Heading2"/>
+      </w:pPr>
+      <w:r>
+        <w:t>簡単な説明</w:t>
+      </w:r>
+    </w:p>
+    <w:p>
+      <w:r>
+        <w:t>募集人は、お客様の事故状況、契約内容、必要書類、対象外となる可能性を分けて確認し、支払可否を断定せずに案内します。</w:t>
+      </w:r>
+    </w:p>
+    <w:p>
+      <w:pPr>
+        <w:pStyle w:val="Heading2"/>
+      </w:pPr>
+      <w:r>
+        <w:t>ブラジル人顧客への説明方法</w:t>
+      </w:r>
+    </w:p>
+    <w:p>
+      <w:pPr>
+        <w:pStyle w:val="Heading3"/>
+      </w:pPr>
+      <w:r>
+        <w:t>ポルトガル語で伝える内容</w:t>
+      </w:r>
+    </w:p>
+    <w:p>
+      <w:r>
+        <w:t>Vamos confirmar aviso de acidente e explicar de forma simples, conforme o contrato.</w:t>
+      </w:r>
+    </w:p>
+    <w:p>
+      <w:pPr>
+        <w:pStyle w:val="Heading3"/>
+      </w:pPr>
+      <w:r>
+        <w:t>カタカナ読み</w:t>
+      </w:r>
+    </w:p>
+    <w:p>
+      <w:r>
+        <w:t>ヴァモス コンフィルマール アヴィゾ ジ アシデンチ イ エスプリカール ジ フォルマ シンプレス コンフォルミ オ コントラート</w:t>
+      </w:r>
+    </w:p>
+    <w:p>
+      <w:r>
+        <w:t>日本語確認用: 「Aviso de acidente」について、契約内容と事故状況に沿って分かりやすく確認します。</w:t>
+      </w:r>
+    </w:p>
+    <w:p>
+      <w:pPr>
+        <w:pStyle w:val="Heading2"/>
+      </w:pPr>
+      <w:r>
+        <w:t>使用フレーズ</w:t>
+      </w:r>
+    </w:p>
+    <w:p>
+      <w:pPr>
+        <w:pStyle w:val="Heading3"/>
+      </w:pPr>
+      <w:r>
+        <w:t>社内確認用の日本語</w:t>
+      </w:r>
+    </w:p>
+    <w:p>
+      <w:pPr>
+        <w:pStyle w:val="ListBullet"/>
+      </w:pPr>
+      <w:r>
+        <w:t>事故通知について確認しましょう。</w:t>
+      </w:r>
+    </w:p>
+    <w:p>
+      <w:pPr>
+        <w:pStyle w:val="ListBullet"/>
+      </w:pPr>
+      <w:r>
+        <w:t>契約内容、事故原因、必要書類を分けて確認します。</w:t>
+      </w:r>
+    </w:p>
+    <w:p>
+      <w:pPr>
+        <w:pStyle w:val="Heading3"/>
+      </w:pPr>
+      <w:r>
+        <w:t>顧客に伝えるポルトガル語</w:t>
+      </w:r>
+    </w:p>
+    <w:p>
+      <w:pPr>
+        <w:pStyle w:val="ListBullet"/>
+      </w:pPr>
+      <w:r>
+        <w:t>Vamos confirmar aviso de acidente.</w:t>
+      </w:r>
+    </w:p>
+    <w:p>
+      <w:pPr>
+        <w:pStyle w:val="ListBullet"/>
+      </w:pPr>
+      <w:r>
+        <w:t>カタカナ読み: ヴァモス コンフィルマール アヴィゾ ジ アシデンチ</w:t>
+      </w:r>
+    </w:p>
+    <w:p>
+      <w:pPr>
+        <w:pStyle w:val="ListBullet"/>
+      </w:pPr>
+      <w:r>
+        <w:t>Vou explicar de forma simples, conforme o contrato.</w:t>
+      </w:r>
+    </w:p>
+    <w:p>
+      <w:pPr>
+        <w:pStyle w:val="ListBullet"/>
+      </w:pPr>
+      <w:r>
+        <w:t>カタカナ読み: ヴォウ エスプリカール ジ フォルマ シンプレス コンフォルミ オ コントラート</w:t>
+      </w:r>
+    </w:p>
+    <w:p>
+      <w:pPr>
+        <w:pStyle w:val="Heading2"/>
+      </w:pPr>
+      <w:r>
+        <w:t>よくある質問</w:t>
+      </w:r>
+    </w:p>
+    <w:p>
+      <w:pPr>
+        <w:pStyle w:val="ListBullet"/>
+      </w:pPr>
+      <w:r>
+        <w:t>FAQ-ACC-0004</w:t>
+      </w:r>
+    </w:p>
+    <w:p>
+      <w:pPr>
+        <w:pStyle w:val="Heading2"/>
+      </w:pPr>
+      <w:r>
+        <w:t>関連用語</w:t>
+      </w:r>
+    </w:p>
+    <w:p>
+      <w:pPr>
+        <w:pStyle w:val="ListBullet"/>
+      </w:pPr>
+      <w:r>
+        <w:t>ACC-0001 - 傷害保険 - Seguro de acidentes pessoais</w:t>
+      </w:r>
+    </w:p>
+    <w:p>
+      <w:pPr>
+        <w:pStyle w:val="ListBullet"/>
+      </w:pPr>
+      <w:r>
+        <w:t>ACC-0002 - 労災保険 - Seguro de acidente de trabalho</w:t>
+      </w:r>
+    </w:p>
+    <w:p>
+      <w:pPr>
+        <w:pStyle w:val="ListBullet"/>
+      </w:pPr>
+      <w:r>
+        <w:t>ACC-0003 - 通勤災害 - Acidente no trajeto de trabalho</w:t>
+      </w:r>
+    </w:p>
+    <w:p>
+      <w:pPr>
+        <w:pStyle w:val="Heading2"/>
+      </w:pPr>
+      <w:r>
+        <w:t>相互参照</w:t>
+      </w:r>
+    </w:p>
+    <w:p>
+      <w:pPr>
+        <w:pStyle w:val="ListBullet"/>
+      </w:pPr>
+      <w:r>
+        <w:t>FAQ-ACC-0004</w:t>
+      </w:r>
+    </w:p>
+    <w:p>
+      <w:pPr>
+        <w:pStyle w:val="Heading2"/>
+      </w:pPr>
+      <w:r>
+        <w:t>参考資料</w:t>
+      </w:r>
+    </w:p>
+    <w:p>
+      <w:pPr>
+        <w:pStyle w:val="ListBullet"/>
+      </w:pPr>
+      <w:r>
+        <w:t>Documento interno: `00_Project/multi_ai_pilot/ACC_FAQ_MULTI_AI_PILOT_REPORT_2026-06-29.md`</w:t>
+      </w:r>
+    </w:p>
+    <w:p>
+      <w:pPr>
+        <w:pStyle w:val="ListBullet"/>
+      </w:pPr>
+      <w:r>
+        <w:t>Fonte pública recomendada: 厚生労働省, 金融庁, 条件約款および保険会社の請求書類</w:t>
+      </w:r>
+    </w:p>
+    <w:p>
+      <w:pPr>
+        <w:pStyle w:val="Heading2"/>
+      </w:pPr>
+      <w:r>
+        <w:t>タグ</w:t>
+      </w:r>
+    </w:p>
+    <w:p>
+      <w:pPr>
+        <w:pStyle w:val="ListBullet"/>
+      </w:pPr>
+      <w:r>
+        <w:t>acc</w:t>
+      </w:r>
+    </w:p>
+    <w:p>
+      <w:pPr>
+        <w:pStyle w:val="ListBullet"/>
+      </w:pPr>
+      <w:r>
+        <w:t>aviso-de-acidente</w:t>
+      </w:r>
+    </w:p>
+    <w:p>
+      <w:pPr>
+        <w:pStyle w:val="ListBullet"/>
+      </w:pPr>
+      <w:r>
+        <w:t>atendimento</w:t>
+      </w:r>
+    </w:p>
+    <w:p>
+      <w:pPr>
+        <w:pStyle w:val="ListBullet"/>
+      </w:pPr>
+      <w:r>
+        <w:t>japanese-broker</w:t>
+      </w:r>
+    </w:p>
+    <w:p>
+      <w:pPr>
+        <w:pStyle w:val="Heading2"/>
+      </w:pPr>
+      <w:r>
+        <w:t>関連項目</w:t>
+      </w:r>
+    </w:p>
+    <w:p>
+      <w:pPr>
+        <w:pStyle w:val="ListBullet"/>
+      </w:pPr>
+      <w:r>
+        <w:t>`14_FAQ/ACC/FAQ-ACC-0001.md`</w:t>
+      </w:r>
+    </w:p>
+    <w:p>
+      <w:pPr>
+        <w:pStyle w:val="ListBullet"/>
+      </w:pPr>
+      <w:r>
+        <w:t>`00_Project/multi_ai_pilot/ACC_FAQ_MULTI_AI_PILOT_REPORT_2026-06-29.md`</w:t>
+      </w:r>
+    </w:p>
+    <w:p>
+      <w:pPr>
+        <w:pStyle w:val="Heading2"/>
+      </w:pPr>
+      <w:r>
+        <w:t>改訂履歴</w:t>
+      </w:r>
+    </w:p>
+    <w:p>
+      <w:r>
+        <w:t>| Data | Versão | Autor | Alteração |</w:t>
+      </w:r>
+    </w:p>
+    <w:p>
+      <w:r>
+        <w:t>| --- | --- | --- | --- |</w:t>
+      </w:r>
+    </w:p>
+    <w:p>
+      <w:r>
+        <w:t>| 2026-06-29 | 0.1 | JP-BR Insurance Knowledge Base | Criação inicial. |</w:t>
+      </w:r>
+    </w:p>
+    <w:p>
+      <w:r>
+        <w:t>---</w:t>
+      </w:r>
+    </w:p>
+    <w:p>
+      <w:pPr>
+        <w:pStyle w:val="Heading1"/>
+      </w:pPr>
+      <w:r>
+        <w:t>ACC-0005 - 診断書 - Atestado médico</w:t>
+      </w:r>
+    </w:p>
+    <w:p>
+      <w:pPr>
+        <w:pStyle w:val="Heading2"/>
+      </w:pPr>
+      <w:r>
+        <w:t>管理情報</w:t>
+      </w:r>
+    </w:p>
+    <w:p>
+      <w:pPr>
+        <w:pStyle w:val="ListBullet"/>
+      </w:pPr>
+      <w:r>
+        <w:t>Versão: 0.1</w:t>
+      </w:r>
+    </w:p>
+    <w:p>
+      <w:pPr>
+        <w:pStyle w:val="ListBullet"/>
+      </w:pPr>
+      <w:r>
+        <w:t>Data: 2026-06-29</w:t>
+      </w:r>
+    </w:p>
+    <w:p>
+      <w:pPr>
+        <w:pStyle w:val="ListBullet"/>
+      </w:pPr>
+      <w:r>
+        <w:t>Autor: JP-BR Insurance Knowledge Base</w:t>
+      </w:r>
+    </w:p>
+    <w:p>
+      <w:pPr>
+        <w:pStyle w:val="ListBullet"/>
+      </w:pPr>
+      <w:r>
+        <w:t>Histórico: Criação inicial a partir do piloto multi-IA ACC, com revisão editorial central.</w:t>
+      </w:r>
+    </w:p>
+    <w:p>
+      <w:pPr>
+        <w:pStyle w:val="Heading2"/>
+      </w:pPr>
+      <w:r>
+        <w:t>コード</w:t>
+      </w:r>
+    </w:p>
+    <w:p>
+      <w:r>
+        <w:t>ACC-0005</w:t>
+      </w:r>
+    </w:p>
+    <w:p>
+      <w:pPr>
+        <w:pStyle w:val="Heading2"/>
+      </w:pPr>
+      <w:r>
+        <w:t>カテゴリー</w:t>
+      </w:r>
+    </w:p>
+    <w:p>
+      <w:r>
+        <w:t>ACC</w:t>
+      </w:r>
+    </w:p>
+    <w:p>
+      <w:pPr>
+        <w:pStyle w:val="Heading2"/>
+      </w:pPr>
+      <w:r>
+        <w:t>日本語用語</w:t>
+      </w:r>
+    </w:p>
+    <w:p>
+      <w:r>
+        <w:t>診断書</w:t>
+      </w:r>
+    </w:p>
+    <w:p>
+      <w:pPr>
+        <w:pStyle w:val="Heading2"/>
+      </w:pPr>
+      <w:r>
+        <w:t>ポルトガル語訳</w:t>
+      </w:r>
+    </w:p>
+    <w:p>
+      <w:r>
+        <w:t>Atestado médico</w:t>
+      </w:r>
+    </w:p>
+    <w:p>
+      <w:pPr>
+        <w:pStyle w:val="Heading2"/>
+      </w:pPr>
+      <w:r>
+        <w:t>技術的定義</w:t>
+      </w:r>
+    </w:p>
+    <w:p>
+      <w:r>
+        <w:t>診断書とは、傷害保険、事故対応、保険金請求または契約確認において確認すべき用語です。実際の取り扱いは、契約条件、事故原因、必要書類、発生日、治療内容、就業状況および保険会社の査定によって異なります。</w:t>
+      </w:r>
+    </w:p>
+    <w:p>
+      <w:pPr>
+        <w:pStyle w:val="Heading2"/>
+      </w:pPr>
+      <w:r>
+        <w:t>簡単な説明</w:t>
+      </w:r>
+    </w:p>
+    <w:p>
+      <w:r>
+        <w:t>募集人は、お客様の事故状況、契約内容、必要書類、対象外となる可能性を分けて確認し、支払可否を断定せずに案内します。</w:t>
+      </w:r>
+    </w:p>
+    <w:p>
+      <w:pPr>
+        <w:pStyle w:val="Heading2"/>
+      </w:pPr>
+      <w:r>
+        <w:t>ブラジル人顧客への説明方法</w:t>
+      </w:r>
+    </w:p>
+    <w:p>
+      <w:pPr>
+        <w:pStyle w:val="Heading3"/>
+      </w:pPr>
+      <w:r>
+        <w:t>ポルトガル語で伝える内容</w:t>
+      </w:r>
+    </w:p>
+    <w:p>
+      <w:r>
+        <w:t>Vamos confirmar atestado médico e explicar de forma simples, conforme o contrato.</w:t>
+      </w:r>
+    </w:p>
+    <w:p>
+      <w:pPr>
+        <w:pStyle w:val="Heading3"/>
+      </w:pPr>
+      <w:r>
+        <w:t>カタカナ読み</w:t>
+      </w:r>
+    </w:p>
+    <w:p>
+      <w:r>
+        <w:t>ヴァモス コンフィルマール アテスタード メジコ イ エスプリカール ジ フォルマ シンプレス コンフォルミ オ コントラート</w:t>
+      </w:r>
+    </w:p>
+    <w:p>
+      <w:r>
+        <w:t>日本語確認用: 「Atestado médico」について、契約内容と事故状況に沿って分かりやすく確認します。</w:t>
+      </w:r>
+    </w:p>
+    <w:p>
+      <w:pPr>
+        <w:pStyle w:val="Heading2"/>
+      </w:pPr>
+      <w:r>
+        <w:t>使用フレーズ</w:t>
+      </w:r>
+    </w:p>
+    <w:p>
+      <w:pPr>
+        <w:pStyle w:val="Heading3"/>
+      </w:pPr>
+      <w:r>
+        <w:t>社内確認用の日本語</w:t>
+      </w:r>
+    </w:p>
+    <w:p>
+      <w:pPr>
+        <w:pStyle w:val="ListBullet"/>
+      </w:pPr>
+      <w:r>
+        <w:t>診断書について確認しましょう。</w:t>
+      </w:r>
+    </w:p>
+    <w:p>
+      <w:pPr>
+        <w:pStyle w:val="ListBullet"/>
+      </w:pPr>
+      <w:r>
+        <w:t>契約内容、事故原因、必要書類を分けて確認します。</w:t>
+      </w:r>
+    </w:p>
+    <w:p>
+      <w:pPr>
+        <w:pStyle w:val="Heading3"/>
+      </w:pPr>
+      <w:r>
+        <w:t>顧客に伝えるポルトガル語</w:t>
+      </w:r>
+    </w:p>
+    <w:p>
+      <w:pPr>
+        <w:pStyle w:val="ListBullet"/>
+      </w:pPr>
+      <w:r>
+        <w:t>Vamos confirmar atestado médico.</w:t>
+      </w:r>
+    </w:p>
+    <w:p>
+      <w:pPr>
+        <w:pStyle w:val="ListBullet"/>
+      </w:pPr>
+      <w:r>
+        <w:t>カタカナ読み: ヴァモス コンフィルマール アテスタード メジコ</w:t>
+      </w:r>
+    </w:p>
+    <w:p>
+      <w:pPr>
+        <w:pStyle w:val="ListBullet"/>
+      </w:pPr>
+      <w:r>
+        <w:t>Vou explicar de forma simples, conforme o contrato.</w:t>
+      </w:r>
+    </w:p>
+    <w:p>
+      <w:pPr>
+        <w:pStyle w:val="ListBullet"/>
+      </w:pPr>
+      <w:r>
+        <w:t>カタカナ読み: ヴォウ エスプリカール ジ フォルマ シンプレス コンフォルミ オ コントラート</w:t>
+      </w:r>
+    </w:p>
+    <w:p>
+      <w:pPr>
+        <w:pStyle w:val="Heading2"/>
+      </w:pPr>
+      <w:r>
+        <w:t>よくある質問</w:t>
+      </w:r>
+    </w:p>
+    <w:p>
+      <w:pPr>
+        <w:pStyle w:val="ListBullet"/>
+      </w:pPr>
+      <w:r>
         <w:t>FAQ-ACC-0003</w:t>
       </w:r>
     </w:p>
     <w:p>
       <w:pPr>
+        <w:pStyle w:val="ListBullet"/>
+      </w:pPr>
+      <w:r>
+        <w:t>FAQ-ACC-0004</w:t>
+      </w:r>
+    </w:p>
+    <w:p>
+      <w:pPr>
         <w:pStyle w:val="Heading2"/>
       </w:pPr>
       <w:r>
@@ -347,6 +2032,14 @@
         <w:pStyle w:val="ListBullet"/>
       </w:pPr>
       <w:r>
+        <w:t>ACC-0001 - 傷害保険 - Seguro de acidentes pessoais</w:t>
+      </w:r>
+    </w:p>
+    <w:p>
+      <w:pPr>
+        <w:pStyle w:val="ListBullet"/>
+      </w:pPr>
+      <w:r>
         <w:t>ACC-0002 - 労災保険 - Seguro de acidente de trabalho</w:t>
       </w:r>
     </w:p>
@@ -360,10 +2053,26 @@
     </w:p>
     <w:p>
       <w:pPr>
+        <w:pStyle w:val="Heading2"/>
+      </w:pPr>
+      <w:r>
+        <w:t>相互参照</w:t>
+      </w:r>
+    </w:p>
+    <w:p>
+      <w:pPr>
         <w:pStyle w:val="ListBullet"/>
       </w:pPr>
       <w:r>
-        <w:t>ACC-0004 - 事故通知 - Aviso de acidente</w:t>
+        <w:t>FAQ-ACC-0003</w:t>
+      </w:r>
+    </w:p>
+    <w:p>
+      <w:pPr>
+        <w:pStyle w:val="ListBullet"/>
+      </w:pPr>
+      <w:r>
+        <w:t>FAQ-ACC-0004</w:t>
       </w:r>
     </w:p>
     <w:p>
@@ -371,6 +2080,415 @@
         <w:pStyle w:val="Heading2"/>
       </w:pPr>
       <w:r>
+        <w:t>参考資料</w:t>
+      </w:r>
+    </w:p>
+    <w:p>
+      <w:pPr>
+        <w:pStyle w:val="ListBullet"/>
+      </w:pPr>
+      <w:r>
+        <w:t>Documento interno: `00_Project/multi_ai_pilot/ACC_FAQ_MULTI_AI_PILOT_REPORT_2026-06-29.md`</w:t>
+      </w:r>
+    </w:p>
+    <w:p>
+      <w:pPr>
+        <w:pStyle w:val="ListBullet"/>
+      </w:pPr>
+      <w:r>
+        <w:t>Fonte pública recomendada: 厚生労働省, 金融庁, 条件約款および保険会社の請求書類</w:t>
+      </w:r>
+    </w:p>
+    <w:p>
+      <w:pPr>
+        <w:pStyle w:val="Heading2"/>
+      </w:pPr>
+      <w:r>
+        <w:t>タグ</w:t>
+      </w:r>
+    </w:p>
+    <w:p>
+      <w:pPr>
+        <w:pStyle w:val="ListBullet"/>
+      </w:pPr>
+      <w:r>
+        <w:t>acc</w:t>
+      </w:r>
+    </w:p>
+    <w:p>
+      <w:pPr>
+        <w:pStyle w:val="ListBullet"/>
+      </w:pPr>
+      <w:r>
+        <w:t>atestado-médico</w:t>
+      </w:r>
+    </w:p>
+    <w:p>
+      <w:pPr>
+        <w:pStyle w:val="ListBullet"/>
+      </w:pPr>
+      <w:r>
+        <w:t>atendimento</w:t>
+      </w:r>
+    </w:p>
+    <w:p>
+      <w:pPr>
+        <w:pStyle w:val="ListBullet"/>
+      </w:pPr>
+      <w:r>
+        <w:t>japanese-broker</w:t>
+      </w:r>
+    </w:p>
+    <w:p>
+      <w:pPr>
+        <w:pStyle w:val="Heading2"/>
+      </w:pPr>
+      <w:r>
+        <w:t>関連項目</w:t>
+      </w:r>
+    </w:p>
+    <w:p>
+      <w:pPr>
+        <w:pStyle w:val="ListBullet"/>
+      </w:pPr>
+      <w:r>
+        <w:t>`14_FAQ/ACC/FAQ-ACC-0001.md`</w:t>
+      </w:r>
+    </w:p>
+    <w:p>
+      <w:pPr>
+        <w:pStyle w:val="ListBullet"/>
+      </w:pPr>
+      <w:r>
+        <w:t>`00_Project/multi_ai_pilot/ACC_FAQ_MULTI_AI_PILOT_REPORT_2026-06-29.md`</w:t>
+      </w:r>
+    </w:p>
+    <w:p>
+      <w:pPr>
+        <w:pStyle w:val="Heading2"/>
+      </w:pPr>
+      <w:r>
+        <w:t>改訂履歴</w:t>
+      </w:r>
+    </w:p>
+    <w:p>
+      <w:r>
+        <w:t>| Data | Versão | Autor | Alteração |</w:t>
+      </w:r>
+    </w:p>
+    <w:p>
+      <w:r>
+        <w:t>| --- | --- | --- | --- |</w:t>
+      </w:r>
+    </w:p>
+    <w:p>
+      <w:r>
+        <w:t>| 2026-06-29 | 0.1 | JP-BR Insurance Knowledge Base | Criação inicial. |</w:t>
+      </w:r>
+    </w:p>
+    <w:p>
+      <w:r>
+        <w:t>---</w:t>
+      </w:r>
+    </w:p>
+    <w:p>
+      <w:pPr>
+        <w:pStyle w:val="Heading1"/>
+      </w:pPr>
+      <w:r>
+        <w:t>ACC-0006 - 診療明細書 - Detalhamento do atendimento médico</w:t>
+      </w:r>
+    </w:p>
+    <w:p>
+      <w:pPr>
+        <w:pStyle w:val="Heading2"/>
+      </w:pPr>
+      <w:r>
+        <w:t>管理情報</w:t>
+      </w:r>
+    </w:p>
+    <w:p>
+      <w:pPr>
+        <w:pStyle w:val="ListBullet"/>
+      </w:pPr>
+      <w:r>
+        <w:t>Versão: 0.1</w:t>
+      </w:r>
+    </w:p>
+    <w:p>
+      <w:pPr>
+        <w:pStyle w:val="ListBullet"/>
+      </w:pPr>
+      <w:r>
+        <w:t>Data: 2026-06-29</w:t>
+      </w:r>
+    </w:p>
+    <w:p>
+      <w:pPr>
+        <w:pStyle w:val="ListBullet"/>
+      </w:pPr>
+      <w:r>
+        <w:t>Autor: JP-BR Insurance Knowledge Base</w:t>
+      </w:r>
+    </w:p>
+    <w:p>
+      <w:pPr>
+        <w:pStyle w:val="ListBullet"/>
+      </w:pPr>
+      <w:r>
+        <w:t>Histórico: Criação inicial a partir do piloto multi-IA ACC, com revisão editorial central.</w:t>
+      </w:r>
+    </w:p>
+    <w:p>
+      <w:pPr>
+        <w:pStyle w:val="Heading2"/>
+      </w:pPr>
+      <w:r>
+        <w:t>コード</w:t>
+      </w:r>
+    </w:p>
+    <w:p>
+      <w:r>
+        <w:t>ACC-0006</w:t>
+      </w:r>
+    </w:p>
+    <w:p>
+      <w:pPr>
+        <w:pStyle w:val="Heading2"/>
+      </w:pPr>
+      <w:r>
+        <w:t>カテゴリー</w:t>
+      </w:r>
+    </w:p>
+    <w:p>
+      <w:r>
+        <w:t>ACC</w:t>
+      </w:r>
+    </w:p>
+    <w:p>
+      <w:pPr>
+        <w:pStyle w:val="Heading2"/>
+      </w:pPr>
+      <w:r>
+        <w:t>日本語用語</w:t>
+      </w:r>
+    </w:p>
+    <w:p>
+      <w:r>
+        <w:t>診療明細書</w:t>
+      </w:r>
+    </w:p>
+    <w:p>
+      <w:pPr>
+        <w:pStyle w:val="Heading2"/>
+      </w:pPr>
+      <w:r>
+        <w:t>ポルトガル語訳</w:t>
+      </w:r>
+    </w:p>
+    <w:p>
+      <w:r>
+        <w:t>Detalhamento do atendimento médico</w:t>
+      </w:r>
+    </w:p>
+    <w:p>
+      <w:pPr>
+        <w:pStyle w:val="Heading2"/>
+      </w:pPr>
+      <w:r>
+        <w:t>技術的定義</w:t>
+      </w:r>
+    </w:p>
+    <w:p>
+      <w:r>
+        <w:t>診療明細書とは、傷害保険、事故対応、保険金請求または契約確認において確認すべき用語です。実際の取り扱いは、契約条件、事故原因、必要書類、発生日、治療内容、就業状況および保険会社の査定によって異なります。</w:t>
+      </w:r>
+    </w:p>
+    <w:p>
+      <w:pPr>
+        <w:pStyle w:val="Heading2"/>
+      </w:pPr>
+      <w:r>
+        <w:t>簡単な説明</w:t>
+      </w:r>
+    </w:p>
+    <w:p>
+      <w:r>
+        <w:t>募集人は、お客様の事故状況、契約内容、必要書類、対象外となる可能性を分けて確認し、支払可否を断定せずに案内します。</w:t>
+      </w:r>
+    </w:p>
+    <w:p>
+      <w:pPr>
+        <w:pStyle w:val="Heading2"/>
+      </w:pPr>
+      <w:r>
+        <w:t>ブラジル人顧客への説明方法</w:t>
+      </w:r>
+    </w:p>
+    <w:p>
+      <w:pPr>
+        <w:pStyle w:val="Heading3"/>
+      </w:pPr>
+      <w:r>
+        <w:t>ポルトガル語で伝える内容</w:t>
+      </w:r>
+    </w:p>
+    <w:p>
+      <w:r>
+        <w:t>Vamos confirmar detalhamento do atendimento médico e explicar de forma simples, conforme o contrato.</w:t>
+      </w:r>
+    </w:p>
+    <w:p>
+      <w:pPr>
+        <w:pStyle w:val="Heading3"/>
+      </w:pPr>
+      <w:r>
+        <w:t>カタカナ読み</w:t>
+      </w:r>
+    </w:p>
+    <w:p>
+      <w:r>
+        <w:t>ヴァモス コンフィルマール デタリャメント ド アテンジメント メジコ イ エスプリカール ジ フォルマ シンプレス コンフォルミ オ コントラート</w:t>
+      </w:r>
+    </w:p>
+    <w:p>
+      <w:r>
+        <w:t>日本語確認用: 「Detalhamento do atendimento médico」について、契約内容と事故状況に沿って分かりやすく確認します。</w:t>
+      </w:r>
+    </w:p>
+    <w:p>
+      <w:pPr>
+        <w:pStyle w:val="Heading2"/>
+      </w:pPr>
+      <w:r>
+        <w:t>使用フレーズ</w:t>
+      </w:r>
+    </w:p>
+    <w:p>
+      <w:pPr>
+        <w:pStyle w:val="Heading3"/>
+      </w:pPr>
+      <w:r>
+        <w:t>社内確認用の日本語</w:t>
+      </w:r>
+    </w:p>
+    <w:p>
+      <w:pPr>
+        <w:pStyle w:val="ListBullet"/>
+      </w:pPr>
+      <w:r>
+        <w:t>診療明細書について確認しましょう。</w:t>
+      </w:r>
+    </w:p>
+    <w:p>
+      <w:pPr>
+        <w:pStyle w:val="ListBullet"/>
+      </w:pPr>
+      <w:r>
+        <w:t>契約内容、事故原因、必要書類を分けて確認します。</w:t>
+      </w:r>
+    </w:p>
+    <w:p>
+      <w:pPr>
+        <w:pStyle w:val="Heading3"/>
+      </w:pPr>
+      <w:r>
+        <w:t>顧客に伝えるポルトガル語</w:t>
+      </w:r>
+    </w:p>
+    <w:p>
+      <w:pPr>
+        <w:pStyle w:val="ListBullet"/>
+      </w:pPr>
+      <w:r>
+        <w:t>Vamos confirmar detalhamento do atendimento médico.</w:t>
+      </w:r>
+    </w:p>
+    <w:p>
+      <w:pPr>
+        <w:pStyle w:val="ListBullet"/>
+      </w:pPr>
+      <w:r>
+        <w:t>カタカナ読み: ヴァモス コンフィルマール デタリャメント ド アテンジメント メジコ</w:t>
+      </w:r>
+    </w:p>
+    <w:p>
+      <w:pPr>
+        <w:pStyle w:val="ListBullet"/>
+      </w:pPr>
+      <w:r>
+        <w:t>Vou explicar de forma simples, conforme o contrato.</w:t>
+      </w:r>
+    </w:p>
+    <w:p>
+      <w:pPr>
+        <w:pStyle w:val="ListBullet"/>
+      </w:pPr>
+      <w:r>
+        <w:t>カタカナ読み: ヴォウ エスプリカール ジ フォルマ シンプレス コンフォルミ オ コントラート</w:t>
+      </w:r>
+    </w:p>
+    <w:p>
+      <w:pPr>
+        <w:pStyle w:val="Heading2"/>
+      </w:pPr>
+      <w:r>
+        <w:t>よくある質問</w:t>
+      </w:r>
+    </w:p>
+    <w:p>
+      <w:pPr>
+        <w:pStyle w:val="ListBullet"/>
+      </w:pPr>
+      <w:r>
+        <w:t>FAQ-ACC-0003</w:t>
+      </w:r>
+    </w:p>
+    <w:p>
+      <w:pPr>
+        <w:pStyle w:val="ListBullet"/>
+      </w:pPr>
+      <w:r>
+        <w:t>FAQ-ACC-0004</w:t>
+      </w:r>
+    </w:p>
+    <w:p>
+      <w:pPr>
+        <w:pStyle w:val="Heading2"/>
+      </w:pPr>
+      <w:r>
+        <w:t>関連用語</w:t>
+      </w:r>
+    </w:p>
+    <w:p>
+      <w:pPr>
+        <w:pStyle w:val="ListBullet"/>
+      </w:pPr>
+      <w:r>
+        <w:t>ACC-0001 - 傷害保険 - Seguro de acidentes pessoais</w:t>
+      </w:r>
+    </w:p>
+    <w:p>
+      <w:pPr>
+        <w:pStyle w:val="ListBullet"/>
+      </w:pPr>
+      <w:r>
+        <w:t>ACC-0002 - 労災保険 - Seguro de acidente de trabalho</w:t>
+      </w:r>
+    </w:p>
+    <w:p>
+      <w:pPr>
+        <w:pStyle w:val="ListBullet"/>
+      </w:pPr>
+      <w:r>
+        <w:t>ACC-0003 - 通勤災害 - Acidente no trajeto de trabalho</w:t>
+      </w:r>
+    </w:p>
+    <w:p>
+      <w:pPr>
+        <w:pStyle w:val="Heading2"/>
+      </w:pPr>
+      <w:r>
         <w:t>相互参照</w:t>
       </w:r>
     </w:p>
@@ -379,15 +2497,817 @@
         <w:pStyle w:val="ListBullet"/>
       </w:pPr>
       <w:r>
+        <w:t>FAQ-ACC-0003</w:t>
+      </w:r>
+    </w:p>
+    <w:p>
+      <w:pPr>
+        <w:pStyle w:val="ListBullet"/>
+      </w:pPr>
+      <w:r>
+        <w:t>FAQ-ACC-0004</w:t>
+      </w:r>
+    </w:p>
+    <w:p>
+      <w:pPr>
+        <w:pStyle w:val="Heading2"/>
+      </w:pPr>
+      <w:r>
+        <w:t>参考資料</w:t>
+      </w:r>
+    </w:p>
+    <w:p>
+      <w:pPr>
+        <w:pStyle w:val="ListBullet"/>
+      </w:pPr>
+      <w:r>
+        <w:t>Documento interno: `00_Project/multi_ai_pilot/ACC_FAQ_MULTI_AI_PILOT_REPORT_2026-06-29.md`</w:t>
+      </w:r>
+    </w:p>
+    <w:p>
+      <w:pPr>
+        <w:pStyle w:val="ListBullet"/>
+      </w:pPr>
+      <w:r>
+        <w:t>Fonte pública recomendada: 厚生労働省, 金融庁, 条件約款および保険会社の請求書類</w:t>
+      </w:r>
+    </w:p>
+    <w:p>
+      <w:pPr>
+        <w:pStyle w:val="Heading2"/>
+      </w:pPr>
+      <w:r>
+        <w:t>タグ</w:t>
+      </w:r>
+    </w:p>
+    <w:p>
+      <w:pPr>
+        <w:pStyle w:val="ListBullet"/>
+      </w:pPr>
+      <w:r>
+        <w:t>acc</w:t>
+      </w:r>
+    </w:p>
+    <w:p>
+      <w:pPr>
+        <w:pStyle w:val="ListBullet"/>
+      </w:pPr>
+      <w:r>
+        <w:t>detalhamento-médico</w:t>
+      </w:r>
+    </w:p>
+    <w:p>
+      <w:pPr>
+        <w:pStyle w:val="ListBullet"/>
+      </w:pPr>
+      <w:r>
+        <w:t>atendimento</w:t>
+      </w:r>
+    </w:p>
+    <w:p>
+      <w:pPr>
+        <w:pStyle w:val="ListBullet"/>
+      </w:pPr>
+      <w:r>
+        <w:t>japanese-broker</w:t>
+      </w:r>
+    </w:p>
+    <w:p>
+      <w:pPr>
+        <w:pStyle w:val="Heading2"/>
+      </w:pPr>
+      <w:r>
+        <w:t>関連項目</w:t>
+      </w:r>
+    </w:p>
+    <w:p>
+      <w:pPr>
+        <w:pStyle w:val="ListBullet"/>
+      </w:pPr>
+      <w:r>
+        <w:t>`14_FAQ/ACC/FAQ-ACC-0001.md`</w:t>
+      </w:r>
+    </w:p>
+    <w:p>
+      <w:pPr>
+        <w:pStyle w:val="ListBullet"/>
+      </w:pPr>
+      <w:r>
+        <w:t>`00_Project/multi_ai_pilot/ACC_FAQ_MULTI_AI_PILOT_REPORT_2026-06-29.md`</w:t>
+      </w:r>
+    </w:p>
+    <w:p>
+      <w:pPr>
+        <w:pStyle w:val="Heading2"/>
+      </w:pPr>
+      <w:r>
+        <w:t>改訂履歴</w:t>
+      </w:r>
+    </w:p>
+    <w:p>
+      <w:r>
+        <w:t>| Data | Versão | Autor | Alteração |</w:t>
+      </w:r>
+    </w:p>
+    <w:p>
+      <w:r>
+        <w:t>| --- | --- | --- | --- |</w:t>
+      </w:r>
+    </w:p>
+    <w:p>
+      <w:r>
+        <w:t>| 2026-06-29 | 0.1 | JP-BR Insurance Knowledge Base | Criação inicial. |</w:t>
+      </w:r>
+    </w:p>
+    <w:p>
+      <w:r>
+        <w:t>---</w:t>
+      </w:r>
+    </w:p>
+    <w:p>
+      <w:pPr>
+        <w:pStyle w:val="Heading1"/>
+      </w:pPr>
+      <w:r>
+        <w:t>ACC-0007 - 入院保険金 - Benefício por internação causada por acidente</w:t>
+      </w:r>
+    </w:p>
+    <w:p>
+      <w:pPr>
+        <w:pStyle w:val="Heading2"/>
+      </w:pPr>
+      <w:r>
+        <w:t>管理情報</w:t>
+      </w:r>
+    </w:p>
+    <w:p>
+      <w:pPr>
+        <w:pStyle w:val="ListBullet"/>
+      </w:pPr>
+      <w:r>
+        <w:t>Versão: 0.1</w:t>
+      </w:r>
+    </w:p>
+    <w:p>
+      <w:pPr>
+        <w:pStyle w:val="ListBullet"/>
+      </w:pPr>
+      <w:r>
+        <w:t>Data: 2026-06-29</w:t>
+      </w:r>
+    </w:p>
+    <w:p>
+      <w:pPr>
+        <w:pStyle w:val="ListBullet"/>
+      </w:pPr>
+      <w:r>
+        <w:t>Autor: JP-BR Insurance Knowledge Base</w:t>
+      </w:r>
+    </w:p>
+    <w:p>
+      <w:pPr>
+        <w:pStyle w:val="ListBullet"/>
+      </w:pPr>
+      <w:r>
+        <w:t>Histórico: Criação inicial a partir do piloto multi-IA ACC, com revisão editorial central.</w:t>
+      </w:r>
+    </w:p>
+    <w:p>
+      <w:pPr>
+        <w:pStyle w:val="Heading2"/>
+      </w:pPr>
+      <w:r>
+        <w:t>コード</w:t>
+      </w:r>
+    </w:p>
+    <w:p>
+      <w:r>
+        <w:t>ACC-0007</w:t>
+      </w:r>
+    </w:p>
+    <w:p>
+      <w:pPr>
+        <w:pStyle w:val="Heading2"/>
+      </w:pPr>
+      <w:r>
+        <w:t>カテゴリー</w:t>
+      </w:r>
+    </w:p>
+    <w:p>
+      <w:r>
+        <w:t>ACC</w:t>
+      </w:r>
+    </w:p>
+    <w:p>
+      <w:pPr>
+        <w:pStyle w:val="Heading2"/>
+      </w:pPr>
+      <w:r>
+        <w:t>日本語用語</w:t>
+      </w:r>
+    </w:p>
+    <w:p>
+      <w:r>
+        <w:t>入院保険金</w:t>
+      </w:r>
+    </w:p>
+    <w:p>
+      <w:pPr>
+        <w:pStyle w:val="Heading2"/>
+      </w:pPr>
+      <w:r>
+        <w:t>ポルトガル語訳</w:t>
+      </w:r>
+    </w:p>
+    <w:p>
+      <w:r>
+        <w:t>Benefício por internação causada por acidente</w:t>
+      </w:r>
+    </w:p>
+    <w:p>
+      <w:pPr>
+        <w:pStyle w:val="Heading2"/>
+      </w:pPr>
+      <w:r>
+        <w:t>技術的定義</w:t>
+      </w:r>
+    </w:p>
+    <w:p>
+      <w:r>
+        <w:t>入院保険金とは、傷害保険、事故対応、保険金請求または契約確認において確認すべき用語です。実際の取り扱いは、契約条件、事故原因、必要書類、発生日、治療内容、就業状況および保険会社の査定によって異なります。</w:t>
+      </w:r>
+    </w:p>
+    <w:p>
+      <w:pPr>
+        <w:pStyle w:val="Heading2"/>
+      </w:pPr>
+      <w:r>
+        <w:t>簡単な説明</w:t>
+      </w:r>
+    </w:p>
+    <w:p>
+      <w:r>
+        <w:t>募集人は、お客様の事故状況、契約内容、必要書類、対象外となる可能性を分けて確認し、支払可否を断定せずに案内します。</w:t>
+      </w:r>
+    </w:p>
+    <w:p>
+      <w:pPr>
+        <w:pStyle w:val="Heading2"/>
+      </w:pPr>
+      <w:r>
+        <w:t>ブラジル人顧客への説明方法</w:t>
+      </w:r>
+    </w:p>
+    <w:p>
+      <w:pPr>
+        <w:pStyle w:val="Heading3"/>
+      </w:pPr>
+      <w:r>
+        <w:t>ポルトガル語で伝える内容</w:t>
+      </w:r>
+    </w:p>
+    <w:p>
+      <w:r>
+        <w:t>Vamos confirmar benefício por internação causada por acidente e explicar de forma simples, conforme o contrato.</w:t>
+      </w:r>
+    </w:p>
+    <w:p>
+      <w:pPr>
+        <w:pStyle w:val="Heading3"/>
+      </w:pPr>
+      <w:r>
+        <w:t>カタカナ読み</w:t>
+      </w:r>
+    </w:p>
+    <w:p>
+      <w:r>
+        <w:t>ヴァモス コンフィルマール ベネフィシオ ポル インテルナサォン カウザーダ ポル アシデンチ イ エスプリカール ジ フォルマ シンプレス コンフォルミ オ コントラート</w:t>
+      </w:r>
+    </w:p>
+    <w:p>
+      <w:r>
+        <w:t>日本語確認用: 「Benefício por internação causada por acidente」について、契約内容と事故状況に沿って分かりやすく確認します。</w:t>
+      </w:r>
+    </w:p>
+    <w:p>
+      <w:pPr>
+        <w:pStyle w:val="Heading2"/>
+      </w:pPr>
+      <w:r>
+        <w:t>使用フレーズ</w:t>
+      </w:r>
+    </w:p>
+    <w:p>
+      <w:pPr>
+        <w:pStyle w:val="Heading3"/>
+      </w:pPr>
+      <w:r>
+        <w:t>社内確認用の日本語</w:t>
+      </w:r>
+    </w:p>
+    <w:p>
+      <w:pPr>
+        <w:pStyle w:val="ListBullet"/>
+      </w:pPr>
+      <w:r>
+        <w:t>入院保険金について確認しましょう。</w:t>
+      </w:r>
+    </w:p>
+    <w:p>
+      <w:pPr>
+        <w:pStyle w:val="ListBullet"/>
+      </w:pPr>
+      <w:r>
+        <w:t>契約内容、事故原因、必要書類を分けて確認します。</w:t>
+      </w:r>
+    </w:p>
+    <w:p>
+      <w:pPr>
+        <w:pStyle w:val="Heading3"/>
+      </w:pPr>
+      <w:r>
+        <w:t>顧客に伝えるポルトガル語</w:t>
+      </w:r>
+    </w:p>
+    <w:p>
+      <w:pPr>
+        <w:pStyle w:val="ListBullet"/>
+      </w:pPr>
+      <w:r>
+        <w:t>Vamos confirmar benefício por internação causada por acidente.</w:t>
+      </w:r>
+    </w:p>
+    <w:p>
+      <w:pPr>
+        <w:pStyle w:val="ListBullet"/>
+      </w:pPr>
+      <w:r>
+        <w:t>カタカナ読み: ヴァモス コンフィルマール ベネフィシオ ポル インテルナサォン カウザーダ ポル アシデンチ</w:t>
+      </w:r>
+    </w:p>
+    <w:p>
+      <w:pPr>
+        <w:pStyle w:val="ListBullet"/>
+      </w:pPr>
+      <w:r>
+        <w:t>Vou explicar de forma simples, conforme o contrato.</w:t>
+      </w:r>
+    </w:p>
+    <w:p>
+      <w:pPr>
+        <w:pStyle w:val="ListBullet"/>
+      </w:pPr>
+      <w:r>
+        <w:t>カタカナ読み: ヴォウ エスプリカール ジ フォルマ シンプレス コンフォルミ オ コントラート</w:t>
+      </w:r>
+    </w:p>
+    <w:p>
+      <w:pPr>
+        <w:pStyle w:val="Heading2"/>
+      </w:pPr>
+      <w:r>
+        <w:t>よくある質問</w:t>
+      </w:r>
+    </w:p>
+    <w:p>
+      <w:pPr>
+        <w:pStyle w:val="ListBullet"/>
+      </w:pPr>
+      <w:r>
+        <w:t>FAQ-ACC-0005</w:t>
+      </w:r>
+    </w:p>
+    <w:p>
+      <w:pPr>
+        <w:pStyle w:val="Heading2"/>
+      </w:pPr>
+      <w:r>
+        <w:t>関連用語</w:t>
+      </w:r>
+    </w:p>
+    <w:p>
+      <w:pPr>
+        <w:pStyle w:val="ListBullet"/>
+      </w:pPr>
+      <w:r>
+        <w:t>ACC-0001 - 傷害保険 - Seguro de acidentes pessoais</w:t>
+      </w:r>
+    </w:p>
+    <w:p>
+      <w:pPr>
+        <w:pStyle w:val="ListBullet"/>
+      </w:pPr>
+      <w:r>
+        <w:t>ACC-0002 - 労災保険 - Seguro de acidente de trabalho</w:t>
+      </w:r>
+    </w:p>
+    <w:p>
+      <w:pPr>
+        <w:pStyle w:val="ListBullet"/>
+      </w:pPr>
+      <w:r>
+        <w:t>ACC-0003 - 通勤災害 - Acidente no trajeto de trabalho</w:t>
+      </w:r>
+    </w:p>
+    <w:p>
+      <w:pPr>
+        <w:pStyle w:val="Heading2"/>
+      </w:pPr>
+      <w:r>
+        <w:t>相互参照</w:t>
+      </w:r>
+    </w:p>
+    <w:p>
+      <w:pPr>
+        <w:pStyle w:val="ListBullet"/>
+      </w:pPr>
+      <w:r>
+        <w:t>FAQ-ACC-0005</w:t>
+      </w:r>
+    </w:p>
+    <w:p>
+      <w:pPr>
+        <w:pStyle w:val="Heading2"/>
+      </w:pPr>
+      <w:r>
+        <w:t>参考資料</w:t>
+      </w:r>
+    </w:p>
+    <w:p>
+      <w:pPr>
+        <w:pStyle w:val="ListBullet"/>
+      </w:pPr>
+      <w:r>
+        <w:t>Documento interno: `00_Project/multi_ai_pilot/ACC_FAQ_MULTI_AI_PILOT_REPORT_2026-06-29.md`</w:t>
+      </w:r>
+    </w:p>
+    <w:p>
+      <w:pPr>
+        <w:pStyle w:val="ListBullet"/>
+      </w:pPr>
+      <w:r>
+        <w:t>Fonte pública recomendada: 厚生労働省, 金融庁, 条件約款および保険会社の請求書類</w:t>
+      </w:r>
+    </w:p>
+    <w:p>
+      <w:pPr>
+        <w:pStyle w:val="Heading2"/>
+      </w:pPr>
+      <w:r>
+        <w:t>タグ</w:t>
+      </w:r>
+    </w:p>
+    <w:p>
+      <w:pPr>
+        <w:pStyle w:val="ListBullet"/>
+      </w:pPr>
+      <w:r>
+        <w:t>acc</w:t>
+      </w:r>
+    </w:p>
+    <w:p>
+      <w:pPr>
+        <w:pStyle w:val="ListBullet"/>
+      </w:pPr>
+      <w:r>
+        <w:t>internação-por-acidente</w:t>
+      </w:r>
+    </w:p>
+    <w:p>
+      <w:pPr>
+        <w:pStyle w:val="ListBullet"/>
+      </w:pPr>
+      <w:r>
+        <w:t>atendimento</w:t>
+      </w:r>
+    </w:p>
+    <w:p>
+      <w:pPr>
+        <w:pStyle w:val="ListBullet"/>
+      </w:pPr>
+      <w:r>
+        <w:t>japanese-broker</w:t>
+      </w:r>
+    </w:p>
+    <w:p>
+      <w:pPr>
+        <w:pStyle w:val="Heading2"/>
+      </w:pPr>
+      <w:r>
+        <w:t>関連項目</w:t>
+      </w:r>
+    </w:p>
+    <w:p>
+      <w:pPr>
+        <w:pStyle w:val="ListBullet"/>
+      </w:pPr>
+      <w:r>
+        <w:t>`14_FAQ/ACC/FAQ-ACC-0001.md`</w:t>
+      </w:r>
+    </w:p>
+    <w:p>
+      <w:pPr>
+        <w:pStyle w:val="ListBullet"/>
+      </w:pPr>
+      <w:r>
+        <w:t>`00_Project/multi_ai_pilot/ACC_FAQ_MULTI_AI_PILOT_REPORT_2026-06-29.md`</w:t>
+      </w:r>
+    </w:p>
+    <w:p>
+      <w:pPr>
+        <w:pStyle w:val="Heading2"/>
+      </w:pPr>
+      <w:r>
+        <w:t>改訂履歴</w:t>
+      </w:r>
+    </w:p>
+    <w:p>
+      <w:r>
+        <w:t>| Data | Versão | Autor | Alteração |</w:t>
+      </w:r>
+    </w:p>
+    <w:p>
+      <w:r>
+        <w:t>| --- | --- | --- | --- |</w:t>
+      </w:r>
+    </w:p>
+    <w:p>
+      <w:r>
+        <w:t>| 2026-06-29 | 0.1 | JP-BR Insurance Knowledge Base | Criação inicial. |</w:t>
+      </w:r>
+    </w:p>
+    <w:p>
+      <w:r>
+        <w:t>---</w:t>
+      </w:r>
+    </w:p>
+    <w:p>
+      <w:pPr>
+        <w:pStyle w:val="Heading1"/>
+      </w:pPr>
+      <w:r>
+        <w:t>ACC-0008 - 手術保険金 - Benefício por cirurgia causada por acidente</w:t>
+      </w:r>
+    </w:p>
+    <w:p>
+      <w:pPr>
+        <w:pStyle w:val="Heading2"/>
+      </w:pPr>
+      <w:r>
+        <w:t>管理情報</w:t>
+      </w:r>
+    </w:p>
+    <w:p>
+      <w:pPr>
+        <w:pStyle w:val="ListBullet"/>
+      </w:pPr>
+      <w:r>
+        <w:t>Versão: 0.1</w:t>
+      </w:r>
+    </w:p>
+    <w:p>
+      <w:pPr>
+        <w:pStyle w:val="ListBullet"/>
+      </w:pPr>
+      <w:r>
+        <w:t>Data: 2026-06-29</w:t>
+      </w:r>
+    </w:p>
+    <w:p>
+      <w:pPr>
+        <w:pStyle w:val="ListBullet"/>
+      </w:pPr>
+      <w:r>
+        <w:t>Autor: JP-BR Insurance Knowledge Base</w:t>
+      </w:r>
+    </w:p>
+    <w:p>
+      <w:pPr>
+        <w:pStyle w:val="ListBullet"/>
+      </w:pPr>
+      <w:r>
+        <w:t>Histórico: Criação inicial a partir do piloto multi-IA ACC, com revisão editorial central.</w:t>
+      </w:r>
+    </w:p>
+    <w:p>
+      <w:pPr>
+        <w:pStyle w:val="Heading2"/>
+      </w:pPr>
+      <w:r>
+        <w:t>コード</w:t>
+      </w:r>
+    </w:p>
+    <w:p>
+      <w:r>
+        <w:t>ACC-0008</w:t>
+      </w:r>
+    </w:p>
+    <w:p>
+      <w:pPr>
+        <w:pStyle w:val="Heading2"/>
+      </w:pPr>
+      <w:r>
+        <w:t>カテゴリー</w:t>
+      </w:r>
+    </w:p>
+    <w:p>
+      <w:r>
+        <w:t>ACC</w:t>
+      </w:r>
+    </w:p>
+    <w:p>
+      <w:pPr>
+        <w:pStyle w:val="Heading2"/>
+      </w:pPr>
+      <w:r>
+        <w:t>日本語用語</w:t>
+      </w:r>
+    </w:p>
+    <w:p>
+      <w:r>
+        <w:t>手術保険金</w:t>
+      </w:r>
+    </w:p>
+    <w:p>
+      <w:pPr>
+        <w:pStyle w:val="Heading2"/>
+      </w:pPr>
+      <w:r>
+        <w:t>ポルトガル語訳</w:t>
+      </w:r>
+    </w:p>
+    <w:p>
+      <w:r>
+        <w:t>Benefício por cirurgia causada por acidente</w:t>
+      </w:r>
+    </w:p>
+    <w:p>
+      <w:pPr>
+        <w:pStyle w:val="Heading2"/>
+      </w:pPr>
+      <w:r>
+        <w:t>技術的定義</w:t>
+      </w:r>
+    </w:p>
+    <w:p>
+      <w:r>
+        <w:t>手術保険金とは、傷害保険、事故対応、保険金請求または契約確認において確認すべき用語です。実際の取り扱いは、契約条件、事故原因、必要書類、発生日、治療内容、就業状況および保険会社の査定によって異なります。</w:t>
+      </w:r>
+    </w:p>
+    <w:p>
+      <w:pPr>
+        <w:pStyle w:val="Heading2"/>
+      </w:pPr>
+      <w:r>
+        <w:t>簡単な説明</w:t>
+      </w:r>
+    </w:p>
+    <w:p>
+      <w:r>
+        <w:t>募集人は、お客様の事故状況、契約内容、必要書類、対象外となる可能性を分けて確認し、支払可否を断定せずに案内します。</w:t>
+      </w:r>
+    </w:p>
+    <w:p>
+      <w:pPr>
+        <w:pStyle w:val="Heading2"/>
+      </w:pPr>
+      <w:r>
+        <w:t>ブラジル人顧客への説明方法</w:t>
+      </w:r>
+    </w:p>
+    <w:p>
+      <w:pPr>
+        <w:pStyle w:val="Heading3"/>
+      </w:pPr>
+      <w:r>
+        <w:t>ポルトガル語で伝える内容</w:t>
+      </w:r>
+    </w:p>
+    <w:p>
+      <w:r>
+        <w:t>Vamos confirmar benefício por cirurgia causada por acidente e explicar de forma simples, conforme o contrato.</w:t>
+      </w:r>
+    </w:p>
+    <w:p>
+      <w:pPr>
+        <w:pStyle w:val="Heading3"/>
+      </w:pPr>
+      <w:r>
+        <w:t>カタカナ読み</w:t>
+      </w:r>
+    </w:p>
+    <w:p>
+      <w:r>
+        <w:t>ヴァモス コンフィルマール ベネフィシオ ポル シルルジア カウザーダ ポル アシデンチ イ エスプリカール ジ フォルマ シンプレス コンフォルミ オ コントラート</w:t>
+      </w:r>
+    </w:p>
+    <w:p>
+      <w:r>
+        <w:t>日本語確認用: 「Benefício por cirurgia causada por acidente」について、契約内容と事故状況に沿って分かりやすく確認します。</w:t>
+      </w:r>
+    </w:p>
+    <w:p>
+      <w:pPr>
+        <w:pStyle w:val="Heading2"/>
+      </w:pPr>
+      <w:r>
+        <w:t>使用フレーズ</w:t>
+      </w:r>
+    </w:p>
+    <w:p>
+      <w:pPr>
+        <w:pStyle w:val="Heading3"/>
+      </w:pPr>
+      <w:r>
+        <w:t>社内確認用の日本語</w:t>
+      </w:r>
+    </w:p>
+    <w:p>
+      <w:pPr>
+        <w:pStyle w:val="ListBullet"/>
+      </w:pPr>
+      <w:r>
+        <w:t>手術保険金について確認しましょう。</w:t>
+      </w:r>
+    </w:p>
+    <w:p>
+      <w:pPr>
+        <w:pStyle w:val="ListBullet"/>
+      </w:pPr>
+      <w:r>
+        <w:t>契約内容、事故原因、必要書類を分けて確認します。</w:t>
+      </w:r>
+    </w:p>
+    <w:p>
+      <w:pPr>
+        <w:pStyle w:val="Heading3"/>
+      </w:pPr>
+      <w:r>
+        <w:t>顧客に伝えるポルトガル語</w:t>
+      </w:r>
+    </w:p>
+    <w:p>
+      <w:pPr>
+        <w:pStyle w:val="ListBullet"/>
+      </w:pPr>
+      <w:r>
+        <w:t>Vamos confirmar benefício por cirurgia causada por acidente.</w:t>
+      </w:r>
+    </w:p>
+    <w:p>
+      <w:pPr>
+        <w:pStyle w:val="ListBullet"/>
+      </w:pPr>
+      <w:r>
+        <w:t>カタカナ読み: ヴァモス コンフィルマール ベネフィシオ ポル シルルジア カウザーダ ポル アシデンチ</w:t>
+      </w:r>
+    </w:p>
+    <w:p>
+      <w:pPr>
+        <w:pStyle w:val="ListBullet"/>
+      </w:pPr>
+      <w:r>
+        <w:t>Vou explicar de forma simples, conforme o contrato.</w:t>
+      </w:r>
+    </w:p>
+    <w:p>
+      <w:pPr>
+        <w:pStyle w:val="ListBullet"/>
+      </w:pPr>
+      <w:r>
+        <w:t>カタカナ読み: ヴォウ エスプリカール ジ フォルマ シンプレス コンフォルミ オ コントラート</w:t>
+      </w:r>
+    </w:p>
+    <w:p>
+      <w:pPr>
+        <w:pStyle w:val="Heading2"/>
+      </w:pPr>
+      <w:r>
+        <w:t>よくある質問</w:t>
+      </w:r>
+    </w:p>
+    <w:p>
+      <w:pPr>
+        <w:pStyle w:val="ListBullet"/>
+      </w:pPr>
+      <w:r>
         <w:t>FAQ-ACC-0001</w:t>
       </w:r>
     </w:p>
     <w:p>
       <w:pPr>
+        <w:pStyle w:val="Heading2"/>
+      </w:pPr>
+      <w:r>
+        <w:t>関連用語</w:t>
+      </w:r>
+    </w:p>
+    <w:p>
+      <w:pPr>
         <w:pStyle w:val="ListBullet"/>
       </w:pPr>
       <w:r>
-        <w:t>FAQ-ACC-0002</w:t>
+        <w:t>ACC-0001 - 傷害保険 - Seguro de acidentes pessoais</w:t>
       </w:r>
     </w:p>
     <w:p>
@@ -395,7 +3315,15 @@
         <w:pStyle w:val="ListBullet"/>
       </w:pPr>
       <w:r>
-        <w:t>FAQ-ACC-0003</w:t>
+        <w:t>ACC-0002 - 労災保険 - Seguro de acidente de trabalho</w:t>
+      </w:r>
+    </w:p>
+    <w:p>
+      <w:pPr>
+        <w:pStyle w:val="ListBullet"/>
+      </w:pPr>
+      <w:r>
+        <w:t>ACC-0003 - 通勤災害 - Acidente no trajeto de trabalho</w:t>
       </w:r>
     </w:p>
     <w:p>
@@ -403,6 +3331,22 @@
         <w:pStyle w:val="Heading2"/>
       </w:pPr>
       <w:r>
+        <w:t>相互参照</w:t>
+      </w:r>
+    </w:p>
+    <w:p>
+      <w:pPr>
+        <w:pStyle w:val="ListBullet"/>
+      </w:pPr>
+      <w:r>
+        <w:t>FAQ-ACC-0001</w:t>
+      </w:r>
+    </w:p>
+    <w:p>
+      <w:pPr>
+        <w:pStyle w:val="Heading2"/>
+      </w:pPr>
+      <w:r>
         <w:t>参考資料</w:t>
       </w:r>
     </w:p>
@@ -443,7 +3387,7 @@
         <w:pStyle w:val="ListBullet"/>
       </w:pPr>
       <w:r>
-        <w:t>accidente-pessoal</w:t>
+        <w:t>cirurgia-por-acidente</w:t>
       </w:r>
     </w:p>
     <w:p>
@@ -494,117 +3438,456 @@
         <w:t>改訂履歴</w:t>
       </w:r>
     </w:p>
-    <w:tbl>
-      <w:tblPr>
-        <w:tblStyle w:val="TableGrid"/>
-        <w:tblW w:type="auto" w:w="0"/>
-        <w:tblLook w:firstColumn="1" w:firstRow="1" w:lastColumn="0" w:lastRow="0" w:noHBand="0" w:noVBand="1" w:val="04A0"/>
-      </w:tblPr>
-      <w:tblGrid>
-        <w:gridCol w:w="2520"/>
-        <w:gridCol w:w="2520"/>
-        <w:gridCol w:w="2520"/>
-        <w:gridCol w:w="2520"/>
-      </w:tblGrid>
-      <w:tr>
-        <w:tc>
-          <w:tcPr>
-            <w:tcW w:type="dxa" w:w="2520"/>
-          </w:tcPr>
-          <w:p>
-            <w:r>
-              <w:t>Data</w:t>
-            </w:r>
-          </w:p>
-        </w:tc>
-        <w:tc>
-          <w:tcPr>
-            <w:tcW w:type="dxa" w:w="2520"/>
-          </w:tcPr>
-          <w:p>
-            <w:r>
-              <w:t>Versão</w:t>
-            </w:r>
-          </w:p>
-        </w:tc>
-        <w:tc>
-          <w:tcPr>
-            <w:tcW w:type="dxa" w:w="2520"/>
-          </w:tcPr>
-          <w:p>
-            <w:r>
-              <w:t>Autor</w:t>
-            </w:r>
-          </w:p>
-        </w:tc>
-        <w:tc>
-          <w:tcPr>
-            <w:tcW w:type="dxa" w:w="2520"/>
-          </w:tcPr>
-          <w:p>
-            <w:r>
-              <w:t>Alteração</w:t>
-            </w:r>
-          </w:p>
-        </w:tc>
-      </w:tr>
-      <w:tr>
-        <w:tc>
-          <w:tcPr>
-            <w:tcW w:type="dxa" w:w="2520"/>
-          </w:tcPr>
-          <w:p>
-            <w:r>
-              <w:t>2026-06-29</w:t>
-            </w:r>
-          </w:p>
-        </w:tc>
-        <w:tc>
-          <w:tcPr>
-            <w:tcW w:type="dxa" w:w="2520"/>
-          </w:tcPr>
-          <w:p>
-            <w:r>
-              <w:t>0.1</w:t>
-            </w:r>
-          </w:p>
-        </w:tc>
-        <w:tc>
-          <w:tcPr>
-            <w:tcW w:type="dxa" w:w="2520"/>
-          </w:tcPr>
-          <w:p>
-            <w:r>
-              <w:t>JP-BR Insurance Knowledge Base</w:t>
-            </w:r>
-          </w:p>
-        </w:tc>
-        <w:tc>
-          <w:tcPr>
-            <w:tcW w:type="dxa" w:w="2520"/>
-          </w:tcPr>
-          <w:p>
-            <w:r>
-              <w:t>Criação inicial.</w:t>
-            </w:r>
-          </w:p>
-        </w:tc>
-      </w:tr>
-    </w:tbl>
-    <w:p/>
+    <w:p>
+      <w:r>
+        <w:t>| Data | Versão | Autor | Alteração |</w:t>
+      </w:r>
+    </w:p>
+    <w:p>
+      <w:r>
+        <w:t>| --- | --- | --- | --- |</w:t>
+      </w:r>
+    </w:p>
+    <w:p>
+      <w:r>
+        <w:t>| 2026-06-29 | 0.1 | JP-BR Insurance Knowledge Base | Criação inicial. |</w:t>
+      </w:r>
+    </w:p>
+    <w:p>
+      <w:r>
+        <w:t>---</w:t>
+      </w:r>
+    </w:p>
     <w:p>
       <w:pPr>
         <w:pStyle w:val="Heading1"/>
       </w:pPr>
       <w:r>
+        <w:t>ACC-0009 - 免責日数 - Franquia temporal em dias</w:t>
+      </w:r>
+    </w:p>
+    <w:p>
+      <w:pPr>
+        <w:pStyle w:val="Heading2"/>
+      </w:pPr>
+      <w:r>
+        <w:t>管理情報</w:t>
+      </w:r>
+    </w:p>
+    <w:p>
+      <w:pPr>
+        <w:pStyle w:val="ListBullet"/>
+      </w:pPr>
+      <w:r>
+        <w:t>Versão: 0.1</w:t>
+      </w:r>
+    </w:p>
+    <w:p>
+      <w:pPr>
+        <w:pStyle w:val="ListBullet"/>
+      </w:pPr>
+      <w:r>
+        <w:t>Data: 2026-06-29</w:t>
+      </w:r>
+    </w:p>
+    <w:p>
+      <w:pPr>
+        <w:pStyle w:val="ListBullet"/>
+      </w:pPr>
+      <w:r>
+        <w:t>Autor: JP-BR Insurance Knowledge Base</w:t>
+      </w:r>
+    </w:p>
+    <w:p>
+      <w:pPr>
+        <w:pStyle w:val="ListBullet"/>
+      </w:pPr>
+      <w:r>
+        <w:t>Histórico: Criação inicial a partir do piloto multi-IA ACC, com revisão editorial central.</w:t>
+      </w:r>
+    </w:p>
+    <w:p>
+      <w:pPr>
+        <w:pStyle w:val="Heading2"/>
+      </w:pPr>
+      <w:r>
+        <w:t>コード</w:t>
+      </w:r>
+    </w:p>
+    <w:p>
+      <w:r>
+        <w:t>ACC-0009</w:t>
+      </w:r>
+    </w:p>
+    <w:p>
+      <w:pPr>
+        <w:pStyle w:val="Heading2"/>
+      </w:pPr>
+      <w:r>
+        <w:t>カテゴリー</w:t>
+      </w:r>
+    </w:p>
+    <w:p>
+      <w:r>
+        <w:t>ACC</w:t>
+      </w:r>
+    </w:p>
+    <w:p>
+      <w:pPr>
+        <w:pStyle w:val="Heading2"/>
+      </w:pPr>
+      <w:r>
+        <w:t>日本語用語</w:t>
+      </w:r>
+    </w:p>
+    <w:p>
+      <w:r>
+        <w:t>免責日数</w:t>
+      </w:r>
+    </w:p>
+    <w:p>
+      <w:pPr>
+        <w:pStyle w:val="Heading2"/>
+      </w:pPr>
+      <w:r>
+        <w:t>ポルトガル語訳</w:t>
+      </w:r>
+    </w:p>
+    <w:p>
+      <w:r>
+        <w:t>Franquia temporal em dias</w:t>
+      </w:r>
+    </w:p>
+    <w:p>
+      <w:pPr>
+        <w:pStyle w:val="Heading2"/>
+      </w:pPr>
+      <w:r>
+        <w:t>技術的定義</w:t>
+      </w:r>
+    </w:p>
+    <w:p>
+      <w:r>
+        <w:t>免責日数とは、傷害保険、事故対応、保険金請求または契約確認において確認すべき用語です。実際の取り扱いは、契約条件、事故原因、必要書類、発生日、治療内容、就業状況および保険会社の査定によって異なります。</w:t>
+      </w:r>
+    </w:p>
+    <w:p>
+      <w:pPr>
+        <w:pStyle w:val="Heading2"/>
+      </w:pPr>
+      <w:r>
+        <w:t>簡単な説明</w:t>
+      </w:r>
+    </w:p>
+    <w:p>
+      <w:r>
+        <w:t>募集人は、お客様の事故状況、契約内容、必要書類、対象外となる可能性を分けて確認し、支払可否を断定せずに案内します。</w:t>
+      </w:r>
+    </w:p>
+    <w:p>
+      <w:pPr>
+        <w:pStyle w:val="Heading2"/>
+      </w:pPr>
+      <w:r>
+        <w:t>ブラジル人顧客への説明方法</w:t>
+      </w:r>
+    </w:p>
+    <w:p>
+      <w:pPr>
+        <w:pStyle w:val="Heading3"/>
+      </w:pPr>
+      <w:r>
+        <w:t>ポルトガル語で伝える内容</w:t>
+      </w:r>
+    </w:p>
+    <w:p>
+      <w:r>
+        <w:t>Vamos confirmar franquia temporal em dias e explicar de forma simples, conforme o contrato.</w:t>
+      </w:r>
+    </w:p>
+    <w:p>
+      <w:pPr>
+        <w:pStyle w:val="Heading3"/>
+      </w:pPr>
+      <w:r>
+        <w:t>カタカナ読み</w:t>
+      </w:r>
+    </w:p>
+    <w:p>
+      <w:r>
+        <w:t>ヴァモス コンフィルマール フランキア テンポラウ エン ジアス イ エスプリカール ジ フォルマ シンプレス コンフォルミ オ コントラート</w:t>
+      </w:r>
+    </w:p>
+    <w:p>
+      <w:r>
+        <w:t>日本語確認用: 「Franquia temporal em dias」について、契約内容と事故状況に沿って分かりやすく確認します。</w:t>
+      </w:r>
+    </w:p>
+    <w:p>
+      <w:pPr>
+        <w:pStyle w:val="Heading2"/>
+      </w:pPr>
+      <w:r>
+        <w:t>使用フレーズ</w:t>
+      </w:r>
+    </w:p>
+    <w:p>
+      <w:pPr>
+        <w:pStyle w:val="Heading3"/>
+      </w:pPr>
+      <w:r>
+        <w:t>社内確認用の日本語</w:t>
+      </w:r>
+    </w:p>
+    <w:p>
+      <w:pPr>
+        <w:pStyle w:val="ListBullet"/>
+      </w:pPr>
+      <w:r>
+        <w:t>免責日数について確認しましょう。</w:t>
+      </w:r>
+    </w:p>
+    <w:p>
+      <w:pPr>
+        <w:pStyle w:val="ListBullet"/>
+      </w:pPr>
+      <w:r>
+        <w:t>契約内容、事故原因、必要書類を分けて確認します。</w:t>
+      </w:r>
+    </w:p>
+    <w:p>
+      <w:pPr>
+        <w:pStyle w:val="Heading3"/>
+      </w:pPr>
+      <w:r>
+        <w:t>顧客に伝えるポルトガル語</w:t>
+      </w:r>
+    </w:p>
+    <w:p>
+      <w:pPr>
+        <w:pStyle w:val="ListBullet"/>
+      </w:pPr>
+      <w:r>
+        <w:t>Vamos confirmar franquia temporal em dias.</w:t>
+      </w:r>
+    </w:p>
+    <w:p>
+      <w:pPr>
+        <w:pStyle w:val="ListBullet"/>
+      </w:pPr>
+      <w:r>
+        <w:t>カタカナ読み: ヴァモス コンフィルマール フランキア テンポラウ エン ジアス</w:t>
+      </w:r>
+    </w:p>
+    <w:p>
+      <w:pPr>
+        <w:pStyle w:val="ListBullet"/>
+      </w:pPr>
+      <w:r>
+        <w:t>Vou explicar de forma simples, conforme o contrato.</w:t>
+      </w:r>
+    </w:p>
+    <w:p>
+      <w:pPr>
+        <w:pStyle w:val="ListBullet"/>
+      </w:pPr>
+      <w:r>
+        <w:t>カタカナ読み: ヴォウ エスプリカール ジ フォルマ シンプレス コンフォルミ オ コントラート</w:t>
+      </w:r>
+    </w:p>
+    <w:p>
+      <w:pPr>
+        <w:pStyle w:val="Heading2"/>
+      </w:pPr>
+      <w:r>
+        <w:t>よくある質問</w:t>
+      </w:r>
+    </w:p>
+    <w:p>
+      <w:pPr>
+        <w:pStyle w:val="ListBullet"/>
+      </w:pPr>
+      <w:r>
+        <w:t>FAQ-ACC-0005</w:t>
+      </w:r>
+    </w:p>
+    <w:p>
+      <w:pPr>
+        <w:pStyle w:val="Heading2"/>
+      </w:pPr>
+      <w:r>
+        <w:t>関連用語</w:t>
+      </w:r>
+    </w:p>
+    <w:p>
+      <w:pPr>
+        <w:pStyle w:val="ListBullet"/>
+      </w:pPr>
+      <w:r>
+        <w:t>ACC-0001 - 傷害保険 - Seguro de acidentes pessoais</w:t>
+      </w:r>
+    </w:p>
+    <w:p>
+      <w:pPr>
+        <w:pStyle w:val="ListBullet"/>
+      </w:pPr>
+      <w:r>
         <w:t>ACC-0002 - 労災保険 - Seguro de acidente de trabalho</w:t>
       </w:r>
     </w:p>
     <w:p>
       <w:pPr>
+        <w:pStyle w:val="ListBullet"/>
+      </w:pPr>
+      <w:r>
+        <w:t>ACC-0003 - 通勤災害 - Acidente no trajeto de trabalho</w:t>
+      </w:r>
+    </w:p>
+    <w:p>
+      <w:pPr>
         <w:pStyle w:val="Heading2"/>
       </w:pPr>
       <w:r>
+        <w:t>相互参照</w:t>
+      </w:r>
+    </w:p>
+    <w:p>
+      <w:pPr>
+        <w:pStyle w:val="ListBullet"/>
+      </w:pPr>
+      <w:r>
+        <w:t>FAQ-ACC-0005</w:t>
+      </w:r>
+    </w:p>
+    <w:p>
+      <w:pPr>
+        <w:pStyle w:val="Heading2"/>
+      </w:pPr>
+      <w:r>
+        <w:t>参考資料</w:t>
+      </w:r>
+    </w:p>
+    <w:p>
+      <w:pPr>
+        <w:pStyle w:val="ListBullet"/>
+      </w:pPr>
+      <w:r>
+        <w:t>Documento interno: `00_Project/multi_ai_pilot/ACC_FAQ_MULTI_AI_PILOT_REPORT_2026-06-29.md`</w:t>
+      </w:r>
+    </w:p>
+    <w:p>
+      <w:pPr>
+        <w:pStyle w:val="ListBullet"/>
+      </w:pPr>
+      <w:r>
+        <w:t>Fonte pública recomendada: 厚生労働省, 金融庁, 条件約款および保険会社の請求書類</w:t>
+      </w:r>
+    </w:p>
+    <w:p>
+      <w:pPr>
+        <w:pStyle w:val="Heading2"/>
+      </w:pPr>
+      <w:r>
+        <w:t>タグ</w:t>
+      </w:r>
+    </w:p>
+    <w:p>
+      <w:pPr>
+        <w:pStyle w:val="ListBullet"/>
+      </w:pPr>
+      <w:r>
+        <w:t>acc</w:t>
+      </w:r>
+    </w:p>
+    <w:p>
+      <w:pPr>
+        <w:pStyle w:val="ListBullet"/>
+      </w:pPr>
+      <w:r>
+        <w:t>franquia-temporal</w:t>
+      </w:r>
+    </w:p>
+    <w:p>
+      <w:pPr>
+        <w:pStyle w:val="ListBullet"/>
+      </w:pPr>
+      <w:r>
+        <w:t>atendimento</w:t>
+      </w:r>
+    </w:p>
+    <w:p>
+      <w:pPr>
+        <w:pStyle w:val="ListBullet"/>
+      </w:pPr>
+      <w:r>
+        <w:t>japanese-broker</w:t>
+      </w:r>
+    </w:p>
+    <w:p>
+      <w:pPr>
+        <w:pStyle w:val="Heading2"/>
+      </w:pPr>
+      <w:r>
+        <w:t>関連項目</w:t>
+      </w:r>
+    </w:p>
+    <w:p>
+      <w:pPr>
+        <w:pStyle w:val="ListBullet"/>
+      </w:pPr>
+      <w:r>
+        <w:t>`14_FAQ/ACC/FAQ-ACC-0001.md`</w:t>
+      </w:r>
+    </w:p>
+    <w:p>
+      <w:pPr>
+        <w:pStyle w:val="ListBullet"/>
+      </w:pPr>
+      <w:r>
+        <w:t>`00_Project/multi_ai_pilot/ACC_FAQ_MULTI_AI_PILOT_REPORT_2026-06-29.md`</w:t>
+      </w:r>
+    </w:p>
+    <w:p>
+      <w:pPr>
+        <w:pStyle w:val="Heading2"/>
+      </w:pPr>
+      <w:r>
+        <w:t>改訂履歴</w:t>
+      </w:r>
+    </w:p>
+    <w:p>
+      <w:r>
+        <w:t>| Data | Versão | Autor | Alteração |</w:t>
+      </w:r>
+    </w:p>
+    <w:p>
+      <w:r>
+        <w:t>| --- | --- | --- | --- |</w:t>
+      </w:r>
+    </w:p>
+    <w:p>
+      <w:r>
+        <w:t>| 2026-06-29 | 0.1 | JP-BR Insurance Knowledge Base | Criação inicial. |</w:t>
+      </w:r>
+    </w:p>
+    <w:p>
+      <w:r>
+        <w:t>---</w:t>
+      </w:r>
+    </w:p>
+    <w:p>
+      <w:pPr>
+        <w:pStyle w:val="Heading1"/>
+      </w:pPr>
+      <w:r>
+        <w:t>ACC-0010 - 免責事由 - Exclusões contratuais</w:t>
+      </w:r>
+    </w:p>
+    <w:p>
+      <w:pPr>
+        <w:pStyle w:val="Heading2"/>
+      </w:pPr>
+      <w:r>
         <w:t>管理情報</w:t>
       </w:r>
     </w:p>
@@ -650,7 +3933,7 @@
     </w:p>
     <w:p>
       <w:r>
-        <w:t>ACC-0002</w:t>
+        <w:t>ACC-0010</w:t>
       </w:r>
     </w:p>
     <w:p>
@@ -676,7 +3959,7 @@
     </w:p>
     <w:p>
       <w:r>
-        <w:t>労災保険</w:t>
+        <w:t>免責事由</w:t>
       </w:r>
     </w:p>
     <w:p>
@@ -689,7 +3972,7 @@
     </w:p>
     <w:p>
       <w:r>
-        <w:t>Seguro de acidente de trabalho</w:t>
+        <w:t>Exclusões contratuais</w:t>
       </w:r>
     </w:p>
     <w:p>
@@ -702,7 +3985,7 @@
     </w:p>
     <w:p>
       <w:r>
-        <w:t>労災保険とは、傷害保険、事故対応、保険金請求または契約確認において確認すべき用語です。実際の取り扱いは、契約条件、事故原因、必要書類、発生日、治療内容、就業状況および保険会社の査定によって異なります。</w:t>
+        <w:t>免責事由とは、傷害保険、事故対応、保険金請求または契約確認において確認すべき用語です。実際の取り扱いは、契約条件、事故原因、必要書類、発生日、治療内容、就業状況および保険会社の査定によって異なります。</w:t>
       </w:r>
     </w:p>
     <w:p>
@@ -731,12 +4014,12 @@
         <w:pStyle w:val="Heading3"/>
       </w:pPr>
       <w:r>
-        <w:t>PT-Br</w:t>
-      </w:r>
-    </w:p>
-    <w:p>
-      <w:r>
-        <w:t>Vamos confirmar seguro de acidente de trabalho e explicar de forma simples, conforme o contrato.</w:t>
+        <w:t>ポルトガル語で伝える内容</w:t>
+      </w:r>
+    </w:p>
+    <w:p>
+      <w:r>
+        <w:t>Vamos confirmar exclusões contratuais e explicar de forma simples, conforme o contrato.</w:t>
       </w:r>
     </w:p>
     <w:p>
@@ -744,17 +4027,25 @@
         <w:pStyle w:val="Heading3"/>
       </w:pPr>
       <w:r>
-        <w:t>JP（ふりがな）</w:t>
-      </w:r>
-    </w:p>
-    <w:p>
-      <w:r>
-        <w:t>「Seguro de acidente de trabalho」について、契約内容と事故状況に沿って分かりやすく確認します。</w:t>
-      </w:r>
-    </w:p>
-    <w:p>
-      <w:r>
-        <w:t>ふりがな: 「セグーロ ジ アシデンチ ジ トラバーリョ」について、けいやくないようとじこじょうきょうにそって、わかりやすくかくにんします。</w:t>
+        <w:t>カタカナ読み</w:t>
+      </w:r>
+    </w:p>
+    <w:p>
+      <w:r>
+        <w:t>ヴァモス コンフィルマール エスクルゾィンス コントラトゥアイス イ エスプリカール ジ フォルマ シンプレス コンフォルミ オ コントラート</w:t>
+      </w:r>
+    </w:p>
+    <w:p>
+      <w:r>
+        <w:t>日本語確認用: 「Exclusões contratuais」について、契約内容と事故状況に沿って分かりやすく確認します。</w:t>
+      </w:r>
+    </w:p>
+    <w:p>
+      <w:pPr>
+        <w:pStyle w:val="Heading2"/>
+      </w:pPr>
+      <w:r>
+        <w:t>使用フレーズ</w:t>
       </w:r>
     </w:p>
     <w:p>
@@ -762,12 +4053,63 @@
         <w:pStyle w:val="Heading3"/>
       </w:pPr>
       <w:r>
-        <w:t>Leitura de apoio para o corretor</w:t>
-      </w:r>
-    </w:p>
-    <w:p>
-      <w:r>
-        <w:t>ヴァモス コンフィルマール セグーロ ジ アシデンチ ジ トラバーリョ イ エスプリカール ジ フォルマ シンプレス コンフォルミ オ コントラート</w:t>
+        <w:t>社内確認用の日本語</w:t>
+      </w:r>
+    </w:p>
+    <w:p>
+      <w:pPr>
+        <w:pStyle w:val="ListBullet"/>
+      </w:pPr>
+      <w:r>
+        <w:t>免責事由について確認しましょう。</w:t>
+      </w:r>
+    </w:p>
+    <w:p>
+      <w:pPr>
+        <w:pStyle w:val="ListBullet"/>
+      </w:pPr>
+      <w:r>
+        <w:t>契約内容、事故原因、必要書類を分けて確認します。</w:t>
+      </w:r>
+    </w:p>
+    <w:p>
+      <w:pPr>
+        <w:pStyle w:val="Heading3"/>
+      </w:pPr>
+      <w:r>
+        <w:t>顧客に伝えるポルトガル語</w:t>
+      </w:r>
+    </w:p>
+    <w:p>
+      <w:pPr>
+        <w:pStyle w:val="ListBullet"/>
+      </w:pPr>
+      <w:r>
+        <w:t>Vamos confirmar exclusões contratuais.</w:t>
+      </w:r>
+    </w:p>
+    <w:p>
+      <w:pPr>
+        <w:pStyle w:val="ListBullet"/>
+      </w:pPr>
+      <w:r>
+        <w:t>カタカナ読み: ヴァモス コンフィルマール エスクルゾィンス コントラトゥアイス</w:t>
+      </w:r>
+    </w:p>
+    <w:p>
+      <w:pPr>
+        <w:pStyle w:val="ListBullet"/>
+      </w:pPr>
+      <w:r>
+        <w:t>Vou explicar de forma simples, conforme o contrato.</w:t>
+      </w:r>
+    </w:p>
+    <w:p>
+      <w:pPr>
+        <w:pStyle w:val="ListBullet"/>
+      </w:pPr>
+      <w:r>
+        <w:t>カタカナ読み: ヴォウ エスプリカール ジ フォルマ シンプレス コンフォルミ オ コントラート</w:t>
       </w:r>
     </w:p>
     <w:p>
@@ -775,15 +4117,7 @@
         <w:pStyle w:val="Heading2"/>
       </w:pPr>
       <w:r>
-        <w:t>使用フレーズ</w:t>
-      </w:r>
-    </w:p>
-    <w:p>
-      <w:pPr>
-        <w:pStyle w:val="Heading3"/>
-      </w:pPr>
-      <w:r>
-        <w:t>Japonês</w:t>
+        <w:t>よくある質問</w:t>
       </w:r>
     </w:p>
     <w:p>
@@ -791,7 +4125,15 @@
         <w:pStyle w:val="ListBullet"/>
       </w:pPr>
       <w:r>
-        <w:t>労災保険について確認しましょう。</w:t>
+        <w:t>FAQ-ACC-0005</w:t>
+      </w:r>
+    </w:p>
+    <w:p>
+      <w:pPr>
+        <w:pStyle w:val="Heading2"/>
+      </w:pPr>
+      <w:r>
+        <w:t>関連用語</w:t>
       </w:r>
     </w:p>
     <w:p>
@@ -799,15 +4141,7 @@
         <w:pStyle w:val="ListBullet"/>
       </w:pPr>
       <w:r>
-        <w:t>契約内容、事故原因、必要書類を分けて確認します。</w:t>
-      </w:r>
-    </w:p>
-    <w:p>
-      <w:pPr>
-        <w:pStyle w:val="Heading3"/>
-      </w:pPr>
-      <w:r>
-        <w:t>Português brasileiro</w:t>
+        <w:t>ACC-0001 - 傷害保険 - Seguro de acidentes pessoais</w:t>
       </w:r>
     </w:p>
     <w:p>
@@ -815,12 +4149,7 @@
         <w:pStyle w:val="ListBullet"/>
       </w:pPr>
       <w:r>
-        <w:t>Vamos confirmar seguro de acidente de trabalho.</w:t>
-      </w:r>
-    </w:p>
-    <w:p>
-      <w:r>
-        <w:t xml:space="preserve">  - Leitura de apoio: ヴァモス コンフィルマール セグーロ ジ アシデンチ ジ トラバーリョ</w:t>
+        <w:t>ACC-0002 - 労災保険 - Seguro de acidente de trabalho</w:t>
       </w:r>
     </w:p>
     <w:p>
@@ -828,12 +4157,7 @@
         <w:pStyle w:val="ListBullet"/>
       </w:pPr>
       <w:r>
-        <w:t>Vou explicar de forma simples, conforme o contrato.</w:t>
-      </w:r>
-    </w:p>
-    <w:p>
-      <w:r>
-        <w:t xml:space="preserve">  - Leitura de apoio: ヴォウ エスプリカール ジ フォルマ シンプレス コンフォルミ オ コントラート</w:t>
+        <w:t>ACC-0003 - 通勤災害 - Acidente no trajeto de trabalho</w:t>
       </w:r>
     </w:p>
     <w:p>
@@ -841,7 +4165,7 @@
         <w:pStyle w:val="Heading2"/>
       </w:pPr>
       <w:r>
-        <w:t>よくある質問</w:t>
+        <w:t>相互参照</w:t>
       </w:r>
     </w:p>
     <w:p>
@@ -849,7 +4173,7 @@
         <w:pStyle w:val="ListBullet"/>
       </w:pPr>
       <w:r>
-        <w:t>FAQ-ACC-0001</w:t>
+        <w:t>FAQ-ACC-0005</w:t>
       </w:r>
     </w:p>
     <w:p>
@@ -857,7 +4181,7 @@
         <w:pStyle w:val="Heading2"/>
       </w:pPr>
       <w:r>
-        <w:t>関連用語</w:t>
+        <w:t>参考資料</w:t>
       </w:r>
     </w:p>
     <w:p>
@@ -865,7 +4189,7 @@
         <w:pStyle w:val="ListBullet"/>
       </w:pPr>
       <w:r>
-        <w:t>ACC-0001 - 傷害保険 - Seguro de acidentes pessoais</w:t>
+        <w:t>Documento interno: `00_Project/multi_ai_pilot/ACC_FAQ_MULTI_AI_PILOT_REPORT_2026-06-29.md`</w:t>
       </w:r>
     </w:p>
     <w:p>
@@ -873,7 +4197,15 @@
         <w:pStyle w:val="ListBullet"/>
       </w:pPr>
       <w:r>
-        <w:t>ACC-0003 - 通勤災害 - Acidente no trajeto de trabalho</w:t>
+        <w:t>Fonte pública recomendada: 厚生労働省, 金融庁, 条件約款および保険会社の請求書類</w:t>
+      </w:r>
+    </w:p>
+    <w:p>
+      <w:pPr>
+        <w:pStyle w:val="Heading2"/>
+      </w:pPr>
+      <w:r>
+        <w:t>タグ</w:t>
       </w:r>
     </w:p>
     <w:p>
@@ -881,7 +4213,31 @@
         <w:pStyle w:val="ListBullet"/>
       </w:pPr>
       <w:r>
-        <w:t>ACC-0004 - 事故通知 - Aviso de acidente</w:t>
+        <w:t>acc</w:t>
+      </w:r>
+    </w:p>
+    <w:p>
+      <w:pPr>
+        <w:pStyle w:val="ListBullet"/>
+      </w:pPr>
+      <w:r>
+        <w:t>exclusões-contratuais</w:t>
+      </w:r>
+    </w:p>
+    <w:p>
+      <w:pPr>
+        <w:pStyle w:val="ListBullet"/>
+      </w:pPr>
+      <w:r>
+        <w:t>atendimento</w:t>
+      </w:r>
+    </w:p>
+    <w:p>
+      <w:pPr>
+        <w:pStyle w:val="ListBullet"/>
+      </w:pPr>
+      <w:r>
+        <w:t>japanese-broker</w:t>
       </w:r>
     </w:p>
     <w:p>
@@ -889,7 +4245,7 @@
         <w:pStyle w:val="Heading2"/>
       </w:pPr>
       <w:r>
-        <w:t>相互参照</w:t>
+        <w:t>関連項目</w:t>
       </w:r>
     </w:p>
     <w:p>
@@ -897,7 +4253,15 @@
         <w:pStyle w:val="ListBullet"/>
       </w:pPr>
       <w:r>
-        <w:t>FAQ-ACC-0001</w:t>
+        <w:t>`14_FAQ/ACC/FAQ-ACC-0001.md`</w:t>
+      </w:r>
+    </w:p>
+    <w:p>
+      <w:pPr>
+        <w:pStyle w:val="ListBullet"/>
+      </w:pPr>
+      <w:r>
+        <w:t>`00_Project/multi_ai_pilot/ACC_FAQ_MULTI_AI_PILOT_REPORT_2026-06-29.md`</w:t>
       </w:r>
     </w:p>
     <w:p>
@@ -905,4246 +4269,32 @@
         <w:pStyle w:val="Heading2"/>
       </w:pPr>
       <w:r>
-        <w:t>参考資料</w:t>
-      </w:r>
-    </w:p>
-    <w:p>
-      <w:pPr>
-        <w:pStyle w:val="ListBullet"/>
-      </w:pPr>
-      <w:r>
-        <w:t>Documento interno: `00_Project/multi_ai_pilot/ACC_FAQ_MULTI_AI_PILOT_REPORT_2026-06-29.md`</w:t>
-      </w:r>
-    </w:p>
-    <w:p>
-      <w:pPr>
-        <w:pStyle w:val="ListBullet"/>
-      </w:pPr>
-      <w:r>
-        <w:t>Fonte pública recomendada: 厚生労働省, 金融庁, 条件約款および保険会社の請求書類</w:t>
-      </w:r>
-    </w:p>
-    <w:p>
-      <w:pPr>
-        <w:pStyle w:val="Heading2"/>
-      </w:pPr>
-      <w:r>
-        <w:t>タグ</w:t>
-      </w:r>
-    </w:p>
-    <w:p>
-      <w:pPr>
-        <w:pStyle w:val="ListBullet"/>
-      </w:pPr>
-      <w:r>
-        <w:t>acc</w:t>
-      </w:r>
-    </w:p>
-    <w:p>
-      <w:pPr>
-        <w:pStyle w:val="ListBullet"/>
-      </w:pPr>
-      <w:r>
-        <w:t>acidente-de-trabalho</w:t>
-      </w:r>
-    </w:p>
-    <w:p>
-      <w:pPr>
-        <w:pStyle w:val="ListBullet"/>
-      </w:pPr>
-      <w:r>
-        <w:t>atendimento</w:t>
-      </w:r>
-    </w:p>
-    <w:p>
-      <w:pPr>
-        <w:pStyle w:val="ListBullet"/>
-      </w:pPr>
-      <w:r>
-        <w:t>japanese-broker</w:t>
-      </w:r>
-    </w:p>
-    <w:p>
-      <w:pPr>
-        <w:pStyle w:val="Heading2"/>
-      </w:pPr>
-      <w:r>
-        <w:t>関連項目</w:t>
-      </w:r>
-    </w:p>
-    <w:p>
-      <w:pPr>
-        <w:pStyle w:val="ListBullet"/>
-      </w:pPr>
-      <w:r>
-        <w:t>`14_FAQ/ACC/FAQ-ACC-0001.md`</w:t>
-      </w:r>
-    </w:p>
-    <w:p>
-      <w:pPr>
-        <w:pStyle w:val="ListBullet"/>
-      </w:pPr>
-      <w:r>
-        <w:t>`00_Project/multi_ai_pilot/ACC_FAQ_MULTI_AI_PILOT_REPORT_2026-06-29.md`</w:t>
-      </w:r>
-    </w:p>
-    <w:p>
-      <w:pPr>
-        <w:pStyle w:val="Heading2"/>
-      </w:pPr>
-      <w:r>
         <w:t>改訂履歴</w:t>
       </w:r>
     </w:p>
-    <w:tbl>
-      <w:tblPr>
-        <w:tblStyle w:val="TableGrid"/>
-        <w:tblW w:type="auto" w:w="0"/>
-        <w:tblLook w:firstColumn="1" w:firstRow="1" w:lastColumn="0" w:lastRow="0" w:noHBand="0" w:noVBand="1" w:val="04A0"/>
-      </w:tblPr>
-      <w:tblGrid>
-        <w:gridCol w:w="2520"/>
-        <w:gridCol w:w="2520"/>
-        <w:gridCol w:w="2520"/>
-        <w:gridCol w:w="2520"/>
-      </w:tblGrid>
-      <w:tr>
-        <w:tc>
-          <w:tcPr>
-            <w:tcW w:type="dxa" w:w="2520"/>
-          </w:tcPr>
-          <w:p>
-            <w:r>
-              <w:t>Data</w:t>
-            </w:r>
-          </w:p>
-        </w:tc>
-        <w:tc>
-          <w:tcPr>
-            <w:tcW w:type="dxa" w:w="2520"/>
-          </w:tcPr>
-          <w:p>
-            <w:r>
-              <w:t>Versão</w:t>
-            </w:r>
-          </w:p>
-        </w:tc>
-        <w:tc>
-          <w:tcPr>
-            <w:tcW w:type="dxa" w:w="2520"/>
-          </w:tcPr>
-          <w:p>
-            <w:r>
-              <w:t>Autor</w:t>
-            </w:r>
-          </w:p>
-        </w:tc>
-        <w:tc>
-          <w:tcPr>
-            <w:tcW w:type="dxa" w:w="2520"/>
-          </w:tcPr>
-          <w:p>
-            <w:r>
-              <w:t>Alteração</w:t>
-            </w:r>
-          </w:p>
-        </w:tc>
-      </w:tr>
-      <w:tr>
-        <w:tc>
-          <w:tcPr>
-            <w:tcW w:type="dxa" w:w="2520"/>
-          </w:tcPr>
-          <w:p>
-            <w:r>
-              <w:t>2026-06-29</w:t>
-            </w:r>
-          </w:p>
-        </w:tc>
-        <w:tc>
-          <w:tcPr>
-            <w:tcW w:type="dxa" w:w="2520"/>
-          </w:tcPr>
-          <w:p>
-            <w:r>
-              <w:t>0.1</w:t>
-            </w:r>
-          </w:p>
-        </w:tc>
-        <w:tc>
-          <w:tcPr>
-            <w:tcW w:type="dxa" w:w="2520"/>
-          </w:tcPr>
-          <w:p>
-            <w:r>
-              <w:t>JP-BR Insurance Knowledge Base</w:t>
-            </w:r>
-          </w:p>
-        </w:tc>
-        <w:tc>
-          <w:tcPr>
-            <w:tcW w:type="dxa" w:w="2520"/>
-          </w:tcPr>
-          <w:p>
-            <w:r>
-              <w:t>Criação inicial.</w:t>
-            </w:r>
-          </w:p>
-        </w:tc>
-      </w:tr>
-    </w:tbl>
-    <w:p/>
-    <w:p>
-      <w:pPr>
-        <w:pStyle w:val="Heading1"/>
-      </w:pPr>
-      <w:r>
-        <w:t>ACC-0003 - 通勤災害 - Acidente no trajeto de trabalho</w:t>
-      </w:r>
-    </w:p>
-    <w:p>
-      <w:pPr>
-        <w:pStyle w:val="Heading2"/>
-      </w:pPr>
-      <w:r>
-        <w:t>管理情報</w:t>
-      </w:r>
-    </w:p>
-    <w:p>
-      <w:pPr>
-        <w:pStyle w:val="ListBullet"/>
-      </w:pPr>
-      <w:r>
-        <w:t>Versão: 0.1</w:t>
-      </w:r>
-    </w:p>
-    <w:p>
-      <w:pPr>
-        <w:pStyle w:val="ListBullet"/>
-      </w:pPr>
-      <w:r>
-        <w:t>Data: 2026-06-29</w:t>
-      </w:r>
-    </w:p>
-    <w:p>
-      <w:pPr>
-        <w:pStyle w:val="ListBullet"/>
-      </w:pPr>
-      <w:r>
-        <w:t>Autor: JP-BR Insurance Knowledge Base</w:t>
-      </w:r>
-    </w:p>
-    <w:p>
-      <w:pPr>
-        <w:pStyle w:val="ListBullet"/>
-      </w:pPr>
-      <w:r>
-        <w:t>Histórico: Criação inicial a partir do piloto multi-IA ACC, com revisão editorial central.</w:t>
-      </w:r>
-    </w:p>
-    <w:p>
-      <w:pPr>
-        <w:pStyle w:val="Heading2"/>
-      </w:pPr>
-      <w:r>
-        <w:t>コード</w:t>
-      </w:r>
-    </w:p>
-    <w:p>
-      <w:r>
-        <w:t>ACC-0003</w:t>
-      </w:r>
-    </w:p>
-    <w:p>
-      <w:pPr>
-        <w:pStyle w:val="Heading2"/>
-      </w:pPr>
-      <w:r>
-        <w:t>カテゴリー</w:t>
-      </w:r>
-    </w:p>
-    <w:p>
-      <w:r>
-        <w:t>ACC</w:t>
-      </w:r>
-    </w:p>
-    <w:p>
-      <w:pPr>
-        <w:pStyle w:val="Heading2"/>
-      </w:pPr>
-      <w:r>
-        <w:t>日本語用語</w:t>
-      </w:r>
-    </w:p>
-    <w:p>
-      <w:r>
-        <w:t>通勤災害</w:t>
-      </w:r>
-    </w:p>
-    <w:p>
-      <w:pPr>
-        <w:pStyle w:val="Heading2"/>
-      </w:pPr>
-      <w:r>
-        <w:t>ポルトガル語訳</w:t>
-      </w:r>
-    </w:p>
-    <w:p>
-      <w:r>
-        <w:t>Acidente no trajeto de trabalho</w:t>
-      </w:r>
-    </w:p>
-    <w:p>
-      <w:pPr>
-        <w:pStyle w:val="Heading2"/>
-      </w:pPr>
-      <w:r>
-        <w:t>技術的定義</w:t>
-      </w:r>
-    </w:p>
-    <w:p>
-      <w:r>
-        <w:t>通勤災害とは、傷害保険、事故対応、保険金請求または契約確認において確認すべき用語です。実際の取り扱いは、契約条件、事故原因、必要書類、発生日、治療内容、就業状況および保険会社の査定によって異なります。</w:t>
-      </w:r>
-    </w:p>
-    <w:p>
-      <w:pPr>
-        <w:pStyle w:val="Heading2"/>
-      </w:pPr>
-      <w:r>
-        <w:t>簡単な説明</w:t>
-      </w:r>
-    </w:p>
-    <w:p>
-      <w:r>
-        <w:t>募集人は、お客様の事故状況、契約内容、必要書類、対象外となる可能性を分けて確認し、支払可否を断定せずに案内します。</w:t>
-      </w:r>
-    </w:p>
-    <w:p>
-      <w:pPr>
-        <w:pStyle w:val="Heading2"/>
-      </w:pPr>
-      <w:r>
-        <w:t>ブラジル人顧客への説明方法</w:t>
-      </w:r>
-    </w:p>
-    <w:p>
-      <w:pPr>
-        <w:pStyle w:val="Heading3"/>
-      </w:pPr>
-      <w:r>
-        <w:t>PT-Br</w:t>
-      </w:r>
-    </w:p>
-    <w:p>
-      <w:r>
-        <w:t>Vamos confirmar acidente no trajeto de trabalho e explicar de forma simples, conforme o contrato.</w:t>
-      </w:r>
-    </w:p>
-    <w:p>
-      <w:pPr>
-        <w:pStyle w:val="Heading3"/>
-      </w:pPr>
-      <w:r>
-        <w:t>JP（ふりがな）</w:t>
-      </w:r>
-    </w:p>
-    <w:p>
-      <w:r>
-        <w:t>「Acidente no trajeto de trabalho」について、契約内容と事故状況に沿って分かりやすく確認します。</w:t>
-      </w:r>
-    </w:p>
-    <w:p>
-      <w:r>
-        <w:t>ふりがな: 「アシデンチ ノ トラジェト ジ トラバーリョ」について、けいやくないようとじこじょうきょうにそって、わかりやすくかくにんします。</w:t>
-      </w:r>
-    </w:p>
-    <w:p>
-      <w:pPr>
-        <w:pStyle w:val="Heading3"/>
-      </w:pPr>
-      <w:r>
-        <w:t>Leitura de apoio para o corretor</w:t>
-      </w:r>
-    </w:p>
-    <w:p>
-      <w:r>
-        <w:t>ヴァモス コンフィルマール アシデンチ ノ トラジェト ジ トラバーリョ イ エスプリカール ジ フォルマ シンプレス コンフォルミ オ コントラート</w:t>
-      </w:r>
-    </w:p>
-    <w:p>
-      <w:pPr>
-        <w:pStyle w:val="Heading2"/>
-      </w:pPr>
-      <w:r>
-        <w:t>使用フレーズ</w:t>
-      </w:r>
-    </w:p>
-    <w:p>
-      <w:pPr>
-        <w:pStyle w:val="Heading3"/>
-      </w:pPr>
-      <w:r>
-        <w:t>Japonês</w:t>
-      </w:r>
-    </w:p>
-    <w:p>
-      <w:pPr>
-        <w:pStyle w:val="ListBullet"/>
-      </w:pPr>
-      <w:r>
-        <w:t>通勤災害について確認しましょう。</w:t>
-      </w:r>
-    </w:p>
-    <w:p>
-      <w:pPr>
-        <w:pStyle w:val="ListBullet"/>
-      </w:pPr>
-      <w:r>
-        <w:t>契約内容、事故原因、必要書類を分けて確認します。</w:t>
-      </w:r>
-    </w:p>
-    <w:p>
-      <w:pPr>
-        <w:pStyle w:val="Heading3"/>
-      </w:pPr>
-      <w:r>
-        <w:t>Português brasileiro</w:t>
-      </w:r>
-    </w:p>
-    <w:p>
-      <w:pPr>
-        <w:pStyle w:val="ListBullet"/>
-      </w:pPr>
-      <w:r>
-        <w:t>Vamos confirmar acidente no trajeto de trabalho.</w:t>
-      </w:r>
-    </w:p>
-    <w:p>
-      <w:r>
-        <w:t xml:space="preserve">  - Leitura de apoio: ヴァモス コンフィルマール アシデンチ ノ トラジェト ジ トラバーリョ</w:t>
-      </w:r>
-    </w:p>
-    <w:p>
-      <w:pPr>
-        <w:pStyle w:val="ListBullet"/>
-      </w:pPr>
-      <w:r>
-        <w:t>Vou explicar de forma simples, conforme o contrato.</w:t>
-      </w:r>
-    </w:p>
-    <w:p>
-      <w:r>
-        <w:t xml:space="preserve">  - Leitura de apoio: ヴォウ エスプリカール ジ フォルマ シンプレス コンフォルミ オ コントラート</w:t>
-      </w:r>
-    </w:p>
-    <w:p>
-      <w:pPr>
-        <w:pStyle w:val="Heading2"/>
-      </w:pPr>
-      <w:r>
-        <w:t>よくある質問</w:t>
-      </w:r>
-    </w:p>
-    <w:p>
-      <w:pPr>
-        <w:pStyle w:val="ListBullet"/>
-      </w:pPr>
-      <w:r>
-        <w:t>FAQ-ACC-0001</w:t>
-      </w:r>
-    </w:p>
-    <w:p>
-      <w:pPr>
-        <w:pStyle w:val="Heading2"/>
-      </w:pPr>
-      <w:r>
-        <w:t>関連用語</w:t>
-      </w:r>
-    </w:p>
-    <w:p>
-      <w:pPr>
-        <w:pStyle w:val="ListBullet"/>
-      </w:pPr>
-      <w:r>
-        <w:t>ACC-0001 - 傷害保険 - Seguro de acidentes pessoais</w:t>
-      </w:r>
-    </w:p>
-    <w:p>
-      <w:pPr>
-        <w:pStyle w:val="ListBullet"/>
-      </w:pPr>
-      <w:r>
-        <w:t>ACC-0002 - 労災保険 - Seguro de acidente de trabalho</w:t>
-      </w:r>
-    </w:p>
-    <w:p>
-      <w:pPr>
-        <w:pStyle w:val="ListBullet"/>
-      </w:pPr>
-      <w:r>
-        <w:t>ACC-0004 - 事故通知 - Aviso de acidente</w:t>
-      </w:r>
-    </w:p>
-    <w:p>
-      <w:pPr>
-        <w:pStyle w:val="Heading2"/>
-      </w:pPr>
-      <w:r>
-        <w:t>相互参照</w:t>
-      </w:r>
-    </w:p>
-    <w:p>
-      <w:pPr>
-        <w:pStyle w:val="ListBullet"/>
-      </w:pPr>
-      <w:r>
-        <w:t>FAQ-ACC-0001</w:t>
-      </w:r>
-    </w:p>
-    <w:p>
-      <w:pPr>
-        <w:pStyle w:val="Heading2"/>
-      </w:pPr>
-      <w:r>
-        <w:t>参考資料</w:t>
-      </w:r>
-    </w:p>
-    <w:p>
-      <w:pPr>
-        <w:pStyle w:val="ListBullet"/>
-      </w:pPr>
-      <w:r>
-        <w:t>Documento interno: `00_Project/multi_ai_pilot/ACC_FAQ_MULTI_AI_PILOT_REPORT_2026-06-29.md`</w:t>
-      </w:r>
-    </w:p>
-    <w:p>
-      <w:pPr>
-        <w:pStyle w:val="ListBullet"/>
-      </w:pPr>
-      <w:r>
-        <w:t>Fonte pública recomendada: 厚生労働省, 金融庁, 条件約款および保険会社の請求書類</w:t>
-      </w:r>
-    </w:p>
-    <w:p>
-      <w:pPr>
-        <w:pStyle w:val="Heading2"/>
-      </w:pPr>
-      <w:r>
-        <w:t>タグ</w:t>
-      </w:r>
-    </w:p>
-    <w:p>
-      <w:pPr>
-        <w:pStyle w:val="ListBullet"/>
-      </w:pPr>
-      <w:r>
-        <w:t>acc</w:t>
-      </w:r>
-    </w:p>
-    <w:p>
-      <w:pPr>
-        <w:pStyle w:val="ListBullet"/>
-      </w:pPr>
-      <w:r>
-        <w:t>trajeto-de-trabalho</w:t>
-      </w:r>
-    </w:p>
-    <w:p>
-      <w:pPr>
-        <w:pStyle w:val="ListBullet"/>
-      </w:pPr>
-      <w:r>
-        <w:t>atendimento</w:t>
-      </w:r>
-    </w:p>
-    <w:p>
-      <w:pPr>
-        <w:pStyle w:val="ListBullet"/>
-      </w:pPr>
-      <w:r>
-        <w:t>japanese-broker</w:t>
-      </w:r>
-    </w:p>
-    <w:p>
-      <w:pPr>
-        <w:pStyle w:val="Heading2"/>
-      </w:pPr>
-      <w:r>
-        <w:t>関連項目</w:t>
-      </w:r>
-    </w:p>
-    <w:p>
-      <w:pPr>
-        <w:pStyle w:val="ListBullet"/>
-      </w:pPr>
-      <w:r>
-        <w:t>`14_FAQ/ACC/FAQ-ACC-0001.md`</w:t>
-      </w:r>
-    </w:p>
-    <w:p>
-      <w:pPr>
-        <w:pStyle w:val="ListBullet"/>
-      </w:pPr>
-      <w:r>
-        <w:t>`00_Project/multi_ai_pilot/ACC_FAQ_MULTI_AI_PILOT_REPORT_2026-06-29.md`</w:t>
-      </w:r>
-    </w:p>
-    <w:p>
-      <w:pPr>
-        <w:pStyle w:val="Heading2"/>
-      </w:pPr>
-      <w:r>
-        <w:t>改訂履歴</w:t>
-      </w:r>
-    </w:p>
-    <w:tbl>
-      <w:tblPr>
-        <w:tblStyle w:val="TableGrid"/>
-        <w:tblW w:type="auto" w:w="0"/>
-        <w:tblLook w:firstColumn="1" w:firstRow="1" w:lastColumn="0" w:lastRow="0" w:noHBand="0" w:noVBand="1" w:val="04A0"/>
-      </w:tblPr>
-      <w:tblGrid>
-        <w:gridCol w:w="2520"/>
-        <w:gridCol w:w="2520"/>
-        <w:gridCol w:w="2520"/>
-        <w:gridCol w:w="2520"/>
-      </w:tblGrid>
-      <w:tr>
-        <w:tc>
-          <w:tcPr>
-            <w:tcW w:type="dxa" w:w="2520"/>
-          </w:tcPr>
-          <w:p>
-            <w:r>
-              <w:t>Data</w:t>
-            </w:r>
-          </w:p>
-        </w:tc>
-        <w:tc>
-          <w:tcPr>
-            <w:tcW w:type="dxa" w:w="2520"/>
-          </w:tcPr>
-          <w:p>
-            <w:r>
-              <w:t>Versão</w:t>
-            </w:r>
-          </w:p>
-        </w:tc>
-        <w:tc>
-          <w:tcPr>
-            <w:tcW w:type="dxa" w:w="2520"/>
-          </w:tcPr>
-          <w:p>
-            <w:r>
-              <w:t>Autor</w:t>
-            </w:r>
-          </w:p>
-        </w:tc>
-        <w:tc>
-          <w:tcPr>
-            <w:tcW w:type="dxa" w:w="2520"/>
-          </w:tcPr>
-          <w:p>
-            <w:r>
-              <w:t>Alteração</w:t>
-            </w:r>
-          </w:p>
-        </w:tc>
-      </w:tr>
-      <w:tr>
-        <w:tc>
-          <w:tcPr>
-            <w:tcW w:type="dxa" w:w="2520"/>
-          </w:tcPr>
-          <w:p>
-            <w:r>
-              <w:t>2026-06-29</w:t>
-            </w:r>
-          </w:p>
-        </w:tc>
-        <w:tc>
-          <w:tcPr>
-            <w:tcW w:type="dxa" w:w="2520"/>
-          </w:tcPr>
-          <w:p>
-            <w:r>
-              <w:t>0.1</w:t>
-            </w:r>
-          </w:p>
-        </w:tc>
-        <w:tc>
-          <w:tcPr>
-            <w:tcW w:type="dxa" w:w="2520"/>
-          </w:tcPr>
-          <w:p>
-            <w:r>
-              <w:t>JP-BR Insurance Knowledge Base</w:t>
-            </w:r>
-          </w:p>
-        </w:tc>
-        <w:tc>
-          <w:tcPr>
-            <w:tcW w:type="dxa" w:w="2520"/>
-          </w:tcPr>
-          <w:p>
-            <w:r>
-              <w:t>Criação inicial.</w:t>
-            </w:r>
-          </w:p>
-        </w:tc>
-      </w:tr>
-    </w:tbl>
-    <w:p/>
-    <w:p>
-      <w:pPr>
-        <w:pStyle w:val="Heading1"/>
-      </w:pPr>
-      <w:r>
-        <w:t>ACC-0004 - 事故通知 - Aviso de acidente</w:t>
-      </w:r>
-    </w:p>
-    <w:p>
-      <w:pPr>
-        <w:pStyle w:val="Heading2"/>
-      </w:pPr>
-      <w:r>
-        <w:t>管理情報</w:t>
-      </w:r>
-    </w:p>
-    <w:p>
-      <w:pPr>
-        <w:pStyle w:val="ListBullet"/>
-      </w:pPr>
-      <w:r>
-        <w:t>Versão: 0.1</w:t>
-      </w:r>
-    </w:p>
-    <w:p>
-      <w:pPr>
-        <w:pStyle w:val="ListBullet"/>
-      </w:pPr>
-      <w:r>
-        <w:t>Data: 2026-06-29</w:t>
-      </w:r>
-    </w:p>
-    <w:p>
-      <w:pPr>
-        <w:pStyle w:val="ListBullet"/>
-      </w:pPr>
-      <w:r>
-        <w:t>Autor: JP-BR Insurance Knowledge Base</w:t>
-      </w:r>
-    </w:p>
-    <w:p>
-      <w:pPr>
-        <w:pStyle w:val="ListBullet"/>
-      </w:pPr>
-      <w:r>
-        <w:t>Histórico: Criação inicial a partir do piloto multi-IA ACC, com revisão editorial central.</w:t>
-      </w:r>
-    </w:p>
-    <w:p>
-      <w:pPr>
-        <w:pStyle w:val="Heading2"/>
-      </w:pPr>
-      <w:r>
-        <w:t>コード</w:t>
-      </w:r>
-    </w:p>
-    <w:p>
-      <w:r>
-        <w:t>ACC-0004</w:t>
-      </w:r>
-    </w:p>
-    <w:p>
-      <w:pPr>
-        <w:pStyle w:val="Heading2"/>
-      </w:pPr>
-      <w:r>
-        <w:t>カテゴリー</w:t>
-      </w:r>
-    </w:p>
-    <w:p>
-      <w:r>
-        <w:t>ACC</w:t>
-      </w:r>
-    </w:p>
-    <w:p>
-      <w:pPr>
-        <w:pStyle w:val="Heading2"/>
-      </w:pPr>
-      <w:r>
-        <w:t>日本語用語</w:t>
-      </w:r>
-    </w:p>
-    <w:p>
-      <w:r>
-        <w:t>事故通知</w:t>
-      </w:r>
-    </w:p>
-    <w:p>
-      <w:pPr>
-        <w:pStyle w:val="Heading2"/>
-      </w:pPr>
-      <w:r>
-        <w:t>ポルトガル語訳</w:t>
-      </w:r>
-    </w:p>
-    <w:p>
-      <w:r>
-        <w:t>Aviso de acidente</w:t>
-      </w:r>
-    </w:p>
-    <w:p>
-      <w:pPr>
-        <w:pStyle w:val="Heading2"/>
-      </w:pPr>
-      <w:r>
-        <w:t>技術的定義</w:t>
-      </w:r>
-    </w:p>
-    <w:p>
-      <w:r>
-        <w:t>事故通知とは、傷害保険、事故対応、保険金請求または契約確認において確認すべき用語です。実際の取り扱いは、契約条件、事故原因、必要書類、発生日、治療内容、就業状況および保険会社の査定によって異なります。</w:t>
-      </w:r>
-    </w:p>
-    <w:p>
-      <w:pPr>
-        <w:pStyle w:val="Heading2"/>
-      </w:pPr>
-      <w:r>
-        <w:t>簡単な説明</w:t>
-      </w:r>
-    </w:p>
-    <w:p>
-      <w:r>
-        <w:t>募集人は、お客様の事故状況、契約内容、必要書類、対象外となる可能性を分けて確認し、支払可否を断定せずに案内します。</w:t>
-      </w:r>
-    </w:p>
-    <w:p>
-      <w:pPr>
-        <w:pStyle w:val="Heading2"/>
-      </w:pPr>
-      <w:r>
-        <w:t>ブラジル人顧客への説明方法</w:t>
-      </w:r>
-    </w:p>
-    <w:p>
-      <w:pPr>
-        <w:pStyle w:val="Heading3"/>
-      </w:pPr>
-      <w:r>
-        <w:t>PT-Br</w:t>
-      </w:r>
-    </w:p>
-    <w:p>
-      <w:r>
-        <w:t>Vamos confirmar aviso de acidente e explicar de forma simples, conforme o contrato.</w:t>
-      </w:r>
-    </w:p>
-    <w:p>
-      <w:pPr>
-        <w:pStyle w:val="Heading3"/>
-      </w:pPr>
-      <w:r>
-        <w:t>JP（ふりがな）</w:t>
-      </w:r>
-    </w:p>
-    <w:p>
-      <w:r>
-        <w:t>「Aviso de acidente」について、契約内容と事故状況に沿って分かりやすく確認します。</w:t>
-      </w:r>
-    </w:p>
-    <w:p>
-      <w:r>
-        <w:t>ふりがな: 「アヴィゾ ジ アシデンチ」について、けいやくないようとじこじょうきょうにそって、わかりやすくかくにんします。</w:t>
-      </w:r>
-    </w:p>
-    <w:p>
-      <w:pPr>
-        <w:pStyle w:val="Heading3"/>
-      </w:pPr>
-      <w:r>
-        <w:t>Leitura de apoio para o corretor</w:t>
-      </w:r>
-    </w:p>
-    <w:p>
-      <w:r>
-        <w:t>ヴァモス コンフィルマール アヴィゾ ジ アシデンチ イ エスプリカール ジ フォルマ シンプレス コンフォルミ オ コントラート</w:t>
-      </w:r>
-    </w:p>
-    <w:p>
-      <w:pPr>
-        <w:pStyle w:val="Heading2"/>
-      </w:pPr>
-      <w:r>
-        <w:t>使用フレーズ</w:t>
-      </w:r>
-    </w:p>
-    <w:p>
-      <w:pPr>
-        <w:pStyle w:val="Heading3"/>
-      </w:pPr>
-      <w:r>
-        <w:t>Japonês</w:t>
-      </w:r>
-    </w:p>
-    <w:p>
-      <w:pPr>
-        <w:pStyle w:val="ListBullet"/>
-      </w:pPr>
-      <w:r>
-        <w:t>事故通知について確認しましょう。</w:t>
-      </w:r>
-    </w:p>
-    <w:p>
-      <w:pPr>
-        <w:pStyle w:val="ListBullet"/>
-      </w:pPr>
-      <w:r>
-        <w:t>契約内容、事故原因、必要書類を分けて確認します。</w:t>
-      </w:r>
-    </w:p>
-    <w:p>
-      <w:pPr>
-        <w:pStyle w:val="Heading3"/>
-      </w:pPr>
-      <w:r>
-        <w:t>Português brasileiro</w:t>
-      </w:r>
-    </w:p>
-    <w:p>
-      <w:pPr>
-        <w:pStyle w:val="ListBullet"/>
-      </w:pPr>
-      <w:r>
-        <w:t>Vamos confirmar aviso de acidente.</w:t>
-      </w:r>
-    </w:p>
-    <w:p>
-      <w:r>
-        <w:t xml:space="preserve">  - Leitura de apoio: ヴァモス コンフィルマール アヴィゾ ジ アシデンチ</w:t>
-      </w:r>
-    </w:p>
-    <w:p>
-      <w:pPr>
-        <w:pStyle w:val="ListBullet"/>
-      </w:pPr>
-      <w:r>
-        <w:t>Vou explicar de forma simples, conforme o contrato.</w:t>
-      </w:r>
-    </w:p>
-    <w:p>
-      <w:r>
-        <w:t xml:space="preserve">  - Leitura de apoio: ヴォウ エスプリカール ジ フォルマ シンプレス コンフォルミ オ コントラート</w:t>
-      </w:r>
-    </w:p>
-    <w:p>
-      <w:pPr>
-        <w:pStyle w:val="Heading2"/>
-      </w:pPr>
-      <w:r>
-        <w:t>よくある質問</w:t>
-      </w:r>
-    </w:p>
-    <w:p>
-      <w:pPr>
-        <w:pStyle w:val="ListBullet"/>
-      </w:pPr>
-      <w:r>
-        <w:t>FAQ-ACC-0004</w:t>
-      </w:r>
-    </w:p>
-    <w:p>
-      <w:pPr>
-        <w:pStyle w:val="Heading2"/>
-      </w:pPr>
-      <w:r>
-        <w:t>関連用語</w:t>
-      </w:r>
-    </w:p>
-    <w:p>
-      <w:pPr>
-        <w:pStyle w:val="ListBullet"/>
-      </w:pPr>
-      <w:r>
-        <w:t>ACC-0001 - 傷害保険 - Seguro de acidentes pessoais</w:t>
-      </w:r>
-    </w:p>
-    <w:p>
-      <w:pPr>
-        <w:pStyle w:val="ListBullet"/>
-      </w:pPr>
-      <w:r>
-        <w:t>ACC-0002 - 労災保険 - Seguro de acidente de trabalho</w:t>
-      </w:r>
-    </w:p>
-    <w:p>
-      <w:pPr>
-        <w:pStyle w:val="ListBullet"/>
-      </w:pPr>
-      <w:r>
-        <w:t>ACC-0003 - 通勤災害 - Acidente no trajeto de trabalho</w:t>
-      </w:r>
-    </w:p>
-    <w:p>
-      <w:pPr>
-        <w:pStyle w:val="Heading2"/>
-      </w:pPr>
-      <w:r>
-        <w:t>相互参照</w:t>
-      </w:r>
-    </w:p>
-    <w:p>
-      <w:pPr>
-        <w:pStyle w:val="ListBullet"/>
-      </w:pPr>
-      <w:r>
-        <w:t>FAQ-ACC-0004</w:t>
-      </w:r>
-    </w:p>
-    <w:p>
-      <w:pPr>
-        <w:pStyle w:val="Heading2"/>
-      </w:pPr>
-      <w:r>
-        <w:t>参考資料</w:t>
-      </w:r>
-    </w:p>
-    <w:p>
-      <w:pPr>
-        <w:pStyle w:val="ListBullet"/>
-      </w:pPr>
-      <w:r>
-        <w:t>Documento interno: `00_Project/multi_ai_pilot/ACC_FAQ_MULTI_AI_PILOT_REPORT_2026-06-29.md`</w:t>
-      </w:r>
-    </w:p>
-    <w:p>
-      <w:pPr>
-        <w:pStyle w:val="ListBullet"/>
-      </w:pPr>
-      <w:r>
-        <w:t>Fonte pública recomendada: 厚生労働省, 金融庁, 条件約款および保険会社の請求書類</w:t>
-      </w:r>
-    </w:p>
-    <w:p>
-      <w:pPr>
-        <w:pStyle w:val="Heading2"/>
-      </w:pPr>
-      <w:r>
-        <w:t>タグ</w:t>
-      </w:r>
-    </w:p>
-    <w:p>
-      <w:pPr>
-        <w:pStyle w:val="ListBullet"/>
-      </w:pPr>
-      <w:r>
-        <w:t>acc</w:t>
-      </w:r>
-    </w:p>
-    <w:p>
-      <w:pPr>
-        <w:pStyle w:val="ListBullet"/>
-      </w:pPr>
-      <w:r>
-        <w:t>aviso-de-acidente</w:t>
-      </w:r>
-    </w:p>
-    <w:p>
-      <w:pPr>
-        <w:pStyle w:val="ListBullet"/>
-      </w:pPr>
-      <w:r>
-        <w:t>atendimento</w:t>
-      </w:r>
-    </w:p>
-    <w:p>
-      <w:pPr>
-        <w:pStyle w:val="ListBullet"/>
-      </w:pPr>
-      <w:r>
-        <w:t>japanese-broker</w:t>
-      </w:r>
-    </w:p>
-    <w:p>
-      <w:pPr>
-        <w:pStyle w:val="Heading2"/>
-      </w:pPr>
-      <w:r>
-        <w:t>関連項目</w:t>
-      </w:r>
-    </w:p>
-    <w:p>
-      <w:pPr>
-        <w:pStyle w:val="ListBullet"/>
-      </w:pPr>
-      <w:r>
-        <w:t>`14_FAQ/ACC/FAQ-ACC-0001.md`</w:t>
-      </w:r>
-    </w:p>
-    <w:p>
-      <w:pPr>
-        <w:pStyle w:val="ListBullet"/>
-      </w:pPr>
-      <w:r>
-        <w:t>`00_Project/multi_ai_pilot/ACC_FAQ_MULTI_AI_PILOT_REPORT_2026-06-29.md`</w:t>
-      </w:r>
-    </w:p>
-    <w:p>
-      <w:pPr>
-        <w:pStyle w:val="Heading2"/>
-      </w:pPr>
-      <w:r>
-        <w:t>改訂履歴</w:t>
-      </w:r>
-    </w:p>
-    <w:tbl>
-      <w:tblPr>
-        <w:tblStyle w:val="TableGrid"/>
-        <w:tblW w:type="auto" w:w="0"/>
-        <w:tblLook w:firstColumn="1" w:firstRow="1" w:lastColumn="0" w:lastRow="0" w:noHBand="0" w:noVBand="1" w:val="04A0"/>
-      </w:tblPr>
-      <w:tblGrid>
-        <w:gridCol w:w="2520"/>
-        <w:gridCol w:w="2520"/>
-        <w:gridCol w:w="2520"/>
-        <w:gridCol w:w="2520"/>
-      </w:tblGrid>
-      <w:tr>
-        <w:tc>
-          <w:tcPr>
-            <w:tcW w:type="dxa" w:w="2520"/>
-          </w:tcPr>
-          <w:p>
-            <w:r>
-              <w:t>Data</w:t>
-            </w:r>
-          </w:p>
-        </w:tc>
-        <w:tc>
-          <w:tcPr>
-            <w:tcW w:type="dxa" w:w="2520"/>
-          </w:tcPr>
-          <w:p>
-            <w:r>
-              <w:t>Versão</w:t>
-            </w:r>
-          </w:p>
-        </w:tc>
-        <w:tc>
-          <w:tcPr>
-            <w:tcW w:type="dxa" w:w="2520"/>
-          </w:tcPr>
-          <w:p>
-            <w:r>
-              <w:t>Autor</w:t>
-            </w:r>
-          </w:p>
-        </w:tc>
-        <w:tc>
-          <w:tcPr>
-            <w:tcW w:type="dxa" w:w="2520"/>
-          </w:tcPr>
-          <w:p>
-            <w:r>
-              <w:t>Alteração</w:t>
-            </w:r>
-          </w:p>
-        </w:tc>
-      </w:tr>
-      <w:tr>
-        <w:tc>
-          <w:tcPr>
-            <w:tcW w:type="dxa" w:w="2520"/>
-          </w:tcPr>
-          <w:p>
-            <w:r>
-              <w:t>2026-06-29</w:t>
-            </w:r>
-          </w:p>
-        </w:tc>
-        <w:tc>
-          <w:tcPr>
-            <w:tcW w:type="dxa" w:w="2520"/>
-          </w:tcPr>
-          <w:p>
-            <w:r>
-              <w:t>0.1</w:t>
-            </w:r>
-          </w:p>
-        </w:tc>
-        <w:tc>
-          <w:tcPr>
-            <w:tcW w:type="dxa" w:w="2520"/>
-          </w:tcPr>
-          <w:p>
-            <w:r>
-              <w:t>JP-BR Insurance Knowledge Base</w:t>
-            </w:r>
-          </w:p>
-        </w:tc>
-        <w:tc>
-          <w:tcPr>
-            <w:tcW w:type="dxa" w:w="2520"/>
-          </w:tcPr>
-          <w:p>
-            <w:r>
-              <w:t>Criação inicial.</w:t>
-            </w:r>
-          </w:p>
-        </w:tc>
-      </w:tr>
-    </w:tbl>
-    <w:p/>
-    <w:p>
-      <w:pPr>
-        <w:pStyle w:val="Heading1"/>
-      </w:pPr>
-      <w:r>
-        <w:t>ACC-0005 - 診断書 - Atestado médico</w:t>
-      </w:r>
-    </w:p>
-    <w:p>
-      <w:pPr>
-        <w:pStyle w:val="Heading2"/>
-      </w:pPr>
-      <w:r>
-        <w:t>管理情報</w:t>
-      </w:r>
-    </w:p>
-    <w:p>
-      <w:pPr>
-        <w:pStyle w:val="ListBullet"/>
-      </w:pPr>
-      <w:r>
-        <w:t>Versão: 0.1</w:t>
-      </w:r>
-    </w:p>
-    <w:p>
-      <w:pPr>
-        <w:pStyle w:val="ListBullet"/>
-      </w:pPr>
-      <w:r>
-        <w:t>Data: 2026-06-29</w:t>
-      </w:r>
-    </w:p>
-    <w:p>
-      <w:pPr>
-        <w:pStyle w:val="ListBullet"/>
-      </w:pPr>
-      <w:r>
-        <w:t>Autor: JP-BR Insurance Knowledge Base</w:t>
-      </w:r>
-    </w:p>
-    <w:p>
-      <w:pPr>
-        <w:pStyle w:val="ListBullet"/>
-      </w:pPr>
-      <w:r>
-        <w:t>Histórico: Criação inicial a partir do piloto multi-IA ACC, com revisão editorial central.</w:t>
-      </w:r>
-    </w:p>
-    <w:p>
-      <w:pPr>
-        <w:pStyle w:val="Heading2"/>
-      </w:pPr>
-      <w:r>
-        <w:t>コード</w:t>
-      </w:r>
-    </w:p>
-    <w:p>
-      <w:r>
-        <w:t>ACC-0005</w:t>
-      </w:r>
-    </w:p>
-    <w:p>
-      <w:pPr>
-        <w:pStyle w:val="Heading2"/>
-      </w:pPr>
-      <w:r>
-        <w:t>カテゴリー</w:t>
-      </w:r>
-    </w:p>
-    <w:p>
-      <w:r>
-        <w:t>ACC</w:t>
-      </w:r>
-    </w:p>
-    <w:p>
-      <w:pPr>
-        <w:pStyle w:val="Heading2"/>
-      </w:pPr>
-      <w:r>
-        <w:t>日本語用語</w:t>
-      </w:r>
-    </w:p>
-    <w:p>
-      <w:r>
-        <w:t>診断書</w:t>
-      </w:r>
-    </w:p>
-    <w:p>
-      <w:pPr>
-        <w:pStyle w:val="Heading2"/>
-      </w:pPr>
-      <w:r>
-        <w:t>ポルトガル語訳</w:t>
-      </w:r>
-    </w:p>
-    <w:p>
-      <w:r>
-        <w:t>Atestado médico</w:t>
-      </w:r>
-    </w:p>
-    <w:p>
-      <w:pPr>
-        <w:pStyle w:val="Heading2"/>
-      </w:pPr>
-      <w:r>
-        <w:t>技術的定義</w:t>
-      </w:r>
-    </w:p>
-    <w:p>
-      <w:r>
-        <w:t>診断書とは、傷害保険、事故対応、保険金請求または契約確認において確認すべき用語です。実際の取り扱いは、契約条件、事故原因、必要書類、発生日、治療内容、就業状況および保険会社の査定によって異なります。</w:t>
-      </w:r>
-    </w:p>
-    <w:p>
-      <w:pPr>
-        <w:pStyle w:val="Heading2"/>
-      </w:pPr>
-      <w:r>
-        <w:t>簡単な説明</w:t>
-      </w:r>
-    </w:p>
-    <w:p>
-      <w:r>
-        <w:t>募集人は、お客様の事故状況、契約内容、必要書類、対象外となる可能性を分けて確認し、支払可否を断定せずに案内します。</w:t>
-      </w:r>
-    </w:p>
-    <w:p>
-      <w:pPr>
-        <w:pStyle w:val="Heading2"/>
-      </w:pPr>
-      <w:r>
-        <w:t>ブラジル人顧客への説明方法</w:t>
-      </w:r>
-    </w:p>
-    <w:p>
-      <w:pPr>
-        <w:pStyle w:val="Heading3"/>
-      </w:pPr>
-      <w:r>
-        <w:t>PT-Br</w:t>
-      </w:r>
-    </w:p>
-    <w:p>
-      <w:r>
-        <w:t>Vamos confirmar atestado médico e explicar de forma simples, conforme o contrato.</w:t>
-      </w:r>
-    </w:p>
-    <w:p>
-      <w:pPr>
-        <w:pStyle w:val="Heading3"/>
-      </w:pPr>
-      <w:r>
-        <w:t>JP（ふりがな）</w:t>
-      </w:r>
-    </w:p>
-    <w:p>
-      <w:r>
-        <w:t>「Atestado médico」について、契約内容と事故状況に沿って分かりやすく確認します。</w:t>
-      </w:r>
-    </w:p>
-    <w:p>
-      <w:r>
-        <w:t>ふりがな: 「アテスタード メジコ」について、けいやくないようとじこじょうきょうにそって、わかりやすくかくにんします。</w:t>
-      </w:r>
-    </w:p>
-    <w:p>
-      <w:pPr>
-        <w:pStyle w:val="Heading3"/>
-      </w:pPr>
-      <w:r>
-        <w:t>Leitura de apoio para o corretor</w:t>
-      </w:r>
-    </w:p>
-    <w:p>
-      <w:r>
-        <w:t>ヴァモス コンフィルマール アテスタード メジコ イ エスプリカール ジ フォルマ シンプレス コンフォルミ オ コントラート</w:t>
-      </w:r>
-    </w:p>
-    <w:p>
-      <w:pPr>
-        <w:pStyle w:val="Heading2"/>
-      </w:pPr>
-      <w:r>
-        <w:t>使用フレーズ</w:t>
-      </w:r>
-    </w:p>
-    <w:p>
-      <w:pPr>
-        <w:pStyle w:val="Heading3"/>
-      </w:pPr>
-      <w:r>
-        <w:t>Japonês</w:t>
-      </w:r>
-    </w:p>
-    <w:p>
-      <w:pPr>
-        <w:pStyle w:val="ListBullet"/>
-      </w:pPr>
-      <w:r>
-        <w:t>診断書について確認しましょう。</w:t>
-      </w:r>
-    </w:p>
-    <w:p>
-      <w:pPr>
-        <w:pStyle w:val="ListBullet"/>
-      </w:pPr>
-      <w:r>
-        <w:t>契約内容、事故原因、必要書類を分けて確認します。</w:t>
-      </w:r>
-    </w:p>
-    <w:p>
-      <w:pPr>
-        <w:pStyle w:val="Heading3"/>
-      </w:pPr>
-      <w:r>
-        <w:t>Português brasileiro</w:t>
-      </w:r>
-    </w:p>
-    <w:p>
-      <w:pPr>
-        <w:pStyle w:val="ListBullet"/>
-      </w:pPr>
-      <w:r>
-        <w:t>Vamos confirmar atestado médico.</w:t>
-      </w:r>
-    </w:p>
-    <w:p>
-      <w:r>
-        <w:t xml:space="preserve">  - Leitura de apoio: ヴァモス コンフィルマール アテスタード メジコ</w:t>
-      </w:r>
-    </w:p>
-    <w:p>
-      <w:pPr>
-        <w:pStyle w:val="ListBullet"/>
-      </w:pPr>
-      <w:r>
-        <w:t>Vou explicar de forma simples, conforme o contrato.</w:t>
-      </w:r>
-    </w:p>
-    <w:p>
-      <w:r>
-        <w:t xml:space="preserve">  - Leitura de apoio: ヴォウ エスプリカール ジ フォルマ シンプレス コンフォルミ オ コントラート</w:t>
-      </w:r>
-    </w:p>
-    <w:p>
-      <w:pPr>
-        <w:pStyle w:val="Heading2"/>
-      </w:pPr>
-      <w:r>
-        <w:t>よくある質問</w:t>
-      </w:r>
-    </w:p>
-    <w:p>
-      <w:pPr>
-        <w:pStyle w:val="ListBullet"/>
-      </w:pPr>
-      <w:r>
-        <w:t>FAQ-ACC-0003</w:t>
-      </w:r>
-    </w:p>
-    <w:p>
-      <w:pPr>
-        <w:pStyle w:val="ListBullet"/>
-      </w:pPr>
-      <w:r>
-        <w:t>FAQ-ACC-0004</w:t>
-      </w:r>
-    </w:p>
-    <w:p>
-      <w:pPr>
-        <w:pStyle w:val="Heading2"/>
-      </w:pPr>
-      <w:r>
-        <w:t>関連用語</w:t>
-      </w:r>
-    </w:p>
-    <w:p>
-      <w:pPr>
-        <w:pStyle w:val="ListBullet"/>
-      </w:pPr>
-      <w:r>
-        <w:t>ACC-0001 - 傷害保険 - Seguro de acidentes pessoais</w:t>
-      </w:r>
-    </w:p>
-    <w:p>
-      <w:pPr>
-        <w:pStyle w:val="ListBullet"/>
-      </w:pPr>
-      <w:r>
-        <w:t>ACC-0002 - 労災保険 - Seguro de acidente de trabalho</w:t>
-      </w:r>
-    </w:p>
-    <w:p>
-      <w:pPr>
-        <w:pStyle w:val="ListBullet"/>
-      </w:pPr>
-      <w:r>
-        <w:t>ACC-0003 - 通勤災害 - Acidente no trajeto de trabalho</w:t>
-      </w:r>
-    </w:p>
-    <w:p>
-      <w:pPr>
-        <w:pStyle w:val="Heading2"/>
-      </w:pPr>
-      <w:r>
-        <w:t>相互参照</w:t>
-      </w:r>
-    </w:p>
-    <w:p>
-      <w:pPr>
-        <w:pStyle w:val="ListBullet"/>
-      </w:pPr>
-      <w:r>
-        <w:t>FAQ-ACC-0003</w:t>
-      </w:r>
-    </w:p>
-    <w:p>
-      <w:pPr>
-        <w:pStyle w:val="ListBullet"/>
-      </w:pPr>
-      <w:r>
-        <w:t>FAQ-ACC-0004</w:t>
-      </w:r>
-    </w:p>
-    <w:p>
-      <w:pPr>
-        <w:pStyle w:val="Heading2"/>
-      </w:pPr>
-      <w:r>
-        <w:t>参考資料</w:t>
-      </w:r>
-    </w:p>
-    <w:p>
-      <w:pPr>
-        <w:pStyle w:val="ListBullet"/>
-      </w:pPr>
-      <w:r>
-        <w:t>Documento interno: `00_Project/multi_ai_pilot/ACC_FAQ_MULTI_AI_PILOT_REPORT_2026-06-29.md`</w:t>
-      </w:r>
-    </w:p>
-    <w:p>
-      <w:pPr>
-        <w:pStyle w:val="ListBullet"/>
-      </w:pPr>
-      <w:r>
-        <w:t>Fonte pública recomendada: 厚生労働省, 金融庁, 条件約款および保険会社の請求書類</w:t>
-      </w:r>
-    </w:p>
-    <w:p>
-      <w:pPr>
-        <w:pStyle w:val="Heading2"/>
-      </w:pPr>
-      <w:r>
-        <w:t>タグ</w:t>
-      </w:r>
-    </w:p>
-    <w:p>
-      <w:pPr>
-        <w:pStyle w:val="ListBullet"/>
-      </w:pPr>
-      <w:r>
-        <w:t>acc</w:t>
-      </w:r>
-    </w:p>
-    <w:p>
-      <w:pPr>
-        <w:pStyle w:val="ListBullet"/>
-      </w:pPr>
-      <w:r>
-        <w:t>atestado-médico</w:t>
-      </w:r>
-    </w:p>
-    <w:p>
-      <w:pPr>
-        <w:pStyle w:val="ListBullet"/>
-      </w:pPr>
-      <w:r>
-        <w:t>atendimento</w:t>
-      </w:r>
-    </w:p>
-    <w:p>
-      <w:pPr>
-        <w:pStyle w:val="ListBullet"/>
-      </w:pPr>
-      <w:r>
-        <w:t>japanese-broker</w:t>
-      </w:r>
-    </w:p>
-    <w:p>
-      <w:pPr>
-        <w:pStyle w:val="Heading2"/>
-      </w:pPr>
-      <w:r>
-        <w:t>関連項目</w:t>
-      </w:r>
-    </w:p>
-    <w:p>
-      <w:pPr>
-        <w:pStyle w:val="ListBullet"/>
-      </w:pPr>
-      <w:r>
-        <w:t>`14_FAQ/ACC/FAQ-ACC-0001.md`</w:t>
-      </w:r>
-    </w:p>
-    <w:p>
-      <w:pPr>
-        <w:pStyle w:val="ListBullet"/>
-      </w:pPr>
-      <w:r>
-        <w:t>`00_Project/multi_ai_pilot/ACC_FAQ_MULTI_AI_PILOT_REPORT_2026-06-29.md`</w:t>
-      </w:r>
-    </w:p>
-    <w:p>
-      <w:pPr>
-        <w:pStyle w:val="Heading2"/>
-      </w:pPr>
-      <w:r>
-        <w:t>改訂履歴</w:t>
-      </w:r>
-    </w:p>
-    <w:tbl>
-      <w:tblPr>
-        <w:tblStyle w:val="TableGrid"/>
-        <w:tblW w:type="auto" w:w="0"/>
-        <w:tblLook w:firstColumn="1" w:firstRow="1" w:lastColumn="0" w:lastRow="0" w:noHBand="0" w:noVBand="1" w:val="04A0"/>
-      </w:tblPr>
-      <w:tblGrid>
-        <w:gridCol w:w="2520"/>
-        <w:gridCol w:w="2520"/>
-        <w:gridCol w:w="2520"/>
-        <w:gridCol w:w="2520"/>
-      </w:tblGrid>
-      <w:tr>
-        <w:tc>
-          <w:tcPr>
-            <w:tcW w:type="dxa" w:w="2520"/>
-          </w:tcPr>
-          <w:p>
-            <w:r>
-              <w:t>Data</w:t>
-            </w:r>
-          </w:p>
-        </w:tc>
-        <w:tc>
-          <w:tcPr>
-            <w:tcW w:type="dxa" w:w="2520"/>
-          </w:tcPr>
-          <w:p>
-            <w:r>
-              <w:t>Versão</w:t>
-            </w:r>
-          </w:p>
-        </w:tc>
-        <w:tc>
-          <w:tcPr>
-            <w:tcW w:type="dxa" w:w="2520"/>
-          </w:tcPr>
-          <w:p>
-            <w:r>
-              <w:t>Autor</w:t>
-            </w:r>
-          </w:p>
-        </w:tc>
-        <w:tc>
-          <w:tcPr>
-            <w:tcW w:type="dxa" w:w="2520"/>
-          </w:tcPr>
-          <w:p>
-            <w:r>
-              <w:t>Alteração</w:t>
-            </w:r>
-          </w:p>
-        </w:tc>
-      </w:tr>
-      <w:tr>
-        <w:tc>
-          <w:tcPr>
-            <w:tcW w:type="dxa" w:w="2520"/>
-          </w:tcPr>
-          <w:p>
-            <w:r>
-              <w:t>2026-06-29</w:t>
-            </w:r>
-          </w:p>
-        </w:tc>
-        <w:tc>
-          <w:tcPr>
-            <w:tcW w:type="dxa" w:w="2520"/>
-          </w:tcPr>
-          <w:p>
-            <w:r>
-              <w:t>0.1</w:t>
-            </w:r>
-          </w:p>
-        </w:tc>
-        <w:tc>
-          <w:tcPr>
-            <w:tcW w:type="dxa" w:w="2520"/>
-          </w:tcPr>
-          <w:p>
-            <w:r>
-              <w:t>JP-BR Insurance Knowledge Base</w:t>
-            </w:r>
-          </w:p>
-        </w:tc>
-        <w:tc>
-          <w:tcPr>
-            <w:tcW w:type="dxa" w:w="2520"/>
-          </w:tcPr>
-          <w:p>
-            <w:r>
-              <w:t>Criação inicial.</w:t>
-            </w:r>
-          </w:p>
-        </w:tc>
-      </w:tr>
-    </w:tbl>
-    <w:p/>
-    <w:p>
-      <w:pPr>
-        <w:pStyle w:val="Heading1"/>
-      </w:pPr>
-      <w:r>
-        <w:t>ACC-0006 - 診療明細書 - Detalhamento do atendimento médico</w:t>
-      </w:r>
-    </w:p>
-    <w:p>
-      <w:pPr>
-        <w:pStyle w:val="Heading2"/>
-      </w:pPr>
-      <w:r>
-        <w:t>管理情報</w:t>
-      </w:r>
-    </w:p>
-    <w:p>
-      <w:pPr>
-        <w:pStyle w:val="ListBullet"/>
-      </w:pPr>
-      <w:r>
-        <w:t>Versão: 0.1</w:t>
-      </w:r>
-    </w:p>
-    <w:p>
-      <w:pPr>
-        <w:pStyle w:val="ListBullet"/>
-      </w:pPr>
-      <w:r>
-        <w:t>Data: 2026-06-29</w:t>
-      </w:r>
-    </w:p>
-    <w:p>
-      <w:pPr>
-        <w:pStyle w:val="ListBullet"/>
-      </w:pPr>
-      <w:r>
-        <w:t>Autor: JP-BR Insurance Knowledge Base</w:t>
-      </w:r>
-    </w:p>
-    <w:p>
-      <w:pPr>
-        <w:pStyle w:val="ListBullet"/>
-      </w:pPr>
-      <w:r>
-        <w:t>Histórico: Criação inicial a partir do piloto multi-IA ACC, com revisão editorial central.</w:t>
-      </w:r>
-    </w:p>
-    <w:p>
-      <w:pPr>
-        <w:pStyle w:val="Heading2"/>
-      </w:pPr>
-      <w:r>
-        <w:t>コード</w:t>
-      </w:r>
-    </w:p>
-    <w:p>
-      <w:r>
-        <w:t>ACC-0006</w:t>
-      </w:r>
-    </w:p>
-    <w:p>
-      <w:pPr>
-        <w:pStyle w:val="Heading2"/>
-      </w:pPr>
-      <w:r>
-        <w:t>カテゴリー</w:t>
-      </w:r>
-    </w:p>
-    <w:p>
-      <w:r>
-        <w:t>ACC</w:t>
-      </w:r>
-    </w:p>
-    <w:p>
-      <w:pPr>
-        <w:pStyle w:val="Heading2"/>
-      </w:pPr>
-      <w:r>
-        <w:t>日本語用語</w:t>
-      </w:r>
-    </w:p>
-    <w:p>
-      <w:r>
-        <w:t>診療明細書</w:t>
-      </w:r>
-    </w:p>
-    <w:p>
-      <w:pPr>
-        <w:pStyle w:val="Heading2"/>
-      </w:pPr>
-      <w:r>
-        <w:t>ポルトガル語訳</w:t>
-      </w:r>
-    </w:p>
-    <w:p>
-      <w:r>
-        <w:t>Detalhamento do atendimento médico</w:t>
-      </w:r>
-    </w:p>
-    <w:p>
-      <w:pPr>
-        <w:pStyle w:val="Heading2"/>
-      </w:pPr>
-      <w:r>
-        <w:t>技術的定義</w:t>
-      </w:r>
-    </w:p>
-    <w:p>
-      <w:r>
-        <w:t>診療明細書とは、傷害保険、事故対応、保険金請求または契約確認において確認すべき用語です。実際の取り扱いは、契約条件、事故原因、必要書類、発生日、治療内容、就業状況および保険会社の査定によって異なります。</w:t>
-      </w:r>
-    </w:p>
-    <w:p>
-      <w:pPr>
-        <w:pStyle w:val="Heading2"/>
-      </w:pPr>
-      <w:r>
-        <w:t>簡単な説明</w:t>
-      </w:r>
-    </w:p>
-    <w:p>
-      <w:r>
-        <w:t>募集人は、お客様の事故状況、契約内容、必要書類、対象外となる可能性を分けて確認し、支払可否を断定せずに案内します。</w:t>
-      </w:r>
-    </w:p>
-    <w:p>
-      <w:pPr>
-        <w:pStyle w:val="Heading2"/>
-      </w:pPr>
-      <w:r>
-        <w:t>ブラジル人顧客への説明方法</w:t>
-      </w:r>
-    </w:p>
-    <w:p>
-      <w:pPr>
-        <w:pStyle w:val="Heading3"/>
-      </w:pPr>
-      <w:r>
-        <w:t>PT-Br</w:t>
-      </w:r>
-    </w:p>
-    <w:p>
-      <w:r>
-        <w:t>Vamos confirmar detalhamento do atendimento médico e explicar de forma simples, conforme o contrato.</w:t>
-      </w:r>
-    </w:p>
-    <w:p>
-      <w:pPr>
-        <w:pStyle w:val="Heading3"/>
-      </w:pPr>
-      <w:r>
-        <w:t>JP（ふりがな）</w:t>
-      </w:r>
-    </w:p>
-    <w:p>
-      <w:r>
-        <w:t>「Detalhamento do atendimento médico」について、契約内容と事故状況に沿って分かりやすく確認します。</w:t>
-      </w:r>
-    </w:p>
-    <w:p>
-      <w:r>
-        <w:t>ふりがな: 「デタリャメント ド アテンジメント メジコ」について、けいやくないようとじこじょうきょうにそって、わかりやすくかくにんします。</w:t>
-      </w:r>
-    </w:p>
-    <w:p>
-      <w:pPr>
-        <w:pStyle w:val="Heading3"/>
-      </w:pPr>
-      <w:r>
-        <w:t>Leitura de apoio para o corretor</w:t>
-      </w:r>
-    </w:p>
-    <w:p>
-      <w:r>
-        <w:t>ヴァモス コンフィルマール デタリャメント ド アテンジメント メジコ イ エスプリカール ジ フォルマ シンプレス コンフォルミ オ コントラート</w:t>
-      </w:r>
-    </w:p>
-    <w:p>
-      <w:pPr>
-        <w:pStyle w:val="Heading2"/>
-      </w:pPr>
-      <w:r>
-        <w:t>使用フレーズ</w:t>
-      </w:r>
-    </w:p>
-    <w:p>
-      <w:pPr>
-        <w:pStyle w:val="Heading3"/>
-      </w:pPr>
-      <w:r>
-        <w:t>Japonês</w:t>
-      </w:r>
-    </w:p>
-    <w:p>
-      <w:pPr>
-        <w:pStyle w:val="ListBullet"/>
-      </w:pPr>
-      <w:r>
-        <w:t>診療明細書について確認しましょう。</w:t>
-      </w:r>
-    </w:p>
-    <w:p>
-      <w:pPr>
-        <w:pStyle w:val="ListBullet"/>
-      </w:pPr>
-      <w:r>
-        <w:t>契約内容、事故原因、必要書類を分けて確認します。</w:t>
-      </w:r>
-    </w:p>
-    <w:p>
-      <w:pPr>
-        <w:pStyle w:val="Heading3"/>
-      </w:pPr>
-      <w:r>
-        <w:t>Português brasileiro</w:t>
-      </w:r>
-    </w:p>
-    <w:p>
-      <w:pPr>
-        <w:pStyle w:val="ListBullet"/>
-      </w:pPr>
-      <w:r>
-        <w:t>Vamos confirmar detalhamento do atendimento médico.</w:t>
-      </w:r>
-    </w:p>
-    <w:p>
-      <w:r>
-        <w:t xml:space="preserve">  - Leitura de apoio: ヴァモス コンフィルマール デタリャメント ド アテンジメント メジコ</w:t>
-      </w:r>
-    </w:p>
-    <w:p>
-      <w:pPr>
-        <w:pStyle w:val="ListBullet"/>
-      </w:pPr>
-      <w:r>
-        <w:t>Vou explicar de forma simples, conforme o contrato.</w:t>
-      </w:r>
-    </w:p>
-    <w:p>
-      <w:r>
-        <w:t xml:space="preserve">  - Leitura de apoio: ヴォウ エスプリカール ジ フォルマ シンプレス コンフォルミ オ コントラート</w:t>
-      </w:r>
-    </w:p>
-    <w:p>
-      <w:pPr>
-        <w:pStyle w:val="Heading2"/>
-      </w:pPr>
-      <w:r>
-        <w:t>よくある質問</w:t>
-      </w:r>
-    </w:p>
-    <w:p>
-      <w:pPr>
-        <w:pStyle w:val="ListBullet"/>
-      </w:pPr>
-      <w:r>
-        <w:t>FAQ-ACC-0003</w:t>
-      </w:r>
-    </w:p>
-    <w:p>
-      <w:pPr>
-        <w:pStyle w:val="ListBullet"/>
-      </w:pPr>
-      <w:r>
-        <w:t>FAQ-ACC-0004</w:t>
-      </w:r>
-    </w:p>
-    <w:p>
-      <w:pPr>
-        <w:pStyle w:val="Heading2"/>
-      </w:pPr>
-      <w:r>
-        <w:t>関連用語</w:t>
-      </w:r>
-    </w:p>
-    <w:p>
-      <w:pPr>
-        <w:pStyle w:val="ListBullet"/>
-      </w:pPr>
-      <w:r>
-        <w:t>ACC-0001 - 傷害保険 - Seguro de acidentes pessoais</w:t>
-      </w:r>
-    </w:p>
-    <w:p>
-      <w:pPr>
-        <w:pStyle w:val="ListBullet"/>
-      </w:pPr>
-      <w:r>
-        <w:t>ACC-0002 - 労災保険 - Seguro de acidente de trabalho</w:t>
-      </w:r>
-    </w:p>
-    <w:p>
-      <w:pPr>
-        <w:pStyle w:val="ListBullet"/>
-      </w:pPr>
-      <w:r>
-        <w:t>ACC-0003 - 通勤災害 - Acidente no trajeto de trabalho</w:t>
-      </w:r>
-    </w:p>
-    <w:p>
-      <w:pPr>
-        <w:pStyle w:val="Heading2"/>
-      </w:pPr>
-      <w:r>
-        <w:t>相互参照</w:t>
-      </w:r>
-    </w:p>
-    <w:p>
-      <w:pPr>
-        <w:pStyle w:val="ListBullet"/>
-      </w:pPr>
-      <w:r>
-        <w:t>FAQ-ACC-0003</w:t>
-      </w:r>
-    </w:p>
-    <w:p>
-      <w:pPr>
-        <w:pStyle w:val="ListBullet"/>
-      </w:pPr>
-      <w:r>
-        <w:t>FAQ-ACC-0004</w:t>
-      </w:r>
-    </w:p>
-    <w:p>
-      <w:pPr>
-        <w:pStyle w:val="Heading2"/>
-      </w:pPr>
-      <w:r>
-        <w:t>参考資料</w:t>
-      </w:r>
-    </w:p>
-    <w:p>
-      <w:pPr>
-        <w:pStyle w:val="ListBullet"/>
-      </w:pPr>
-      <w:r>
-        <w:t>Documento interno: `00_Project/multi_ai_pilot/ACC_FAQ_MULTI_AI_PILOT_REPORT_2026-06-29.md`</w:t>
-      </w:r>
-    </w:p>
-    <w:p>
-      <w:pPr>
-        <w:pStyle w:val="ListBullet"/>
-      </w:pPr>
-      <w:r>
-        <w:t>Fonte pública recomendada: 厚生労働省, 金融庁, 条件約款および保険会社の請求書類</w:t>
-      </w:r>
-    </w:p>
-    <w:p>
-      <w:pPr>
-        <w:pStyle w:val="Heading2"/>
-      </w:pPr>
-      <w:r>
-        <w:t>タグ</w:t>
-      </w:r>
-    </w:p>
-    <w:p>
-      <w:pPr>
-        <w:pStyle w:val="ListBullet"/>
-      </w:pPr>
-      <w:r>
-        <w:t>acc</w:t>
-      </w:r>
-    </w:p>
-    <w:p>
-      <w:pPr>
-        <w:pStyle w:val="ListBullet"/>
-      </w:pPr>
-      <w:r>
-        <w:t>detalhamento-médico</w:t>
-      </w:r>
-    </w:p>
-    <w:p>
-      <w:pPr>
-        <w:pStyle w:val="ListBullet"/>
-      </w:pPr>
-      <w:r>
-        <w:t>atendimento</w:t>
-      </w:r>
-    </w:p>
-    <w:p>
-      <w:pPr>
-        <w:pStyle w:val="ListBullet"/>
-      </w:pPr>
-      <w:r>
-        <w:t>japanese-broker</w:t>
-      </w:r>
-    </w:p>
-    <w:p>
-      <w:pPr>
-        <w:pStyle w:val="Heading2"/>
-      </w:pPr>
-      <w:r>
-        <w:t>関連項目</w:t>
-      </w:r>
-    </w:p>
-    <w:p>
-      <w:pPr>
-        <w:pStyle w:val="ListBullet"/>
-      </w:pPr>
-      <w:r>
-        <w:t>`14_FAQ/ACC/FAQ-ACC-0001.md`</w:t>
-      </w:r>
-    </w:p>
-    <w:p>
-      <w:pPr>
-        <w:pStyle w:val="ListBullet"/>
-      </w:pPr>
-      <w:r>
-        <w:t>`00_Project/multi_ai_pilot/ACC_FAQ_MULTI_AI_PILOT_REPORT_2026-06-29.md`</w:t>
-      </w:r>
-    </w:p>
-    <w:p>
-      <w:pPr>
-        <w:pStyle w:val="Heading2"/>
-      </w:pPr>
-      <w:r>
-        <w:t>改訂履歴</w:t>
-      </w:r>
-    </w:p>
-    <w:tbl>
-      <w:tblPr>
-        <w:tblStyle w:val="TableGrid"/>
-        <w:tblW w:type="auto" w:w="0"/>
-        <w:tblLook w:firstColumn="1" w:firstRow="1" w:lastColumn="0" w:lastRow="0" w:noHBand="0" w:noVBand="1" w:val="04A0"/>
-      </w:tblPr>
-      <w:tblGrid>
-        <w:gridCol w:w="2520"/>
-        <w:gridCol w:w="2520"/>
-        <w:gridCol w:w="2520"/>
-        <w:gridCol w:w="2520"/>
-      </w:tblGrid>
-      <w:tr>
-        <w:tc>
-          <w:tcPr>
-            <w:tcW w:type="dxa" w:w="2520"/>
-          </w:tcPr>
-          <w:p>
-            <w:r>
-              <w:t>Data</w:t>
-            </w:r>
-          </w:p>
-        </w:tc>
-        <w:tc>
-          <w:tcPr>
-            <w:tcW w:type="dxa" w:w="2520"/>
-          </w:tcPr>
-          <w:p>
-            <w:r>
-              <w:t>Versão</w:t>
-            </w:r>
-          </w:p>
-        </w:tc>
-        <w:tc>
-          <w:tcPr>
-            <w:tcW w:type="dxa" w:w="2520"/>
-          </w:tcPr>
-          <w:p>
-            <w:r>
-              <w:t>Autor</w:t>
-            </w:r>
-          </w:p>
-        </w:tc>
-        <w:tc>
-          <w:tcPr>
-            <w:tcW w:type="dxa" w:w="2520"/>
-          </w:tcPr>
-          <w:p>
-            <w:r>
-              <w:t>Alteração</w:t>
-            </w:r>
-          </w:p>
-        </w:tc>
-      </w:tr>
-      <w:tr>
-        <w:tc>
-          <w:tcPr>
-            <w:tcW w:type="dxa" w:w="2520"/>
-          </w:tcPr>
-          <w:p>
-            <w:r>
-              <w:t>2026-06-29</w:t>
-            </w:r>
-          </w:p>
-        </w:tc>
-        <w:tc>
-          <w:tcPr>
-            <w:tcW w:type="dxa" w:w="2520"/>
-          </w:tcPr>
-          <w:p>
-            <w:r>
-              <w:t>0.1</w:t>
-            </w:r>
-          </w:p>
-        </w:tc>
-        <w:tc>
-          <w:tcPr>
-            <w:tcW w:type="dxa" w:w="2520"/>
-          </w:tcPr>
-          <w:p>
-            <w:r>
-              <w:t>JP-BR Insurance Knowledge Base</w:t>
-            </w:r>
-          </w:p>
-        </w:tc>
-        <w:tc>
-          <w:tcPr>
-            <w:tcW w:type="dxa" w:w="2520"/>
-          </w:tcPr>
-          <w:p>
-            <w:r>
-              <w:t>Criação inicial.</w:t>
-            </w:r>
-          </w:p>
-        </w:tc>
-      </w:tr>
-    </w:tbl>
-    <w:p/>
-    <w:p>
-      <w:pPr>
-        <w:pStyle w:val="Heading1"/>
-      </w:pPr>
-      <w:r>
-        <w:t>ACC-0007 - 入院保険金 - Benefício por internação causada por acidente</w:t>
-      </w:r>
-    </w:p>
-    <w:p>
-      <w:pPr>
-        <w:pStyle w:val="Heading2"/>
-      </w:pPr>
-      <w:r>
-        <w:t>管理情報</w:t>
-      </w:r>
-    </w:p>
-    <w:p>
-      <w:pPr>
-        <w:pStyle w:val="ListBullet"/>
-      </w:pPr>
-      <w:r>
-        <w:t>Versão: 0.1</w:t>
-      </w:r>
-    </w:p>
-    <w:p>
-      <w:pPr>
-        <w:pStyle w:val="ListBullet"/>
-      </w:pPr>
-      <w:r>
-        <w:t>Data: 2026-06-29</w:t>
-      </w:r>
-    </w:p>
-    <w:p>
-      <w:pPr>
-        <w:pStyle w:val="ListBullet"/>
-      </w:pPr>
-      <w:r>
-        <w:t>Autor: JP-BR Insurance Knowledge Base</w:t>
-      </w:r>
-    </w:p>
-    <w:p>
-      <w:pPr>
-        <w:pStyle w:val="ListBullet"/>
-      </w:pPr>
-      <w:r>
-        <w:t>Histórico: Criação inicial a partir do piloto multi-IA ACC, com revisão editorial central.</w:t>
-      </w:r>
-    </w:p>
-    <w:p>
-      <w:pPr>
-        <w:pStyle w:val="Heading2"/>
-      </w:pPr>
-      <w:r>
-        <w:t>コード</w:t>
-      </w:r>
-    </w:p>
-    <w:p>
-      <w:r>
-        <w:t>ACC-0007</w:t>
-      </w:r>
-    </w:p>
-    <w:p>
-      <w:pPr>
-        <w:pStyle w:val="Heading2"/>
-      </w:pPr>
-      <w:r>
-        <w:t>カテゴリー</w:t>
-      </w:r>
-    </w:p>
-    <w:p>
-      <w:r>
-        <w:t>ACC</w:t>
-      </w:r>
-    </w:p>
-    <w:p>
-      <w:pPr>
-        <w:pStyle w:val="Heading2"/>
-      </w:pPr>
-      <w:r>
-        <w:t>日本語用語</w:t>
-      </w:r>
-    </w:p>
-    <w:p>
-      <w:r>
-        <w:t>入院保険金</w:t>
-      </w:r>
-    </w:p>
-    <w:p>
-      <w:pPr>
-        <w:pStyle w:val="Heading2"/>
-      </w:pPr>
-      <w:r>
-        <w:t>ポルトガル語訳</w:t>
-      </w:r>
-    </w:p>
-    <w:p>
-      <w:r>
-        <w:t>Benefício por internação causada por acidente</w:t>
-      </w:r>
-    </w:p>
-    <w:p>
-      <w:pPr>
-        <w:pStyle w:val="Heading2"/>
-      </w:pPr>
-      <w:r>
-        <w:t>技術的定義</w:t>
-      </w:r>
-    </w:p>
-    <w:p>
-      <w:r>
-        <w:t>入院保険金とは、傷害保険、事故対応、保険金請求または契約確認において確認すべき用語です。実際の取り扱いは、契約条件、事故原因、必要書類、発生日、治療内容、就業状況および保険会社の査定によって異なります。</w:t>
-      </w:r>
-    </w:p>
-    <w:p>
-      <w:pPr>
-        <w:pStyle w:val="Heading2"/>
-      </w:pPr>
-      <w:r>
-        <w:t>簡単な説明</w:t>
-      </w:r>
-    </w:p>
-    <w:p>
-      <w:r>
-        <w:t>募集人は、お客様の事故状況、契約内容、必要書類、対象外となる可能性を分けて確認し、支払可否を断定せずに案内します。</w:t>
-      </w:r>
-    </w:p>
-    <w:p>
-      <w:pPr>
-        <w:pStyle w:val="Heading2"/>
-      </w:pPr>
-      <w:r>
-        <w:t>ブラジル人顧客への説明方法</w:t>
-      </w:r>
-    </w:p>
-    <w:p>
-      <w:pPr>
-        <w:pStyle w:val="Heading3"/>
-      </w:pPr>
-      <w:r>
-        <w:t>PT-Br</w:t>
-      </w:r>
-    </w:p>
-    <w:p>
-      <w:r>
-        <w:t>Vamos confirmar benefício por internação causada por acidente e explicar de forma simples, conforme o contrato.</w:t>
-      </w:r>
-    </w:p>
-    <w:p>
-      <w:pPr>
-        <w:pStyle w:val="Heading3"/>
-      </w:pPr>
-      <w:r>
-        <w:t>JP（ふりがな）</w:t>
-      </w:r>
-    </w:p>
-    <w:p>
-      <w:r>
-        <w:t>「Benefício por internação causada por acidente」について、契約内容と事故状況に沿って分かりやすく確認します。</w:t>
-      </w:r>
-    </w:p>
-    <w:p>
-      <w:r>
-        <w:t>ふりがな: 「ベネフィシオ ポル インテルナサォン カウザーダ ポル アシデンチ」について、けいやくないようとじこじょうきょうにそって、わかりやすくかくにんします。</w:t>
-      </w:r>
-    </w:p>
-    <w:p>
-      <w:pPr>
-        <w:pStyle w:val="Heading3"/>
-      </w:pPr>
-      <w:r>
-        <w:t>Leitura de apoio para o corretor</w:t>
-      </w:r>
-    </w:p>
-    <w:p>
-      <w:r>
-        <w:t>ヴァモス コンフィルマール ベネフィシオ ポル インテルナサォン カウザーダ ポル アシデンチ イ エスプリカール ジ フォルマ シンプレス コンフォルミ オ コントラート</w:t>
-      </w:r>
-    </w:p>
-    <w:p>
-      <w:pPr>
-        <w:pStyle w:val="Heading2"/>
-      </w:pPr>
-      <w:r>
-        <w:t>使用フレーズ</w:t>
-      </w:r>
-    </w:p>
-    <w:p>
-      <w:pPr>
-        <w:pStyle w:val="Heading3"/>
-      </w:pPr>
-      <w:r>
-        <w:t>Japonês</w:t>
-      </w:r>
-    </w:p>
-    <w:p>
-      <w:pPr>
-        <w:pStyle w:val="ListBullet"/>
-      </w:pPr>
-      <w:r>
-        <w:t>入院保険金について確認しましょう。</w:t>
-      </w:r>
-    </w:p>
-    <w:p>
-      <w:pPr>
-        <w:pStyle w:val="ListBullet"/>
-      </w:pPr>
-      <w:r>
-        <w:t>契約内容、事故原因、必要書類を分けて確認します。</w:t>
-      </w:r>
-    </w:p>
-    <w:p>
-      <w:pPr>
-        <w:pStyle w:val="Heading3"/>
-      </w:pPr>
-      <w:r>
-        <w:t>Português brasileiro</w:t>
-      </w:r>
-    </w:p>
-    <w:p>
-      <w:pPr>
-        <w:pStyle w:val="ListBullet"/>
-      </w:pPr>
-      <w:r>
-        <w:t>Vamos confirmar benefício por internação causada por acidente.</w:t>
-      </w:r>
-    </w:p>
-    <w:p>
-      <w:r>
-        <w:t xml:space="preserve">  - Leitura de apoio: ヴァモス コンフィルマール ベネフィシオ ポル インテルナサォン カウザーダ ポル アシデンチ</w:t>
-      </w:r>
-    </w:p>
-    <w:p>
-      <w:pPr>
-        <w:pStyle w:val="ListBullet"/>
-      </w:pPr>
-      <w:r>
-        <w:t>Vou explicar de forma simples, conforme o contrato.</w:t>
-      </w:r>
-    </w:p>
-    <w:p>
-      <w:r>
-        <w:t xml:space="preserve">  - Leitura de apoio: ヴォウ エスプリカール ジ フォルマ シンプレス コンフォルミ オ コントラート</w:t>
-      </w:r>
-    </w:p>
-    <w:p>
-      <w:pPr>
-        <w:pStyle w:val="Heading2"/>
-      </w:pPr>
-      <w:r>
-        <w:t>よくある質問</w:t>
-      </w:r>
-    </w:p>
-    <w:p>
-      <w:pPr>
-        <w:pStyle w:val="ListBullet"/>
-      </w:pPr>
-      <w:r>
-        <w:t>FAQ-ACC-0005</w:t>
-      </w:r>
-    </w:p>
-    <w:p>
-      <w:pPr>
-        <w:pStyle w:val="Heading2"/>
-      </w:pPr>
-      <w:r>
-        <w:t>関連用語</w:t>
-      </w:r>
-    </w:p>
-    <w:p>
-      <w:pPr>
-        <w:pStyle w:val="ListBullet"/>
-      </w:pPr>
-      <w:r>
-        <w:t>ACC-0001 - 傷害保険 - Seguro de acidentes pessoais</w:t>
-      </w:r>
-    </w:p>
-    <w:p>
-      <w:pPr>
-        <w:pStyle w:val="ListBullet"/>
-      </w:pPr>
-      <w:r>
-        <w:t>ACC-0002 - 労災保険 - Seguro de acidente de trabalho</w:t>
-      </w:r>
-    </w:p>
-    <w:p>
-      <w:pPr>
-        <w:pStyle w:val="ListBullet"/>
-      </w:pPr>
-      <w:r>
-        <w:t>ACC-0003 - 通勤災害 - Acidente no trajeto de trabalho</w:t>
-      </w:r>
-    </w:p>
-    <w:p>
-      <w:pPr>
-        <w:pStyle w:val="Heading2"/>
-      </w:pPr>
-      <w:r>
-        <w:t>相互参照</w:t>
-      </w:r>
-    </w:p>
-    <w:p>
-      <w:pPr>
-        <w:pStyle w:val="ListBullet"/>
-      </w:pPr>
-      <w:r>
-        <w:t>FAQ-ACC-0005</w:t>
-      </w:r>
-    </w:p>
-    <w:p>
-      <w:pPr>
-        <w:pStyle w:val="Heading2"/>
-      </w:pPr>
-      <w:r>
-        <w:t>参考資料</w:t>
-      </w:r>
-    </w:p>
-    <w:p>
-      <w:pPr>
-        <w:pStyle w:val="ListBullet"/>
-      </w:pPr>
-      <w:r>
-        <w:t>Documento interno: `00_Project/multi_ai_pilot/ACC_FAQ_MULTI_AI_PILOT_REPORT_2026-06-29.md`</w:t>
-      </w:r>
-    </w:p>
-    <w:p>
-      <w:pPr>
-        <w:pStyle w:val="ListBullet"/>
-      </w:pPr>
-      <w:r>
-        <w:t>Fonte pública recomendada: 厚生労働省, 金融庁, 条件約款および保険会社の請求書類</w:t>
-      </w:r>
-    </w:p>
-    <w:p>
-      <w:pPr>
-        <w:pStyle w:val="Heading2"/>
-      </w:pPr>
-      <w:r>
-        <w:t>タグ</w:t>
-      </w:r>
-    </w:p>
-    <w:p>
-      <w:pPr>
-        <w:pStyle w:val="ListBullet"/>
-      </w:pPr>
-      <w:r>
-        <w:t>acc</w:t>
-      </w:r>
-    </w:p>
-    <w:p>
-      <w:pPr>
-        <w:pStyle w:val="ListBullet"/>
-      </w:pPr>
-      <w:r>
-        <w:t>internação-por-acidente</w:t>
-      </w:r>
-    </w:p>
-    <w:p>
-      <w:pPr>
-        <w:pStyle w:val="ListBullet"/>
-      </w:pPr>
-      <w:r>
-        <w:t>atendimento</w:t>
-      </w:r>
-    </w:p>
-    <w:p>
-      <w:pPr>
-        <w:pStyle w:val="ListBullet"/>
-      </w:pPr>
-      <w:r>
-        <w:t>japanese-broker</w:t>
-      </w:r>
-    </w:p>
-    <w:p>
-      <w:pPr>
-        <w:pStyle w:val="Heading2"/>
-      </w:pPr>
-      <w:r>
-        <w:t>関連項目</w:t>
-      </w:r>
-    </w:p>
-    <w:p>
-      <w:pPr>
-        <w:pStyle w:val="ListBullet"/>
-      </w:pPr>
-      <w:r>
-        <w:t>`14_FAQ/ACC/FAQ-ACC-0001.md`</w:t>
-      </w:r>
-    </w:p>
-    <w:p>
-      <w:pPr>
-        <w:pStyle w:val="ListBullet"/>
-      </w:pPr>
-      <w:r>
-        <w:t>`00_Project/multi_ai_pilot/ACC_FAQ_MULTI_AI_PILOT_REPORT_2026-06-29.md`</w:t>
-      </w:r>
-    </w:p>
-    <w:p>
-      <w:pPr>
-        <w:pStyle w:val="Heading2"/>
-      </w:pPr>
-      <w:r>
-        <w:t>改訂履歴</w:t>
-      </w:r>
-    </w:p>
-    <w:tbl>
-      <w:tblPr>
-        <w:tblStyle w:val="TableGrid"/>
-        <w:tblW w:type="auto" w:w="0"/>
-        <w:tblLook w:firstColumn="1" w:firstRow="1" w:lastColumn="0" w:lastRow="0" w:noHBand="0" w:noVBand="1" w:val="04A0"/>
-      </w:tblPr>
-      <w:tblGrid>
-        <w:gridCol w:w="2520"/>
-        <w:gridCol w:w="2520"/>
-        <w:gridCol w:w="2520"/>
-        <w:gridCol w:w="2520"/>
-      </w:tblGrid>
-      <w:tr>
-        <w:tc>
-          <w:tcPr>
-            <w:tcW w:type="dxa" w:w="2520"/>
-          </w:tcPr>
-          <w:p>
-            <w:r>
-              <w:t>Data</w:t>
-            </w:r>
-          </w:p>
-        </w:tc>
-        <w:tc>
-          <w:tcPr>
-            <w:tcW w:type="dxa" w:w="2520"/>
-          </w:tcPr>
-          <w:p>
-            <w:r>
-              <w:t>Versão</w:t>
-            </w:r>
-          </w:p>
-        </w:tc>
-        <w:tc>
-          <w:tcPr>
-            <w:tcW w:type="dxa" w:w="2520"/>
-          </w:tcPr>
-          <w:p>
-            <w:r>
-              <w:t>Autor</w:t>
-            </w:r>
-          </w:p>
-        </w:tc>
-        <w:tc>
-          <w:tcPr>
-            <w:tcW w:type="dxa" w:w="2520"/>
-          </w:tcPr>
-          <w:p>
-            <w:r>
-              <w:t>Alteração</w:t>
-            </w:r>
-          </w:p>
-        </w:tc>
-      </w:tr>
-      <w:tr>
-        <w:tc>
-          <w:tcPr>
-            <w:tcW w:type="dxa" w:w="2520"/>
-          </w:tcPr>
-          <w:p>
-            <w:r>
-              <w:t>2026-06-29</w:t>
-            </w:r>
-          </w:p>
-        </w:tc>
-        <w:tc>
-          <w:tcPr>
-            <w:tcW w:type="dxa" w:w="2520"/>
-          </w:tcPr>
-          <w:p>
-            <w:r>
-              <w:t>0.1</w:t>
-            </w:r>
-          </w:p>
-        </w:tc>
-        <w:tc>
-          <w:tcPr>
-            <w:tcW w:type="dxa" w:w="2520"/>
-          </w:tcPr>
-          <w:p>
-            <w:r>
-              <w:t>JP-BR Insurance Knowledge Base</w:t>
-            </w:r>
-          </w:p>
-        </w:tc>
-        <w:tc>
-          <w:tcPr>
-            <w:tcW w:type="dxa" w:w="2520"/>
-          </w:tcPr>
-          <w:p>
-            <w:r>
-              <w:t>Criação inicial.</w:t>
-            </w:r>
-          </w:p>
-        </w:tc>
-      </w:tr>
-    </w:tbl>
-    <w:p/>
-    <w:p>
-      <w:pPr>
-        <w:pStyle w:val="Heading1"/>
-      </w:pPr>
-      <w:r>
-        <w:t>ACC-0008 - 手術保険金 - Benefício por cirurgia causada por acidente</w:t>
-      </w:r>
-    </w:p>
-    <w:p>
-      <w:pPr>
-        <w:pStyle w:val="Heading2"/>
-      </w:pPr>
-      <w:r>
-        <w:t>管理情報</w:t>
-      </w:r>
-    </w:p>
-    <w:p>
-      <w:pPr>
-        <w:pStyle w:val="ListBullet"/>
-      </w:pPr>
-      <w:r>
-        <w:t>Versão: 0.1</w:t>
-      </w:r>
-    </w:p>
-    <w:p>
-      <w:pPr>
-        <w:pStyle w:val="ListBullet"/>
-      </w:pPr>
-      <w:r>
-        <w:t>Data: 2026-06-29</w:t>
-      </w:r>
-    </w:p>
-    <w:p>
-      <w:pPr>
-        <w:pStyle w:val="ListBullet"/>
-      </w:pPr>
-      <w:r>
-        <w:t>Autor: JP-BR Insurance Knowledge Base</w:t>
-      </w:r>
-    </w:p>
-    <w:p>
-      <w:pPr>
-        <w:pStyle w:val="ListBullet"/>
-      </w:pPr>
-      <w:r>
-        <w:t>Histórico: Criação inicial a partir do piloto multi-IA ACC, com revisão editorial central.</w:t>
-      </w:r>
-    </w:p>
-    <w:p>
-      <w:pPr>
-        <w:pStyle w:val="Heading2"/>
-      </w:pPr>
-      <w:r>
-        <w:t>コード</w:t>
-      </w:r>
-    </w:p>
-    <w:p>
-      <w:r>
-        <w:t>ACC-0008</w:t>
-      </w:r>
-    </w:p>
-    <w:p>
-      <w:pPr>
-        <w:pStyle w:val="Heading2"/>
-      </w:pPr>
-      <w:r>
-        <w:t>カテゴリー</w:t>
-      </w:r>
-    </w:p>
-    <w:p>
-      <w:r>
-        <w:t>ACC</w:t>
-      </w:r>
-    </w:p>
-    <w:p>
-      <w:pPr>
-        <w:pStyle w:val="Heading2"/>
-      </w:pPr>
-      <w:r>
-        <w:t>日本語用語</w:t>
-      </w:r>
-    </w:p>
-    <w:p>
-      <w:r>
-        <w:t>手術保険金</w:t>
-      </w:r>
-    </w:p>
-    <w:p>
-      <w:pPr>
-        <w:pStyle w:val="Heading2"/>
-      </w:pPr>
-      <w:r>
-        <w:t>ポルトガル語訳</w:t>
-      </w:r>
-    </w:p>
-    <w:p>
-      <w:r>
-        <w:t>Benefício por cirurgia causada por acidente</w:t>
-      </w:r>
-    </w:p>
-    <w:p>
-      <w:pPr>
-        <w:pStyle w:val="Heading2"/>
-      </w:pPr>
-      <w:r>
-        <w:t>技術的定義</w:t>
-      </w:r>
-    </w:p>
-    <w:p>
-      <w:r>
-        <w:t>手術保険金とは、傷害保険、事故対応、保険金請求または契約確認において確認すべき用語です。実際の取り扱いは、契約条件、事故原因、必要書類、発生日、治療内容、就業状況および保険会社の査定によって異なります。</w:t>
-      </w:r>
-    </w:p>
-    <w:p>
-      <w:pPr>
-        <w:pStyle w:val="Heading2"/>
-      </w:pPr>
-      <w:r>
-        <w:t>簡単な説明</w:t>
-      </w:r>
-    </w:p>
-    <w:p>
-      <w:r>
-        <w:t>募集人は、お客様の事故状況、契約内容、必要書類、対象外となる可能性を分けて確認し、支払可否を断定せずに案内します。</w:t>
-      </w:r>
-    </w:p>
-    <w:p>
-      <w:pPr>
-        <w:pStyle w:val="Heading2"/>
-      </w:pPr>
-      <w:r>
-        <w:t>ブラジル人顧客への説明方法</w:t>
-      </w:r>
-    </w:p>
-    <w:p>
-      <w:pPr>
-        <w:pStyle w:val="Heading3"/>
-      </w:pPr>
-      <w:r>
-        <w:t>PT-Br</w:t>
-      </w:r>
-    </w:p>
-    <w:p>
-      <w:r>
-        <w:t>Vamos confirmar benefício por cirurgia causada por acidente e explicar de forma simples, conforme o contrato.</w:t>
-      </w:r>
-    </w:p>
-    <w:p>
-      <w:pPr>
-        <w:pStyle w:val="Heading3"/>
-      </w:pPr>
-      <w:r>
-        <w:t>JP（ふりがな）</w:t>
-      </w:r>
-    </w:p>
-    <w:p>
-      <w:r>
-        <w:t>「Benefício por cirurgia causada por acidente」について、契約内容と事故状況に沿って分かりやすく確認します。</w:t>
-      </w:r>
-    </w:p>
-    <w:p>
-      <w:r>
-        <w:t>ふりがな: 「ベネフィシオ ポル シルルジア カウザーダ ポル アシデンチ」について、けいやくないようとじこじょうきょうにそって、わかりやすくかくにんします。</w:t>
-      </w:r>
-    </w:p>
-    <w:p>
-      <w:pPr>
-        <w:pStyle w:val="Heading3"/>
-      </w:pPr>
-      <w:r>
-        <w:t>Leitura de apoio para o corretor</w:t>
-      </w:r>
-    </w:p>
-    <w:p>
-      <w:r>
-        <w:t>ヴァモス コンフィルマール ベネフィシオ ポル シルルジア カウザーダ ポル アシデンチ イ エスプリカール ジ フォルマ シンプレス コンフォルミ オ コントラート</w:t>
-      </w:r>
-    </w:p>
-    <w:p>
-      <w:pPr>
-        <w:pStyle w:val="Heading2"/>
-      </w:pPr>
-      <w:r>
-        <w:t>使用フレーズ</w:t>
-      </w:r>
-    </w:p>
-    <w:p>
-      <w:pPr>
-        <w:pStyle w:val="Heading3"/>
-      </w:pPr>
-      <w:r>
-        <w:t>Japonês</w:t>
-      </w:r>
-    </w:p>
-    <w:p>
-      <w:pPr>
-        <w:pStyle w:val="ListBullet"/>
-      </w:pPr>
-      <w:r>
-        <w:t>手術保険金について確認しましょう。</w:t>
-      </w:r>
-    </w:p>
-    <w:p>
-      <w:pPr>
-        <w:pStyle w:val="ListBullet"/>
-      </w:pPr>
-      <w:r>
-        <w:t>契約内容、事故原因、必要書類を分けて確認します。</w:t>
-      </w:r>
-    </w:p>
-    <w:p>
-      <w:pPr>
-        <w:pStyle w:val="Heading3"/>
-      </w:pPr>
-      <w:r>
-        <w:t>Português brasileiro</w:t>
-      </w:r>
-    </w:p>
-    <w:p>
-      <w:pPr>
-        <w:pStyle w:val="ListBullet"/>
-      </w:pPr>
-      <w:r>
-        <w:t>Vamos confirmar benefício por cirurgia causada por acidente.</w:t>
-      </w:r>
-    </w:p>
-    <w:p>
-      <w:r>
-        <w:t xml:space="preserve">  - Leitura de apoio: ヴァモス コンフィルマール ベネフィシオ ポル シルルジア カウザーダ ポル アシデンチ</w:t>
-      </w:r>
-    </w:p>
-    <w:p>
-      <w:pPr>
-        <w:pStyle w:val="ListBullet"/>
-      </w:pPr>
-      <w:r>
-        <w:t>Vou explicar de forma simples, conforme o contrato.</w:t>
-      </w:r>
-    </w:p>
-    <w:p>
-      <w:r>
-        <w:t xml:space="preserve">  - Leitura de apoio: ヴォウ エスプリカール ジ フォルマ シンプレス コンフォルミ オ コントラート</w:t>
-      </w:r>
-    </w:p>
-    <w:p>
-      <w:pPr>
-        <w:pStyle w:val="Heading2"/>
-      </w:pPr>
-      <w:r>
-        <w:t>よくある質問</w:t>
-      </w:r>
-    </w:p>
-    <w:p>
-      <w:pPr>
-        <w:pStyle w:val="ListBullet"/>
-      </w:pPr>
-      <w:r>
-        <w:t>FAQ-ACC-0001</w:t>
-      </w:r>
-    </w:p>
-    <w:p>
-      <w:pPr>
-        <w:pStyle w:val="Heading2"/>
-      </w:pPr>
-      <w:r>
-        <w:t>関連用語</w:t>
-      </w:r>
-    </w:p>
-    <w:p>
-      <w:pPr>
-        <w:pStyle w:val="ListBullet"/>
-      </w:pPr>
-      <w:r>
-        <w:t>ACC-0001 - 傷害保険 - Seguro de acidentes pessoais</w:t>
-      </w:r>
-    </w:p>
-    <w:p>
-      <w:pPr>
-        <w:pStyle w:val="ListBullet"/>
-      </w:pPr>
-      <w:r>
-        <w:t>ACC-0002 - 労災保険 - Seguro de acidente de trabalho</w:t>
-      </w:r>
-    </w:p>
-    <w:p>
-      <w:pPr>
-        <w:pStyle w:val="ListBullet"/>
-      </w:pPr>
-      <w:r>
-        <w:t>ACC-0003 - 通勤災害 - Acidente no trajeto de trabalho</w:t>
-      </w:r>
-    </w:p>
-    <w:p>
-      <w:pPr>
-        <w:pStyle w:val="Heading2"/>
-      </w:pPr>
-      <w:r>
-        <w:t>相互参照</w:t>
-      </w:r>
-    </w:p>
-    <w:p>
-      <w:pPr>
-        <w:pStyle w:val="ListBullet"/>
-      </w:pPr>
-      <w:r>
-        <w:t>FAQ-ACC-0001</w:t>
-      </w:r>
-    </w:p>
-    <w:p>
-      <w:pPr>
-        <w:pStyle w:val="Heading2"/>
-      </w:pPr>
-      <w:r>
-        <w:t>参考資料</w:t>
-      </w:r>
-    </w:p>
-    <w:p>
-      <w:pPr>
-        <w:pStyle w:val="ListBullet"/>
-      </w:pPr>
-      <w:r>
-        <w:t>Documento interno: `00_Project/multi_ai_pilot/ACC_FAQ_MULTI_AI_PILOT_REPORT_2026-06-29.md`</w:t>
-      </w:r>
-    </w:p>
-    <w:p>
-      <w:pPr>
-        <w:pStyle w:val="ListBullet"/>
-      </w:pPr>
-      <w:r>
-        <w:t>Fonte pública recomendada: 厚生労働省, 金融庁, 条件約款および保険会社の請求書類</w:t>
-      </w:r>
-    </w:p>
-    <w:p>
-      <w:pPr>
-        <w:pStyle w:val="Heading2"/>
-      </w:pPr>
-      <w:r>
-        <w:t>タグ</w:t>
-      </w:r>
-    </w:p>
-    <w:p>
-      <w:pPr>
-        <w:pStyle w:val="ListBullet"/>
-      </w:pPr>
-      <w:r>
-        <w:t>acc</w:t>
-      </w:r>
-    </w:p>
-    <w:p>
-      <w:pPr>
-        <w:pStyle w:val="ListBullet"/>
-      </w:pPr>
-      <w:r>
-        <w:t>cirurgia-por-acidente</w:t>
-      </w:r>
-    </w:p>
-    <w:p>
-      <w:pPr>
-        <w:pStyle w:val="ListBullet"/>
-      </w:pPr>
-      <w:r>
-        <w:t>atendimento</w:t>
-      </w:r>
-    </w:p>
-    <w:p>
-      <w:pPr>
-        <w:pStyle w:val="ListBullet"/>
-      </w:pPr>
-      <w:r>
-        <w:t>japanese-broker</w:t>
-      </w:r>
-    </w:p>
-    <w:p>
-      <w:pPr>
-        <w:pStyle w:val="Heading2"/>
-      </w:pPr>
-      <w:r>
-        <w:t>関連項目</w:t>
-      </w:r>
-    </w:p>
-    <w:p>
-      <w:pPr>
-        <w:pStyle w:val="ListBullet"/>
-      </w:pPr>
-      <w:r>
-        <w:t>`14_FAQ/ACC/FAQ-ACC-0001.md`</w:t>
-      </w:r>
-    </w:p>
-    <w:p>
-      <w:pPr>
-        <w:pStyle w:val="ListBullet"/>
-      </w:pPr>
-      <w:r>
-        <w:t>`00_Project/multi_ai_pilot/ACC_FAQ_MULTI_AI_PILOT_REPORT_2026-06-29.md`</w:t>
-      </w:r>
-    </w:p>
-    <w:p>
-      <w:pPr>
-        <w:pStyle w:val="Heading2"/>
-      </w:pPr>
-      <w:r>
-        <w:t>改訂履歴</w:t>
-      </w:r>
-    </w:p>
-    <w:tbl>
-      <w:tblPr>
-        <w:tblStyle w:val="TableGrid"/>
-        <w:tblW w:type="auto" w:w="0"/>
-        <w:tblLook w:firstColumn="1" w:firstRow="1" w:lastColumn="0" w:lastRow="0" w:noHBand="0" w:noVBand="1" w:val="04A0"/>
-      </w:tblPr>
-      <w:tblGrid>
-        <w:gridCol w:w="2520"/>
-        <w:gridCol w:w="2520"/>
-        <w:gridCol w:w="2520"/>
-        <w:gridCol w:w="2520"/>
-      </w:tblGrid>
-      <w:tr>
-        <w:tc>
-          <w:tcPr>
-            <w:tcW w:type="dxa" w:w="2520"/>
-          </w:tcPr>
-          <w:p>
-            <w:r>
-              <w:t>Data</w:t>
-            </w:r>
-          </w:p>
-        </w:tc>
-        <w:tc>
-          <w:tcPr>
-            <w:tcW w:type="dxa" w:w="2520"/>
-          </w:tcPr>
-          <w:p>
-            <w:r>
-              <w:t>Versão</w:t>
-            </w:r>
-          </w:p>
-        </w:tc>
-        <w:tc>
-          <w:tcPr>
-            <w:tcW w:type="dxa" w:w="2520"/>
-          </w:tcPr>
-          <w:p>
-            <w:r>
-              <w:t>Autor</w:t>
-            </w:r>
-          </w:p>
-        </w:tc>
-        <w:tc>
-          <w:tcPr>
-            <w:tcW w:type="dxa" w:w="2520"/>
-          </w:tcPr>
-          <w:p>
-            <w:r>
-              <w:t>Alteração</w:t>
-            </w:r>
-          </w:p>
-        </w:tc>
-      </w:tr>
-      <w:tr>
-        <w:tc>
-          <w:tcPr>
-            <w:tcW w:type="dxa" w:w="2520"/>
-          </w:tcPr>
-          <w:p>
-            <w:r>
-              <w:t>2026-06-29</w:t>
-            </w:r>
-          </w:p>
-        </w:tc>
-        <w:tc>
-          <w:tcPr>
-            <w:tcW w:type="dxa" w:w="2520"/>
-          </w:tcPr>
-          <w:p>
-            <w:r>
-              <w:t>0.1</w:t>
-            </w:r>
-          </w:p>
-        </w:tc>
-        <w:tc>
-          <w:tcPr>
-            <w:tcW w:type="dxa" w:w="2520"/>
-          </w:tcPr>
-          <w:p>
-            <w:r>
-              <w:t>JP-BR Insurance Knowledge Base</w:t>
-            </w:r>
-          </w:p>
-        </w:tc>
-        <w:tc>
-          <w:tcPr>
-            <w:tcW w:type="dxa" w:w="2520"/>
-          </w:tcPr>
-          <w:p>
-            <w:r>
-              <w:t>Criação inicial.</w:t>
-            </w:r>
-          </w:p>
-        </w:tc>
-      </w:tr>
-    </w:tbl>
-    <w:p/>
-    <w:p>
-      <w:pPr>
-        <w:pStyle w:val="Heading1"/>
-      </w:pPr>
-      <w:r>
-        <w:t>ACC-0009 - 免責日数 - Franquia temporal em dias</w:t>
-      </w:r>
-    </w:p>
-    <w:p>
-      <w:pPr>
-        <w:pStyle w:val="Heading2"/>
-      </w:pPr>
-      <w:r>
-        <w:t>管理情報</w:t>
-      </w:r>
-    </w:p>
-    <w:p>
-      <w:pPr>
-        <w:pStyle w:val="ListBullet"/>
-      </w:pPr>
-      <w:r>
-        <w:t>Versão: 0.1</w:t>
-      </w:r>
-    </w:p>
-    <w:p>
-      <w:pPr>
-        <w:pStyle w:val="ListBullet"/>
-      </w:pPr>
-      <w:r>
-        <w:t>Data: 2026-06-29</w:t>
-      </w:r>
-    </w:p>
-    <w:p>
-      <w:pPr>
-        <w:pStyle w:val="ListBullet"/>
-      </w:pPr>
-      <w:r>
-        <w:t>Autor: JP-BR Insurance Knowledge Base</w:t>
-      </w:r>
-    </w:p>
-    <w:p>
-      <w:pPr>
-        <w:pStyle w:val="ListBullet"/>
-      </w:pPr>
-      <w:r>
-        <w:t>Histórico: Criação inicial a partir do piloto multi-IA ACC, com revisão editorial central.</w:t>
-      </w:r>
-    </w:p>
-    <w:p>
-      <w:pPr>
-        <w:pStyle w:val="Heading2"/>
-      </w:pPr>
-      <w:r>
-        <w:t>コード</w:t>
-      </w:r>
-    </w:p>
-    <w:p>
-      <w:r>
-        <w:t>ACC-0009</w:t>
-      </w:r>
-    </w:p>
-    <w:p>
-      <w:pPr>
-        <w:pStyle w:val="Heading2"/>
-      </w:pPr>
-      <w:r>
-        <w:t>カテゴリー</w:t>
-      </w:r>
-    </w:p>
-    <w:p>
-      <w:r>
-        <w:t>ACC</w:t>
-      </w:r>
-    </w:p>
-    <w:p>
-      <w:pPr>
-        <w:pStyle w:val="Heading2"/>
-      </w:pPr>
-      <w:r>
-        <w:t>日本語用語</w:t>
-      </w:r>
-    </w:p>
-    <w:p>
-      <w:r>
-        <w:t>免責日数</w:t>
-      </w:r>
-    </w:p>
-    <w:p>
-      <w:pPr>
-        <w:pStyle w:val="Heading2"/>
-      </w:pPr>
-      <w:r>
-        <w:t>ポルトガル語訳</w:t>
-      </w:r>
-    </w:p>
-    <w:p>
-      <w:r>
-        <w:t>Franquia temporal em dias</w:t>
-      </w:r>
-    </w:p>
-    <w:p>
-      <w:pPr>
-        <w:pStyle w:val="Heading2"/>
-      </w:pPr>
-      <w:r>
-        <w:t>技術的定義</w:t>
-      </w:r>
-    </w:p>
-    <w:p>
-      <w:r>
-        <w:t>免責日数とは、傷害保険、事故対応、保険金請求または契約確認において確認すべき用語です。実際の取り扱いは、契約条件、事故原因、必要書類、発生日、治療内容、就業状況および保険会社の査定によって異なります。</w:t>
-      </w:r>
-    </w:p>
-    <w:p>
-      <w:pPr>
-        <w:pStyle w:val="Heading2"/>
-      </w:pPr>
-      <w:r>
-        <w:t>簡単な説明</w:t>
-      </w:r>
-    </w:p>
-    <w:p>
-      <w:r>
-        <w:t>募集人は、お客様の事故状況、契約内容、必要書類、対象外となる可能性を分けて確認し、支払可否を断定せずに案内します。</w:t>
-      </w:r>
-    </w:p>
-    <w:p>
-      <w:pPr>
-        <w:pStyle w:val="Heading2"/>
-      </w:pPr>
-      <w:r>
-        <w:t>ブラジル人顧客への説明方法</w:t>
-      </w:r>
-    </w:p>
-    <w:p>
-      <w:pPr>
-        <w:pStyle w:val="Heading3"/>
-      </w:pPr>
-      <w:r>
-        <w:t>PT-Br</w:t>
-      </w:r>
-    </w:p>
-    <w:p>
-      <w:r>
-        <w:t>Vamos confirmar franquia temporal em dias e explicar de forma simples, conforme o contrato.</w:t>
-      </w:r>
-    </w:p>
-    <w:p>
-      <w:pPr>
-        <w:pStyle w:val="Heading3"/>
-      </w:pPr>
-      <w:r>
-        <w:t>JP（ふりがな）</w:t>
-      </w:r>
-    </w:p>
-    <w:p>
-      <w:r>
-        <w:t>「Franquia temporal em dias」について、契約内容と事故状況に沿って分かりやすく確認します。</w:t>
-      </w:r>
-    </w:p>
-    <w:p>
-      <w:r>
-        <w:t>ふりがな: 「フランキア テンポラウ エン ジアス」について、けいやくないようとじこじょうきょうにそって、わかりやすくかくにんします。</w:t>
-      </w:r>
-    </w:p>
-    <w:p>
-      <w:pPr>
-        <w:pStyle w:val="Heading3"/>
-      </w:pPr>
-      <w:r>
-        <w:t>Leitura de apoio para o corretor</w:t>
-      </w:r>
-    </w:p>
-    <w:p>
-      <w:r>
-        <w:t>ヴァモス コンフィルマール フランキア テンポラウ エン ジアス イ エスプリカール ジ フォルマ シンプレス コンフォルミ オ コントラート</w:t>
-      </w:r>
-    </w:p>
-    <w:p>
-      <w:pPr>
-        <w:pStyle w:val="Heading2"/>
-      </w:pPr>
-      <w:r>
-        <w:t>使用フレーズ</w:t>
-      </w:r>
-    </w:p>
-    <w:p>
-      <w:pPr>
-        <w:pStyle w:val="Heading3"/>
-      </w:pPr>
-      <w:r>
-        <w:t>Japonês</w:t>
-      </w:r>
-    </w:p>
-    <w:p>
-      <w:pPr>
-        <w:pStyle w:val="ListBullet"/>
-      </w:pPr>
-      <w:r>
-        <w:t>免責日数について確認しましょう。</w:t>
-      </w:r>
-    </w:p>
-    <w:p>
-      <w:pPr>
-        <w:pStyle w:val="ListBullet"/>
-      </w:pPr>
-      <w:r>
-        <w:t>契約内容、事故原因、必要書類を分けて確認します。</w:t>
-      </w:r>
-    </w:p>
-    <w:p>
-      <w:pPr>
-        <w:pStyle w:val="Heading3"/>
-      </w:pPr>
-      <w:r>
-        <w:t>Português brasileiro</w:t>
-      </w:r>
-    </w:p>
-    <w:p>
-      <w:pPr>
-        <w:pStyle w:val="ListBullet"/>
-      </w:pPr>
-      <w:r>
-        <w:t>Vamos confirmar franquia temporal em dias.</w:t>
-      </w:r>
-    </w:p>
-    <w:p>
-      <w:r>
-        <w:t xml:space="preserve">  - Leitura de apoio: ヴァモス コンフィルマール フランキア テンポラウ エン ジアス</w:t>
-      </w:r>
-    </w:p>
-    <w:p>
-      <w:pPr>
-        <w:pStyle w:val="ListBullet"/>
-      </w:pPr>
-      <w:r>
-        <w:t>Vou explicar de forma simples, conforme o contrato.</w:t>
-      </w:r>
-    </w:p>
-    <w:p>
-      <w:r>
-        <w:t xml:space="preserve">  - Leitura de apoio: ヴォウ エスプリカール ジ フォルマ シンプレス コンフォルミ オ コントラート</w:t>
-      </w:r>
-    </w:p>
-    <w:p>
-      <w:pPr>
-        <w:pStyle w:val="Heading2"/>
-      </w:pPr>
-      <w:r>
-        <w:t>よくある質問</w:t>
-      </w:r>
-    </w:p>
-    <w:p>
-      <w:pPr>
-        <w:pStyle w:val="ListBullet"/>
-      </w:pPr>
-      <w:r>
-        <w:t>FAQ-ACC-0005</w:t>
-      </w:r>
-    </w:p>
-    <w:p>
-      <w:pPr>
-        <w:pStyle w:val="Heading2"/>
-      </w:pPr>
-      <w:r>
-        <w:t>関連用語</w:t>
-      </w:r>
-    </w:p>
-    <w:p>
-      <w:pPr>
-        <w:pStyle w:val="ListBullet"/>
-      </w:pPr>
-      <w:r>
-        <w:t>ACC-0001 - 傷害保険 - Seguro de acidentes pessoais</w:t>
-      </w:r>
-    </w:p>
-    <w:p>
-      <w:pPr>
-        <w:pStyle w:val="ListBullet"/>
-      </w:pPr>
-      <w:r>
-        <w:t>ACC-0002 - 労災保険 - Seguro de acidente de trabalho</w:t>
-      </w:r>
-    </w:p>
-    <w:p>
-      <w:pPr>
-        <w:pStyle w:val="ListBullet"/>
-      </w:pPr>
-      <w:r>
-        <w:t>ACC-0003 - 通勤災害 - Acidente no trajeto de trabalho</w:t>
-      </w:r>
-    </w:p>
-    <w:p>
-      <w:pPr>
-        <w:pStyle w:val="Heading2"/>
-      </w:pPr>
-      <w:r>
-        <w:t>相互参照</w:t>
-      </w:r>
-    </w:p>
-    <w:p>
-      <w:pPr>
-        <w:pStyle w:val="ListBullet"/>
-      </w:pPr>
-      <w:r>
-        <w:t>FAQ-ACC-0005</w:t>
-      </w:r>
-    </w:p>
-    <w:p>
-      <w:pPr>
-        <w:pStyle w:val="Heading2"/>
-      </w:pPr>
-      <w:r>
-        <w:t>参考資料</w:t>
-      </w:r>
-    </w:p>
-    <w:p>
-      <w:pPr>
-        <w:pStyle w:val="ListBullet"/>
-      </w:pPr>
-      <w:r>
-        <w:t>Documento interno: `00_Project/multi_ai_pilot/ACC_FAQ_MULTI_AI_PILOT_REPORT_2026-06-29.md`</w:t>
-      </w:r>
-    </w:p>
-    <w:p>
-      <w:pPr>
-        <w:pStyle w:val="ListBullet"/>
-      </w:pPr>
-      <w:r>
-        <w:t>Fonte pública recomendada: 厚生労働省, 金融庁, 条件約款および保険会社の請求書類</w:t>
-      </w:r>
-    </w:p>
-    <w:p>
-      <w:pPr>
-        <w:pStyle w:val="Heading2"/>
-      </w:pPr>
-      <w:r>
-        <w:t>タグ</w:t>
-      </w:r>
-    </w:p>
-    <w:p>
-      <w:pPr>
-        <w:pStyle w:val="ListBullet"/>
-      </w:pPr>
-      <w:r>
-        <w:t>acc</w:t>
-      </w:r>
-    </w:p>
-    <w:p>
-      <w:pPr>
-        <w:pStyle w:val="ListBullet"/>
-      </w:pPr>
-      <w:r>
-        <w:t>franquia-temporal</w:t>
-      </w:r>
-    </w:p>
-    <w:p>
-      <w:pPr>
-        <w:pStyle w:val="ListBullet"/>
-      </w:pPr>
-      <w:r>
-        <w:t>atendimento</w:t>
-      </w:r>
-    </w:p>
-    <w:p>
-      <w:pPr>
-        <w:pStyle w:val="ListBullet"/>
-      </w:pPr>
-      <w:r>
-        <w:t>japanese-broker</w:t>
-      </w:r>
-    </w:p>
-    <w:p>
-      <w:pPr>
-        <w:pStyle w:val="Heading2"/>
-      </w:pPr>
-      <w:r>
-        <w:t>関連項目</w:t>
-      </w:r>
-    </w:p>
-    <w:p>
-      <w:pPr>
-        <w:pStyle w:val="ListBullet"/>
-      </w:pPr>
-      <w:r>
-        <w:t>`14_FAQ/ACC/FAQ-ACC-0001.md`</w:t>
-      </w:r>
-    </w:p>
-    <w:p>
-      <w:pPr>
-        <w:pStyle w:val="ListBullet"/>
-      </w:pPr>
-      <w:r>
-        <w:t>`00_Project/multi_ai_pilot/ACC_FAQ_MULTI_AI_PILOT_REPORT_2026-06-29.md`</w:t>
-      </w:r>
-    </w:p>
-    <w:p>
-      <w:pPr>
-        <w:pStyle w:val="Heading2"/>
-      </w:pPr>
-      <w:r>
-        <w:t>改訂履歴</w:t>
-      </w:r>
-    </w:p>
-    <w:tbl>
-      <w:tblPr>
-        <w:tblStyle w:val="TableGrid"/>
-        <w:tblW w:type="auto" w:w="0"/>
-        <w:tblLook w:firstColumn="1" w:firstRow="1" w:lastColumn="0" w:lastRow="0" w:noHBand="0" w:noVBand="1" w:val="04A0"/>
-      </w:tblPr>
-      <w:tblGrid>
-        <w:gridCol w:w="2520"/>
-        <w:gridCol w:w="2520"/>
-        <w:gridCol w:w="2520"/>
-        <w:gridCol w:w="2520"/>
-      </w:tblGrid>
-      <w:tr>
-        <w:tc>
-          <w:tcPr>
-            <w:tcW w:type="dxa" w:w="2520"/>
-          </w:tcPr>
-          <w:p>
-            <w:r>
-              <w:t>Data</w:t>
-            </w:r>
-          </w:p>
-        </w:tc>
-        <w:tc>
-          <w:tcPr>
-            <w:tcW w:type="dxa" w:w="2520"/>
-          </w:tcPr>
-          <w:p>
-            <w:r>
-              <w:t>Versão</w:t>
-            </w:r>
-          </w:p>
-        </w:tc>
-        <w:tc>
-          <w:tcPr>
-            <w:tcW w:type="dxa" w:w="2520"/>
-          </w:tcPr>
-          <w:p>
-            <w:r>
-              <w:t>Autor</w:t>
-            </w:r>
-          </w:p>
-        </w:tc>
-        <w:tc>
-          <w:tcPr>
-            <w:tcW w:type="dxa" w:w="2520"/>
-          </w:tcPr>
-          <w:p>
-            <w:r>
-              <w:t>Alteração</w:t>
-            </w:r>
-          </w:p>
-        </w:tc>
-      </w:tr>
-      <w:tr>
-        <w:tc>
-          <w:tcPr>
-            <w:tcW w:type="dxa" w:w="2520"/>
-          </w:tcPr>
-          <w:p>
-            <w:r>
-              <w:t>2026-06-29</w:t>
-            </w:r>
-          </w:p>
-        </w:tc>
-        <w:tc>
-          <w:tcPr>
-            <w:tcW w:type="dxa" w:w="2520"/>
-          </w:tcPr>
-          <w:p>
-            <w:r>
-              <w:t>0.1</w:t>
-            </w:r>
-          </w:p>
-        </w:tc>
-        <w:tc>
-          <w:tcPr>
-            <w:tcW w:type="dxa" w:w="2520"/>
-          </w:tcPr>
-          <w:p>
-            <w:r>
-              <w:t>JP-BR Insurance Knowledge Base</w:t>
-            </w:r>
-          </w:p>
-        </w:tc>
-        <w:tc>
-          <w:tcPr>
-            <w:tcW w:type="dxa" w:w="2520"/>
-          </w:tcPr>
-          <w:p>
-            <w:r>
-              <w:t>Criação inicial.</w:t>
-            </w:r>
-          </w:p>
-        </w:tc>
-      </w:tr>
-    </w:tbl>
-    <w:p/>
-    <w:p>
-      <w:pPr>
-        <w:pStyle w:val="Heading1"/>
-      </w:pPr>
-      <w:r>
-        <w:t>ACC-0010 - 免責事由 - Exclusões contratuais</w:t>
-      </w:r>
-    </w:p>
-    <w:p>
-      <w:pPr>
-        <w:pStyle w:val="Heading2"/>
-      </w:pPr>
-      <w:r>
-        <w:t>管理情報</w:t>
-      </w:r>
-    </w:p>
-    <w:p>
-      <w:pPr>
-        <w:pStyle w:val="ListBullet"/>
-      </w:pPr>
-      <w:r>
-        <w:t>Versão: 0.1</w:t>
-      </w:r>
-    </w:p>
-    <w:p>
-      <w:pPr>
-        <w:pStyle w:val="ListBullet"/>
-      </w:pPr>
-      <w:r>
-        <w:t>Data: 2026-06-29</w:t>
-      </w:r>
-    </w:p>
-    <w:p>
-      <w:pPr>
-        <w:pStyle w:val="ListBullet"/>
-      </w:pPr>
-      <w:r>
-        <w:t>Autor: JP-BR Insurance Knowledge Base</w:t>
-      </w:r>
-    </w:p>
-    <w:p>
-      <w:pPr>
-        <w:pStyle w:val="ListBullet"/>
-      </w:pPr>
-      <w:r>
-        <w:t>Histórico: Criação inicial a partir do piloto multi-IA ACC, com revisão editorial central.</w:t>
-      </w:r>
-    </w:p>
-    <w:p>
-      <w:pPr>
-        <w:pStyle w:val="Heading2"/>
-      </w:pPr>
-      <w:r>
-        <w:t>コード</w:t>
-      </w:r>
-    </w:p>
-    <w:p>
-      <w:r>
-        <w:t>ACC-0010</w:t>
-      </w:r>
-    </w:p>
-    <w:p>
-      <w:pPr>
-        <w:pStyle w:val="Heading2"/>
-      </w:pPr>
-      <w:r>
-        <w:t>カテゴリー</w:t>
-      </w:r>
-    </w:p>
-    <w:p>
-      <w:r>
-        <w:t>ACC</w:t>
-      </w:r>
-    </w:p>
-    <w:p>
-      <w:pPr>
-        <w:pStyle w:val="Heading2"/>
-      </w:pPr>
-      <w:r>
-        <w:t>日本語用語</w:t>
-      </w:r>
-    </w:p>
-    <w:p>
-      <w:r>
-        <w:t>免責事由</w:t>
-      </w:r>
-    </w:p>
-    <w:p>
-      <w:pPr>
-        <w:pStyle w:val="Heading2"/>
-      </w:pPr>
-      <w:r>
-        <w:t>ポルトガル語訳</w:t>
-      </w:r>
-    </w:p>
-    <w:p>
-      <w:r>
-        <w:t>Exclusões contratuais</w:t>
-      </w:r>
-    </w:p>
-    <w:p>
-      <w:pPr>
-        <w:pStyle w:val="Heading2"/>
-      </w:pPr>
-      <w:r>
-        <w:t>技術的定義</w:t>
-      </w:r>
-    </w:p>
-    <w:p>
-      <w:r>
-        <w:t>免責事由とは、傷害保険、事故対応、保険金請求または契約確認において確認すべき用語です。実際の取り扱いは、契約条件、事故原因、必要書類、発生日、治療内容、就業状況および保険会社の査定によって異なります。</w:t>
-      </w:r>
-    </w:p>
-    <w:p>
-      <w:pPr>
-        <w:pStyle w:val="Heading2"/>
-      </w:pPr>
-      <w:r>
-        <w:t>簡単な説明</w:t>
-      </w:r>
-    </w:p>
-    <w:p>
-      <w:r>
-        <w:t>募集人は、お客様の事故状況、契約内容、必要書類、対象外となる可能性を分けて確認し、支払可否を断定せずに案内します。</w:t>
-      </w:r>
-    </w:p>
-    <w:p>
-      <w:pPr>
-        <w:pStyle w:val="Heading2"/>
-      </w:pPr>
-      <w:r>
-        <w:t>ブラジル人顧客への説明方法</w:t>
-      </w:r>
-    </w:p>
-    <w:p>
-      <w:pPr>
-        <w:pStyle w:val="Heading3"/>
-      </w:pPr>
-      <w:r>
-        <w:t>PT-Br</w:t>
-      </w:r>
-    </w:p>
-    <w:p>
-      <w:r>
-        <w:t>Vamos confirmar exclusões contratuais e explicar de forma simples, conforme o contrato.</w:t>
-      </w:r>
-    </w:p>
-    <w:p>
-      <w:pPr>
-        <w:pStyle w:val="Heading3"/>
-      </w:pPr>
-      <w:r>
-        <w:t>JP（ふりがな）</w:t>
-      </w:r>
-    </w:p>
-    <w:p>
-      <w:r>
-        <w:t>「Exclusões contratuais」について、契約内容と事故状況に沿って分かりやすく確認します。</w:t>
-      </w:r>
-    </w:p>
-    <w:p>
-      <w:r>
-        <w:t>ふりがな: 「エスクルゾィンス コントラトゥアイス」について、けいやくないようとじこじょうきょうにそって、わかりやすくかくにんします。</w:t>
-      </w:r>
-    </w:p>
-    <w:p>
-      <w:pPr>
-        <w:pStyle w:val="Heading3"/>
-      </w:pPr>
-      <w:r>
-        <w:t>Leitura de apoio para o corretor</w:t>
-      </w:r>
-    </w:p>
-    <w:p>
-      <w:r>
-        <w:t>ヴァモス コンフィルマール エスクルゾィンス コントラトゥアイス イ エスプリカール ジ フォルマ シンプレス コンフォルミ オ コントラート</w:t>
-      </w:r>
-    </w:p>
-    <w:p>
-      <w:pPr>
-        <w:pStyle w:val="Heading2"/>
-      </w:pPr>
-      <w:r>
-        <w:t>使用フレーズ</w:t>
-      </w:r>
-    </w:p>
-    <w:p>
-      <w:pPr>
-        <w:pStyle w:val="Heading3"/>
-      </w:pPr>
-      <w:r>
-        <w:t>Japonês</w:t>
-      </w:r>
-    </w:p>
-    <w:p>
-      <w:pPr>
-        <w:pStyle w:val="ListBullet"/>
-      </w:pPr>
-      <w:r>
-        <w:t>免責事由について確認しましょう。</w:t>
-      </w:r>
-    </w:p>
-    <w:p>
-      <w:pPr>
-        <w:pStyle w:val="ListBullet"/>
-      </w:pPr>
-      <w:r>
-        <w:t>契約内容、事故原因、必要書類を分けて確認します。</w:t>
-      </w:r>
-    </w:p>
-    <w:p>
-      <w:pPr>
-        <w:pStyle w:val="Heading3"/>
-      </w:pPr>
-      <w:r>
-        <w:t>Português brasileiro</w:t>
-      </w:r>
-    </w:p>
-    <w:p>
-      <w:pPr>
-        <w:pStyle w:val="ListBullet"/>
-      </w:pPr>
-      <w:r>
-        <w:t>Vamos confirmar exclusões contratuais.</w:t>
-      </w:r>
-    </w:p>
-    <w:p>
-      <w:r>
-        <w:t xml:space="preserve">  - Leitura de apoio: ヴァモス コンフィルマール エスクルゾィンス コントラトゥアイス</w:t>
-      </w:r>
-    </w:p>
-    <w:p>
-      <w:pPr>
-        <w:pStyle w:val="ListBullet"/>
-      </w:pPr>
-      <w:r>
-        <w:t>Vou explicar de forma simples, conforme o contrato.</w:t>
-      </w:r>
-    </w:p>
-    <w:p>
-      <w:r>
-        <w:t xml:space="preserve">  - Leitura de apoio: ヴォウ エスプリカール ジ フォルマ シンプレス コンフォルミ オ コントラート</w:t>
-      </w:r>
-    </w:p>
-    <w:p>
-      <w:pPr>
-        <w:pStyle w:val="Heading2"/>
-      </w:pPr>
-      <w:r>
-        <w:t>よくある質問</w:t>
-      </w:r>
-    </w:p>
-    <w:p>
-      <w:pPr>
-        <w:pStyle w:val="ListBullet"/>
-      </w:pPr>
-      <w:r>
-        <w:t>FAQ-ACC-0005</w:t>
-      </w:r>
-    </w:p>
-    <w:p>
-      <w:pPr>
-        <w:pStyle w:val="Heading2"/>
-      </w:pPr>
-      <w:r>
-        <w:t>関連用語</w:t>
-      </w:r>
-    </w:p>
-    <w:p>
-      <w:pPr>
-        <w:pStyle w:val="ListBullet"/>
-      </w:pPr>
-      <w:r>
-        <w:t>ACC-0001 - 傷害保険 - Seguro de acidentes pessoais</w:t>
-      </w:r>
-    </w:p>
-    <w:p>
-      <w:pPr>
-        <w:pStyle w:val="ListBullet"/>
-      </w:pPr>
-      <w:r>
-        <w:t>ACC-0002 - 労災保険 - Seguro de acidente de trabalho</w:t>
-      </w:r>
-    </w:p>
-    <w:p>
-      <w:pPr>
-        <w:pStyle w:val="ListBullet"/>
-      </w:pPr>
-      <w:r>
-        <w:t>ACC-0003 - 通勤災害 - Acidente no trajeto de trabalho</w:t>
-      </w:r>
-    </w:p>
-    <w:p>
-      <w:pPr>
-        <w:pStyle w:val="Heading2"/>
-      </w:pPr>
-      <w:r>
-        <w:t>相互参照</w:t>
-      </w:r>
-    </w:p>
-    <w:p>
-      <w:pPr>
-        <w:pStyle w:val="ListBullet"/>
-      </w:pPr>
-      <w:r>
-        <w:t>FAQ-ACC-0005</w:t>
-      </w:r>
-    </w:p>
-    <w:p>
-      <w:pPr>
-        <w:pStyle w:val="Heading2"/>
-      </w:pPr>
-      <w:r>
-        <w:t>参考資料</w:t>
-      </w:r>
-    </w:p>
-    <w:p>
-      <w:pPr>
-        <w:pStyle w:val="ListBullet"/>
-      </w:pPr>
-      <w:r>
-        <w:t>Documento interno: `00_Project/multi_ai_pilot/ACC_FAQ_MULTI_AI_PILOT_REPORT_2026-06-29.md`</w:t>
-      </w:r>
-    </w:p>
-    <w:p>
-      <w:pPr>
-        <w:pStyle w:val="ListBullet"/>
-      </w:pPr>
-      <w:r>
-        <w:t>Fonte pública recomendada: 厚生労働省, 金融庁, 条件約款および保険会社の請求書類</w:t>
-      </w:r>
-    </w:p>
-    <w:p>
-      <w:pPr>
-        <w:pStyle w:val="Heading2"/>
-      </w:pPr>
-      <w:r>
-        <w:t>タグ</w:t>
-      </w:r>
-    </w:p>
-    <w:p>
-      <w:pPr>
-        <w:pStyle w:val="ListBullet"/>
-      </w:pPr>
-      <w:r>
-        <w:t>acc</w:t>
-      </w:r>
-    </w:p>
-    <w:p>
-      <w:pPr>
-        <w:pStyle w:val="ListBullet"/>
-      </w:pPr>
-      <w:r>
-        <w:t>exclusões-contratuais</w:t>
-      </w:r>
-    </w:p>
-    <w:p>
-      <w:pPr>
-        <w:pStyle w:val="ListBullet"/>
-      </w:pPr>
-      <w:r>
-        <w:t>atendimento</w:t>
-      </w:r>
-    </w:p>
-    <w:p>
-      <w:pPr>
-        <w:pStyle w:val="ListBullet"/>
-      </w:pPr>
-      <w:r>
-        <w:t>japanese-broker</w:t>
-      </w:r>
-    </w:p>
-    <w:p>
-      <w:pPr>
-        <w:pStyle w:val="Heading2"/>
-      </w:pPr>
-      <w:r>
-        <w:t>関連項目</w:t>
-      </w:r>
-    </w:p>
-    <w:p>
-      <w:pPr>
-        <w:pStyle w:val="ListBullet"/>
-      </w:pPr>
-      <w:r>
-        <w:t>`14_FAQ/ACC/FAQ-ACC-0001.md`</w:t>
-      </w:r>
-    </w:p>
-    <w:p>
-      <w:pPr>
-        <w:pStyle w:val="ListBullet"/>
-      </w:pPr>
-      <w:r>
-        <w:t>`00_Project/multi_ai_pilot/ACC_FAQ_MULTI_AI_PILOT_REPORT_2026-06-29.md`</w:t>
-      </w:r>
-    </w:p>
-    <w:p>
-      <w:pPr>
-        <w:pStyle w:val="Heading2"/>
-      </w:pPr>
-      <w:r>
-        <w:t>改訂履歴</w:t>
-      </w:r>
-    </w:p>
-    <w:tbl>
-      <w:tblPr>
-        <w:tblStyle w:val="TableGrid"/>
-        <w:tblW w:type="auto" w:w="0"/>
-        <w:tblLook w:firstColumn="1" w:firstRow="1" w:lastColumn="0" w:lastRow="0" w:noHBand="0" w:noVBand="1" w:val="04A0"/>
-      </w:tblPr>
-      <w:tblGrid>
-        <w:gridCol w:w="2520"/>
-        <w:gridCol w:w="2520"/>
-        <w:gridCol w:w="2520"/>
-        <w:gridCol w:w="2520"/>
-      </w:tblGrid>
-      <w:tr>
-        <w:tc>
-          <w:tcPr>
-            <w:tcW w:type="dxa" w:w="2520"/>
-          </w:tcPr>
-          <w:p>
-            <w:r>
-              <w:t>Data</w:t>
-            </w:r>
-          </w:p>
-        </w:tc>
-        <w:tc>
-          <w:tcPr>
-            <w:tcW w:type="dxa" w:w="2520"/>
-          </w:tcPr>
-          <w:p>
-            <w:r>
-              <w:t>Versão</w:t>
-            </w:r>
-          </w:p>
-        </w:tc>
-        <w:tc>
-          <w:tcPr>
-            <w:tcW w:type="dxa" w:w="2520"/>
-          </w:tcPr>
-          <w:p>
-            <w:r>
-              <w:t>Autor</w:t>
-            </w:r>
-          </w:p>
-        </w:tc>
-        <w:tc>
-          <w:tcPr>
-            <w:tcW w:type="dxa" w:w="2520"/>
-          </w:tcPr>
-          <w:p>
-            <w:r>
-              <w:t>Alteração</w:t>
-            </w:r>
-          </w:p>
-        </w:tc>
-      </w:tr>
-      <w:tr>
-        <w:tc>
-          <w:tcPr>
-            <w:tcW w:type="dxa" w:w="2520"/>
-          </w:tcPr>
-          <w:p>
-            <w:r>
-              <w:t>2026-06-29</w:t>
-            </w:r>
-          </w:p>
-        </w:tc>
-        <w:tc>
-          <w:tcPr>
-            <w:tcW w:type="dxa" w:w="2520"/>
-          </w:tcPr>
-          <w:p>
-            <w:r>
-              <w:t>0.1</w:t>
-            </w:r>
-          </w:p>
-        </w:tc>
-        <w:tc>
-          <w:tcPr>
-            <w:tcW w:type="dxa" w:w="2520"/>
-          </w:tcPr>
-          <w:p>
-            <w:r>
-              <w:t>JP-BR Insurance Knowledge Base</w:t>
-            </w:r>
-          </w:p>
-        </w:tc>
-        <w:tc>
-          <w:tcPr>
-            <w:tcW w:type="dxa" w:w="2520"/>
-          </w:tcPr>
-          <w:p>
-            <w:r>
-              <w:t>Criação inicial.</w:t>
-            </w:r>
-          </w:p>
-        </w:tc>
-      </w:tr>
-    </w:tbl>
-    <w:p/>
+    <w:p>
+      <w:r>
+        <w:t>| Data | Versão | Autor | Alteração |</w:t>
+      </w:r>
+    </w:p>
+    <w:p>
+      <w:r>
+        <w:t>| --- | --- | --- | --- |</w:t>
+      </w:r>
+    </w:p>
+    <w:p>
+      <w:r>
+        <w:t>| 2026-06-29 | 0.1 | JP-BR Insurance Knowledge Base | Criação inicial. |</w:t>
+      </w:r>
+    </w:p>
+    <w:p>
+      <w:r>
+        <w:t>---</w:t>
+      </w:r>
+    </w:p>
     <w:sectPr>
       <w:pgSz w:w="12240" w:h="15840"/>
-      <w:pgMar w:top="1008" w:right="1080" w:bottom="1008" w:left="1080" w:header="720" w:footer="720" w:gutter="0"/>
+      <w:pgMar w:top="1440" w:right="1800" w:bottom="1440" w:left="1800" w:header="720" w:footer="720" w:gutter="0"/>
       <w:cols w:space="720"/>
       <w:docGrid w:linePitch="360"/>
     </w:sectPr>
@@ -5516,8 +4666,8 @@
     <w:qFormat/>
     <w:rsid w:val="00FC693F"/>
     <w:rPr>
-      <w:rFonts w:ascii="Arial Unicode MS" w:hAnsi="Arial Unicode MS"/>
-      <w:sz w:val="21"/>
+      <w:rFonts w:ascii="Noto Sans CJK JP" w:hAnsi="Noto Sans CJK JP" w:eastAsia="Noto Sans CJK JP"/>
+      <w:sz w:val="20"/>
     </w:rPr>
   </w:style>
   <w:style w:type="paragraph" w:styleId="Header">
@@ -5579,11 +4729,11 @@
       <w:outlineLvl w:val="0"/>
     </w:pPr>
     <w:rPr>
-      <w:rFonts w:asciiTheme="majorHAnsi" w:eastAsiaTheme="majorEastAsia" w:hAnsiTheme="majorHAnsi" w:cstheme="majorBidi" w:ascii="Arial Unicode MS" w:hAnsi="Arial Unicode MS"/>
+      <w:rFonts w:asciiTheme="majorHAnsi" w:eastAsiaTheme="majorEastAsia" w:hAnsiTheme="majorHAnsi" w:cstheme="majorBidi" w:ascii="Noto Sans CJK JP" w:hAnsi="Noto Sans CJK JP" w:eastAsia="Noto Sans CJK JP"/>
       <w:b/>
       <w:bCs/>
       <w:color w:val="365F91" w:themeColor="accent1" w:themeShade="BF"/>
-      <w:sz w:val="36"/>
+      <w:sz w:val="32"/>
       <w:szCs w:val="28"/>
     </w:rPr>
   </w:style>
@@ -5603,11 +4753,11 @@
       <w:outlineLvl w:val="1"/>
     </w:pPr>
     <w:rPr>
-      <w:rFonts w:asciiTheme="majorHAnsi" w:eastAsiaTheme="majorEastAsia" w:hAnsiTheme="majorHAnsi" w:cstheme="majorBidi" w:ascii="Arial Unicode MS" w:hAnsi="Arial Unicode MS"/>
+      <w:rFonts w:asciiTheme="majorHAnsi" w:eastAsiaTheme="majorEastAsia" w:hAnsiTheme="majorHAnsi" w:cstheme="majorBidi" w:ascii="Noto Sans CJK JP" w:hAnsi="Noto Sans CJK JP" w:eastAsia="Noto Sans CJK JP"/>
       <w:b/>
       <w:bCs/>
       <w:color w:val="4F81BD" w:themeColor="accent1"/>
-      <w:sz w:val="28"/>
+      <w:sz w:val="26"/>
       <w:szCs w:val="26"/>
     </w:rPr>
   </w:style>
@@ -5627,11 +4777,11 @@
       <w:outlineLvl w:val="2"/>
     </w:pPr>
     <w:rPr>
-      <w:rFonts w:asciiTheme="majorHAnsi" w:eastAsiaTheme="majorEastAsia" w:hAnsiTheme="majorHAnsi" w:cstheme="majorBidi" w:ascii="Arial Unicode MS" w:hAnsi="Arial Unicode MS"/>
+      <w:rFonts w:asciiTheme="majorHAnsi" w:eastAsiaTheme="majorEastAsia" w:hAnsiTheme="majorHAnsi" w:cstheme="majorBidi" w:ascii="Noto Sans CJK JP" w:hAnsi="Noto Sans CJK JP" w:eastAsia="Noto Sans CJK JP"/>
       <w:b/>
       <w:bCs/>
       <w:color w:val="4F81BD" w:themeColor="accent1"/>
-      <w:sz w:val="24"/>
+      <w:sz w:val="26"/>
     </w:rPr>
   </w:style>
   <w:style w:type="paragraph" w:styleId="Heading4">

--- a/18_DOCX/ACC_TERMS_0001_0010.docx
+++ b/18_DOCX/ACC_TERMS_0001_0010.docx
@@ -7,7 +7,7 @@
         <w:pStyle w:val="Heading1"/>
       </w:pPr>
       <w:r>
-        <w:t>ACC_TERMS_0001_0010 - Verbetes ACC</w:t>
+        <w:t>ACC_TERMS_0001_0010 - ACC用語 0001-0010</w:t>
       </w:r>
     </w:p>
     <w:p>
@@ -23,7 +23,7 @@
         <w:pStyle w:val="ListBullet"/>
       </w:pPr>
       <w:r>
-        <w:t>Versão: 0.1</w:t>
+        <w:t>Versão: 0.2</w:t>
       </w:r>
     </w:p>
     <w:p>
@@ -47,7 +47,7 @@
         <w:pStyle w:val="ListBullet"/>
       </w:pPr>
       <w:r>
-        <w:t>Histórico: Consolidação inicial da categoria ACC a partir do piloto multi-IA revisado.</w:t>
+        <w:t>Histórico: Consolidação revisada após melhoria qualitativa de verbetes, próximos passos em português e objeções de atendimento.</w:t>
       </w:r>
     </w:p>
     <w:p>
@@ -79,7 +79,7 @@
         <w:pStyle w:val="ListBullet"/>
       </w:pPr>
       <w:r>
-        <w:t>Versão: 0.1</w:t>
+        <w:t>Versão: 0.2</w:t>
       </w:r>
     </w:p>
     <w:p>
@@ -103,7 +103,7 @@
         <w:pStyle w:val="ListBullet"/>
       </w:pPr>
       <w:r>
-        <w:t>Histórico: Criação inicial a partir do piloto multi-IA ACC, com revisão editorial central.</w:t>
+        <w:t>Histórico: Criação inicial a partir do piloto multi-IA ACC; revisão qualitativa das definições e falas ao cliente.</w:t>
       </w:r>
     </w:p>
     <w:p>
@@ -168,7 +168,7 @@
     </w:p>
     <w:p>
       <w:r>
-        <w:t>傷害保険とは、傷害保険、事故対応、保険金請求または契約確認において確認すべき用語です。実際の取り扱いは、契約条件、事故原因、必要書類、発生日、治療内容、就業状況および保険会社の査定によって異なります。</w:t>
+        <w:t>傷害保険とは、急激かつ偶然な外来の事故によるけがを対象として、契約で定められた入院、手術、通院、死亡、後遺障害などの保険金を確認する民間保険です。病気、公的医療制度、労災保険、自動車保険とは役割が異なるため、事故原因と契約条件を分けて確認します。</w:t>
       </w:r>
     </w:p>
     <w:p>
@@ -181,7 +181,7 @@
     </w:p>
     <w:p>
       <w:r>
-        <w:t>募集人は、お客様の事故状況、契約内容、必要書類、対象外となる可能性を分けて確認し、支払可否を断定せずに案内します。</w:t>
+        <w:t>募集人は、まず「事故によるけが」かどうかを確認し、そのうえで契約の対象、必要書類、免責事由、保険会社の査定を案内します。支払可否はその場で断定しません。</w:t>
       </w:r>
     </w:p>
     <w:p>
@@ -202,7 +202,7 @@
     </w:p>
     <w:p>
       <w:r>
-        <w:t>Vamos confirmar seguro de acidentes pessoais e explicar de forma simples, conforme o contrato.</w:t>
+        <w:t>Seguro de acidentes pessoais é o seguro privado para alguns casos de machucado causado por acidente. Vamos verificar o tipo de acidente, o contrato e os documentos antes de falar sobre pagamento.</w:t>
       </w:r>
     </w:p>
     <w:p>
@@ -215,12 +215,12 @@
     </w:p>
     <w:p>
       <w:r>
-        <w:t>ヴァモス コンフィルマール セグーロ ジ アシデンチス ペソアイス イ エスプリカール ジ フォルマ シンプレス コンフォルミ オ コントラート</w:t>
-      </w:r>
-    </w:p>
-    <w:p>
-      <w:r>
-        <w:t>日本語確認用: 「Seguro de acidentes pessoais」について、契約内容と事故状況に沿って分かりやすく確認します。</w:t>
+        <w:t>セグーロ ジ アシデンチス ペソアイス エ オ セグーロ プリヴァード パラ アウグンス カゾス ジ マシュカード カウザード ポル アシデンチ。ヴァモス ヴェリフィカール オ チポ ジ アシデンチ、オ コントラト イ オス ドクメントス アンチス ジ ファラール ソブリ パガメント</w:t>
+      </w:r>
+    </w:p>
+    <w:p>
+      <w:r>
+        <w:t>日本語確認用: 民間の傷害保険は事故によるけがの一部を対象とするため、事故内容、契約、書類を確認してから支払いを説明する。</w:t>
       </w:r>
     </w:p>
     <w:p>
@@ -244,7 +244,7 @@
         <w:pStyle w:val="ListBullet"/>
       </w:pPr>
       <w:r>
-        <w:t>傷害保険について確認しましょう。</w:t>
+        <w:t>民間の傷害保険は事故によるけがの一部を対象とするため、事故内容、契約、書類を確認してから支払いを説明する。</w:t>
       </w:r>
     </w:p>
     <w:p>
@@ -252,7 +252,7 @@
         <w:pStyle w:val="ListBullet"/>
       </w:pPr>
       <w:r>
-        <w:t>契約内容、事故原因、必要書類を分けて確認します。</w:t>
+        <w:t>契約条件、事故状況、必要書類、保険会社の査定を分けて確認します。</w:t>
       </w:r>
     </w:p>
     <w:p>
@@ -268,7 +268,7 @@
         <w:pStyle w:val="ListBullet"/>
       </w:pPr>
       <w:r>
-        <w:t>Vamos confirmar seguro de acidentes pessoais.</w:t>
+        <w:t>Seguro de acidentes pessoais é diferente de seguro de saúde ou seguro de trabalho.</w:t>
       </w:r>
     </w:p>
     <w:p>
@@ -276,7 +276,7 @@
         <w:pStyle w:val="ListBullet"/>
       </w:pPr>
       <w:r>
-        <w:t>カタカナ読み: ヴァモス コンフィルマール セグーロ ジ アシデンチス ペソアイス</w:t>
+        <w:t>カタカナ読み: セグーロ ジ アシデンチス ペソアイス エ ジフェレンチ ジ セグーロ ジ サウージ オウ セグーロ ジ トラバーリョ</w:t>
       </w:r>
     </w:p>
     <w:p>
@@ -284,7 +284,7 @@
         <w:pStyle w:val="ListBullet"/>
       </w:pPr>
       <w:r>
-        <w:t>Vou explicar de forma simples, conforme o contrato.</w:t>
+        <w:t>Antes de falar sobre pagamento, precisamos confirmar se foi acidente e o que está no contrato.</w:t>
       </w:r>
     </w:p>
     <w:p>
@@ -292,7 +292,7 @@
         <w:pStyle w:val="ListBullet"/>
       </w:pPr>
       <w:r>
-        <w:t>カタカナ読み: ヴォウ エスプリカール ジ フォルマ シンプレス コンフォルミ オ コントラート</w:t>
+        <w:t>カタカナ読み: アンチス ジ ファラール ソブリ パガメント、プレシザモス コンフィルマール セ フォイ アシデンチ イ オ キ エスタ ノ コントラト</w:t>
       </w:r>
     </w:p>
     <w:p>
@@ -476,7 +476,7 @@
         <w:pStyle w:val="ListBullet"/>
       </w:pPr>
       <w:r>
-        <w:t>`00_Project/multi_ai_pilot/ACC_FAQ_MULTI_AI_PILOT_REPORT_2026-06-29.md`</w:t>
+        <w:t>`14_FAQ/ACC/FAQ-ACC-0002.md`</w:t>
       </w:r>
     </w:p>
     <w:p>
@@ -504,7 +504,7 @@
     </w:p>
     <w:p>
       <w:r>
-        <w:t>---</w:t>
+        <w:t>| 2026-06-29 | 0.2 | JP-BR Insurance Knowledge Base | Definição e fala ao cliente revisadas para uso prático em atendimento. |</w:t>
       </w:r>
     </w:p>
     <w:p>
@@ -528,7 +528,7 @@
         <w:pStyle w:val="ListBullet"/>
       </w:pPr>
       <w:r>
-        <w:t>Versão: 0.1</w:t>
+        <w:t>Versão: 0.2</w:t>
       </w:r>
     </w:p>
     <w:p>
@@ -552,7 +552,7 @@
         <w:pStyle w:val="ListBullet"/>
       </w:pPr>
       <w:r>
-        <w:t>Histórico: Criação inicial a partir do piloto multi-IA ACC, com revisão editorial central.</w:t>
+        <w:t>Histórico: Criação inicial a partir do piloto multi-IA ACC; revisão qualitativa das definições e falas ao cliente.</w:t>
       </w:r>
     </w:p>
     <w:p>
@@ -617,7 +617,7 @@
     </w:p>
     <w:p>
       <w:r>
-        <w:t>労災保険とは、傷害保険、事故対応、保険金請求または契約確認において確認すべき用語です。実際の取り扱いは、契約条件、事故原因、必要書類、発生日、治療内容、就業状況および保険会社の査定によって異なります。</w:t>
+        <w:t>労災保険とは、業務中または通勤中の災害について、勤務先や公的制度の手続きとして確認される保険制度です。民間の傷害保険とは判断主体、手続き、必要書類、給付内容が異なります。</w:t>
       </w:r>
     </w:p>
     <w:p>
@@ -630,7 +630,7 @@
     </w:p>
     <w:p>
       <w:r>
-        <w:t>募集人は、お客様の事故状況、契約内容、必要書類、対象外となる可能性を分けて確認し、支払可否を断定せずに案内します。</w:t>
+        <w:t>仕事中の事故では、まず勤務先への報告と労災保険の可能性を確認し、民間の傷害保険とは別の流れとして案内します。</w:t>
       </w:r>
     </w:p>
     <w:p>
@@ -651,7 +651,7 @@
     </w:p>
     <w:p>
       <w:r>
-        <w:t>Vamos confirmar seguro de acidente de trabalho e explicar de forma simples, conforme o contrato.</w:t>
+        <w:t>Quando o acidente acontece no trabalho, precisamos verificar o procedimento com a empresa e o seguro de acidente de trabalho separadamente do seguro privado.</w:t>
       </w:r>
     </w:p>
     <w:p>
@@ -664,12 +664,12 @@
     </w:p>
     <w:p>
       <w:r>
-        <w:t>ヴァモス コンフィルマール セグーロ ジ アシデンチ ジ トラバーリョ イ エスプリカール ジ フォルマ シンプレス コンフォルミ オ コントラート</w:t>
-      </w:r>
-    </w:p>
-    <w:p>
-      <w:r>
-        <w:t>日本語確認用: 「Seguro de acidente de trabalho」について、契約内容と事故状況に沿って分かりやすく確認します。</w:t>
+        <w:t>クアンド オ アシデンチ アコンテスィ ノ トラバーリョ、プレシザモス ヴェリフィカール オ プロセジメント コム ア エンプレーザ イ オ セグーロ ジ アシデンチ ジ トラバーリョ セパラダメンチ ド セグーロ プリヴァード</w:t>
+      </w:r>
+    </w:p>
+    <w:p>
+      <w:r>
+        <w:t>日本語確認用: 仕事中の事故は勤務先の手続きと労災保険を民間保険と分けて確認する。</w:t>
       </w:r>
     </w:p>
     <w:p>
@@ -693,7 +693,7 @@
         <w:pStyle w:val="ListBullet"/>
       </w:pPr>
       <w:r>
-        <w:t>労災保険について確認しましょう。</w:t>
+        <w:t>仕事中の事故は勤務先の手続きと労災保険を民間保険と分けて確認する。</w:t>
       </w:r>
     </w:p>
     <w:p>
@@ -701,7 +701,7 @@
         <w:pStyle w:val="ListBullet"/>
       </w:pPr>
       <w:r>
-        <w:t>契約内容、事故原因、必要書類を分けて確認します。</w:t>
+        <w:t>契約条件、事故状況、必要書類、保険会社の査定を分けて確認します。</w:t>
       </w:r>
     </w:p>
     <w:p>
@@ -717,7 +717,7 @@
         <w:pStyle w:val="ListBullet"/>
       </w:pPr>
       <w:r>
-        <w:t>Vamos confirmar seguro de acidente de trabalho.</w:t>
+        <w:t>Por favor, me diga se você já avisou a empresa.</w:t>
       </w:r>
     </w:p>
     <w:p>
@@ -725,7 +725,7 @@
         <w:pStyle w:val="ListBullet"/>
       </w:pPr>
       <w:r>
-        <w:t>カタカナ読み: ヴァモス コンフィルマール セグーロ ジ アシデンチ ジ トラバーリョ</w:t>
+        <w:t>カタカナ読み: ポル ファヴォール、ミ ジーガ セ ヴォセ ジャ アヴィゾウ ア エンプレーザ</w:t>
       </w:r>
     </w:p>
     <w:p>
@@ -733,7 +733,7 @@
         <w:pStyle w:val="ListBullet"/>
       </w:pPr>
       <w:r>
-        <w:t>Vou explicar de forma simples, conforme o contrato.</w:t>
+        <w:t>O procedimento da empresa e o pedido no seguro privado nem sempre são a mesma coisa.</w:t>
       </w:r>
     </w:p>
     <w:p>
@@ -741,7 +741,7 @@
         <w:pStyle w:val="ListBullet"/>
       </w:pPr>
       <w:r>
-        <w:t>カタカナ読み: ヴォウ エスプリカール ジ フォルマ シンプレス コンフォルミ オ コントラート</w:t>
+        <w:t>カタカナ読み: オ プロセジメント ダ エンプレーザ イ オ ペジード ノ セグーロ プリヴァード ネン センプリ サォン ア メズマ コイザ</w:t>
       </w:r>
     </w:p>
     <w:p>
@@ -893,7 +893,7 @@
         <w:pStyle w:val="ListBullet"/>
       </w:pPr>
       <w:r>
-        <w:t>`00_Project/multi_ai_pilot/ACC_FAQ_MULTI_AI_PILOT_REPORT_2026-06-29.md`</w:t>
+        <w:t>`14_FAQ/ACC/FAQ-ACC-0008.md`</w:t>
       </w:r>
     </w:p>
     <w:p>
@@ -921,7 +921,7 @@
     </w:p>
     <w:p>
       <w:r>
-        <w:t>---</w:t>
+        <w:t>| 2026-06-29 | 0.2 | JP-BR Insurance Knowledge Base | Definição e fala ao cliente revisadas para uso prático em atendimento. |</w:t>
       </w:r>
     </w:p>
     <w:p>
@@ -945,7 +945,7 @@
         <w:pStyle w:val="ListBullet"/>
       </w:pPr>
       <w:r>
-        <w:t>Versão: 0.1</w:t>
+        <w:t>Versão: 0.2</w:t>
       </w:r>
     </w:p>
     <w:p>
@@ -969,7 +969,7 @@
         <w:pStyle w:val="ListBullet"/>
       </w:pPr>
       <w:r>
-        <w:t>Histórico: Criação inicial a partir do piloto multi-IA ACC, com revisão editorial central.</w:t>
+        <w:t>Histórico: Criação inicial a partir do piloto multi-IA ACC; revisão qualitativa das definições e falas ao cliente.</w:t>
       </w:r>
     </w:p>
     <w:p>
@@ -1034,7 +1034,7 @@
     </w:p>
     <w:p>
       <w:r>
-        <w:t>通勤災害とは、傷害保険、事故対応、保険金請求または契約確認において確認すべき用語です。実際の取り扱いは、契約条件、事故原因、必要書類、発生日、治療内容、就業状況および保険会社の査定によって異なります。</w:t>
+        <w:t>通勤災害とは、合理的な通勤経路上で発生した事故について、労災保険上の確認対象となる可能性がある災害です。寄り道、経路変更、私的行動の有無により判断が変わる場合があります。</w:t>
       </w:r>
     </w:p>
     <w:p>
@@ -1047,7 +1047,7 @@
     </w:p>
     <w:p>
       <w:r>
-        <w:t>募集人は、お客様の事故状況、契約内容、必要書類、対象外となる可能性を分けて確認し、支払可否を断定せずに案内します。</w:t>
+        <w:t>出勤中または帰宅中の事故では、いつ、どこからどこへ移動していたかを確認し、労災保険と民間保険を分けて案内します。</w:t>
       </w:r>
     </w:p>
     <w:p>
@@ -1068,7 +1068,7 @@
     </w:p>
     <w:p>
       <w:r>
-        <w:t>Vamos confirmar acidente no trajeto de trabalho e explicar de forma simples, conforme o contrato.</w:t>
+        <w:t>Acidente no caminho do trabalho pode ter regra própria. Vamos confirmar o trajeto, o horário e se houve desvio antes de explicar o procedimento.</w:t>
       </w:r>
     </w:p>
     <w:p>
@@ -1081,12 +1081,12 @@
     </w:p>
     <w:p>
       <w:r>
-        <w:t>ヴァモス コンフィルマール アシデンチ ノ トラジェト ジ トラバーリョ イ エスプリカール ジ フォルマ シンプレス コンフォルミ オ コントラート</w:t>
-      </w:r>
-    </w:p>
-    <w:p>
-      <w:r>
-        <w:t>日本語確認用: 「Acidente no trajeto de trabalho」について、契約内容と事故状況に沿って分かりやすく確認します。</w:t>
+        <w:t>アシデンチ ノ カミーニョ ド トラバーリョ ポジ テール ヘグラ プロプリア。ヴァモス コンフィルマール オ トラジェト、オ オラリオ イ セ オウヴィ デズヴィオ アンチス ジ エスプリカール オ プロセジメント</w:t>
+      </w:r>
+    </w:p>
+    <w:p>
+      <w:r>
+        <w:t>日本語確認用: 通勤中の事故では経路、時間、寄り道の有無を確認してから説明する。</w:t>
       </w:r>
     </w:p>
     <w:p>
@@ -1110,7 +1110,7 @@
         <w:pStyle w:val="ListBullet"/>
       </w:pPr>
       <w:r>
-        <w:t>通勤災害について確認しましょう。</w:t>
+        <w:t>通勤中の事故では経路、時間、寄り道の有無を確認してから説明する。</w:t>
       </w:r>
     </w:p>
     <w:p>
@@ -1118,7 +1118,7 @@
         <w:pStyle w:val="ListBullet"/>
       </w:pPr>
       <w:r>
-        <w:t>契約内容、事故原因、必要書類を分けて確認します。</w:t>
+        <w:t>契約条件、事故状況、必要書類、保険会社の査定を分けて確認します。</w:t>
       </w:r>
     </w:p>
     <w:p>
@@ -1134,7 +1134,7 @@
         <w:pStyle w:val="ListBullet"/>
       </w:pPr>
       <w:r>
-        <w:t>Vamos confirmar acidente no trajeto de trabalho.</w:t>
+        <w:t>Foi no seu caminho normal para o trabalho ou para casa?</w:t>
       </w:r>
     </w:p>
     <w:p>
@@ -1142,7 +1142,7 @@
         <w:pStyle w:val="ListBullet"/>
       </w:pPr>
       <w:r>
-        <w:t>カタカナ読み: ヴァモス コンフィルマール アシデンチ ノ トラジェト ジ トラバーリョ</w:t>
+        <w:t>カタカナ読み: フォイ ノ セウ カミーニョ ノルマウ パラ オ トラバーリョ オウ パラ カーザ</w:t>
       </w:r>
     </w:p>
     <w:p>
@@ -1150,7 +1150,7 @@
         <w:pStyle w:val="ListBullet"/>
       </w:pPr>
       <w:r>
-        <w:t>Vou explicar de forma simples, conforme o contrato.</w:t>
+        <w:t>Precisamos verificar o trajeto antes de dizer qual procedimento se aplica.</w:t>
       </w:r>
     </w:p>
     <w:p>
@@ -1158,7 +1158,7 @@
         <w:pStyle w:val="ListBullet"/>
       </w:pPr>
       <w:r>
-        <w:t>カタカナ読み: ヴォウ エスプリカール ジ フォルマ シンプレス コンフォルミ オ コントラート</w:t>
+        <w:t>カタカナ読み: プレシザモス ヴェリフィカール オ トラジェト アンチス ジ ジゼール クアウ プロセジメント セ アプリカ</w:t>
       </w:r>
     </w:p>
     <w:p>
@@ -1302,7 +1302,51 @@
         <w:pStyle w:val="ListBullet"/>
       </w:pPr>
       <w:r>
-        <w:t>`14_FAQ/ACC/FAQ-ACC-0001.md`</w:t>
+        <w:t>`14_FAQ/ACC/FAQ-ACC-0008.md`</w:t>
+      </w:r>
+    </w:p>
+    <w:p>
+      <w:pPr>
+        <w:pStyle w:val="Heading2"/>
+      </w:pPr>
+      <w:r>
+        <w:t>改訂履歴</w:t>
+      </w:r>
+    </w:p>
+    <w:p>
+      <w:r>
+        <w:t>| Data | Versão | Autor | Alteração |</w:t>
+      </w:r>
+    </w:p>
+    <w:p>
+      <w:r>
+        <w:t>| --- | --- | --- | --- |</w:t>
+      </w:r>
+    </w:p>
+    <w:p>
+      <w:r>
+        <w:t>| 2026-06-29 | 0.1 | JP-BR Insurance Knowledge Base | Criação inicial. |</w:t>
+      </w:r>
+    </w:p>
+    <w:p>
+      <w:r>
+        <w:t>| 2026-06-29 | 0.2 | JP-BR Insurance Knowledge Base | Definição e fala ao cliente revisadas para uso prático em atendimento. |</w:t>
+      </w:r>
+    </w:p>
+    <w:p>
+      <w:pPr>
+        <w:pStyle w:val="Heading1"/>
+      </w:pPr>
+      <w:r>
+        <w:t>ACC-0004 - 事故通知 - Aviso de acidente</w:t>
+      </w:r>
+    </w:p>
+    <w:p>
+      <w:pPr>
+        <w:pStyle w:val="Heading2"/>
+      </w:pPr>
+      <w:r>
+        <w:t>管理情報</w:t>
       </w:r>
     </w:p>
     <w:p>
@@ -1310,7 +1354,31 @@
         <w:pStyle w:val="ListBullet"/>
       </w:pPr>
       <w:r>
-        <w:t>`00_Project/multi_ai_pilot/ACC_FAQ_MULTI_AI_PILOT_REPORT_2026-06-29.md`</w:t>
+        <w:t>Versão: 0.2</w:t>
+      </w:r>
+    </w:p>
+    <w:p>
+      <w:pPr>
+        <w:pStyle w:val="ListBullet"/>
+      </w:pPr>
+      <w:r>
+        <w:t>Data: 2026-06-29</w:t>
+      </w:r>
+    </w:p>
+    <w:p>
+      <w:pPr>
+        <w:pStyle w:val="ListBullet"/>
+      </w:pPr>
+      <w:r>
+        <w:t>Autor: JP-BR Insurance Knowledge Base</w:t>
+      </w:r>
+    </w:p>
+    <w:p>
+      <w:pPr>
+        <w:pStyle w:val="ListBullet"/>
+      </w:pPr>
+      <w:r>
+        <w:t>Histórico: Criação inicial a partir do piloto multi-IA ACC; revisão qualitativa das definições e falas ao cliente.</w:t>
       </w:r>
     </w:p>
     <w:p>
@@ -1318,6 +1386,347 @@
         <w:pStyle w:val="Heading2"/>
       </w:pPr>
       <w:r>
+        <w:t>コード</w:t>
+      </w:r>
+    </w:p>
+    <w:p>
+      <w:r>
+        <w:t>ACC-0004</w:t>
+      </w:r>
+    </w:p>
+    <w:p>
+      <w:pPr>
+        <w:pStyle w:val="Heading2"/>
+      </w:pPr>
+      <w:r>
+        <w:t>カテゴリー</w:t>
+      </w:r>
+    </w:p>
+    <w:p>
+      <w:r>
+        <w:t>ACC</w:t>
+      </w:r>
+    </w:p>
+    <w:p>
+      <w:pPr>
+        <w:pStyle w:val="Heading2"/>
+      </w:pPr>
+      <w:r>
+        <w:t>日本語用語</w:t>
+      </w:r>
+    </w:p>
+    <w:p>
+      <w:r>
+        <w:t>事故通知</w:t>
+      </w:r>
+    </w:p>
+    <w:p>
+      <w:pPr>
+        <w:pStyle w:val="Heading2"/>
+      </w:pPr>
+      <w:r>
+        <w:t>ポルトガル語訳</w:t>
+      </w:r>
+    </w:p>
+    <w:p>
+      <w:r>
+        <w:t>Aviso de acidente</w:t>
+      </w:r>
+    </w:p>
+    <w:p>
+      <w:pPr>
+        <w:pStyle w:val="Heading2"/>
+      </w:pPr>
+      <w:r>
+        <w:t>技術的定義</w:t>
+      </w:r>
+    </w:p>
+    <w:p>
+      <w:r>
+        <w:t>事故通知とは、事故発生後に保険会社または代理店へ事故日、事故場所、原因、けがの状態、治療先、関係者、勤務中または通勤中かどうかを連絡する手続きです。保険金請求の入口となります。</w:t>
+      </w:r>
+    </w:p>
+    <w:p>
+      <w:pPr>
+        <w:pStyle w:val="Heading2"/>
+      </w:pPr>
+      <w:r>
+        <w:t>簡単な説明</w:t>
+      </w:r>
+    </w:p>
+    <w:p>
+      <w:r>
+        <w:t>事故後はできるだけ早く連絡し、あとで請求に必要な情報と書類を確認できるようにします。通知は支払いの約束ではありません。</w:t>
+      </w:r>
+    </w:p>
+    <w:p>
+      <w:pPr>
+        <w:pStyle w:val="Heading2"/>
+      </w:pPr>
+      <w:r>
+        <w:t>ブラジル人顧客への説明方法</w:t>
+      </w:r>
+    </w:p>
+    <w:p>
+      <w:pPr>
+        <w:pStyle w:val="Heading3"/>
+      </w:pPr>
+      <w:r>
+        <w:t>ポルトガル語で伝える内容</w:t>
+      </w:r>
+    </w:p>
+    <w:p>
+      <w:r>
+        <w:t>Depois do acidente, avise a seguradora ou a agência o quanto antes. Esse aviso inicia a orientação, mas ainda não confirma pagamento.</w:t>
+      </w:r>
+    </w:p>
+    <w:p>
+      <w:pPr>
+        <w:pStyle w:val="Heading3"/>
+      </w:pPr>
+      <w:r>
+        <w:t>カタカナ読み</w:t>
+      </w:r>
+    </w:p>
+    <w:p>
+      <w:r>
+        <w:t>デポイス ド アシデンチ、アヴィジ ア セグラドーラ オウ ア アジェンシア オ クアント アンチス。エッシ アヴィゾ イニシア ア オリエンタサォン、マス アインダ ナォン コンフィルマ パガメント</w:t>
+      </w:r>
+    </w:p>
+    <w:p>
+      <w:r>
+        <w:t>日本語確認用: 事故通知は手続き開始の連絡であり、支払い確定ではない。</w:t>
+      </w:r>
+    </w:p>
+    <w:p>
+      <w:pPr>
+        <w:pStyle w:val="Heading2"/>
+      </w:pPr>
+      <w:r>
+        <w:t>使用フレーズ</w:t>
+      </w:r>
+    </w:p>
+    <w:p>
+      <w:pPr>
+        <w:pStyle w:val="Heading3"/>
+      </w:pPr>
+      <w:r>
+        <w:t>社内確認用の日本語</w:t>
+      </w:r>
+    </w:p>
+    <w:p>
+      <w:pPr>
+        <w:pStyle w:val="ListBullet"/>
+      </w:pPr>
+      <w:r>
+        <w:t>事故通知は手続き開始の連絡であり、支払い確定ではない。</w:t>
+      </w:r>
+    </w:p>
+    <w:p>
+      <w:pPr>
+        <w:pStyle w:val="ListBullet"/>
+      </w:pPr>
+      <w:r>
+        <w:t>契約条件、事故状況、必要書類、保険会社の査定を分けて確認します。</w:t>
+      </w:r>
+    </w:p>
+    <w:p>
+      <w:pPr>
+        <w:pStyle w:val="Heading3"/>
+      </w:pPr>
+      <w:r>
+        <w:t>顧客に伝えるポルトガル語</w:t>
+      </w:r>
+    </w:p>
+    <w:p>
+      <w:pPr>
+        <w:pStyle w:val="ListBullet"/>
+      </w:pPr>
+      <w:r>
+        <w:t>Por favor, envie a data do acidente, o local, a causa e o nome do hospital.</w:t>
+      </w:r>
+    </w:p>
+    <w:p>
+      <w:pPr>
+        <w:pStyle w:val="ListBullet"/>
+      </w:pPr>
+      <w:r>
+        <w:t>カタカナ読み: ポル ファヴォール、エンヴィエ ア ダタ ド アシデンチ、オ ロカウ、ア カウザ イ オ ノミ ド オスピタウ</w:t>
+      </w:r>
+    </w:p>
+    <w:p>
+      <w:pPr>
+        <w:pStyle w:val="ListBullet"/>
+      </w:pPr>
+      <w:r>
+        <w:t>O aviso inicia o processo, mas a seguradora ainda precisa analisar os documentos.</w:t>
+      </w:r>
+    </w:p>
+    <w:p>
+      <w:pPr>
+        <w:pStyle w:val="ListBullet"/>
+      </w:pPr>
+      <w:r>
+        <w:t>カタカナ読み: オ アヴィゾ イニシア オ プロセッソ、マス ア セグラドーラ アインダ プレシザ アナリザール オス ドクメントス</w:t>
+      </w:r>
+    </w:p>
+    <w:p>
+      <w:pPr>
+        <w:pStyle w:val="Heading2"/>
+      </w:pPr>
+      <w:r>
+        <w:t>よくある質問</w:t>
+      </w:r>
+    </w:p>
+    <w:p>
+      <w:pPr>
+        <w:pStyle w:val="ListBullet"/>
+      </w:pPr>
+      <w:r>
+        <w:t>FAQ-ACC-0004</w:t>
+      </w:r>
+    </w:p>
+    <w:p>
+      <w:pPr>
+        <w:pStyle w:val="Heading2"/>
+      </w:pPr>
+      <w:r>
+        <w:t>関連用語</w:t>
+      </w:r>
+    </w:p>
+    <w:p>
+      <w:pPr>
+        <w:pStyle w:val="ListBullet"/>
+      </w:pPr>
+      <w:r>
+        <w:t>ACC-0001 - 傷害保険 - Seguro de acidentes pessoais</w:t>
+      </w:r>
+    </w:p>
+    <w:p>
+      <w:pPr>
+        <w:pStyle w:val="ListBullet"/>
+      </w:pPr>
+      <w:r>
+        <w:t>ACC-0002 - 労災保険 - Seguro de acidente de trabalho</w:t>
+      </w:r>
+    </w:p>
+    <w:p>
+      <w:pPr>
+        <w:pStyle w:val="ListBullet"/>
+      </w:pPr>
+      <w:r>
+        <w:t>ACC-0003 - 通勤災害 - Acidente no trajeto de trabalho</w:t>
+      </w:r>
+    </w:p>
+    <w:p>
+      <w:pPr>
+        <w:pStyle w:val="Heading2"/>
+      </w:pPr>
+      <w:r>
+        <w:t>相互参照</w:t>
+      </w:r>
+    </w:p>
+    <w:p>
+      <w:pPr>
+        <w:pStyle w:val="ListBullet"/>
+      </w:pPr>
+      <w:r>
+        <w:t>FAQ-ACC-0004</w:t>
+      </w:r>
+    </w:p>
+    <w:p>
+      <w:pPr>
+        <w:pStyle w:val="Heading2"/>
+      </w:pPr>
+      <w:r>
+        <w:t>参考資料</w:t>
+      </w:r>
+    </w:p>
+    <w:p>
+      <w:pPr>
+        <w:pStyle w:val="ListBullet"/>
+      </w:pPr>
+      <w:r>
+        <w:t>Documento interno: `00_Project/multi_ai_pilot/ACC_FAQ_MULTI_AI_PILOT_REPORT_2026-06-29.md`</w:t>
+      </w:r>
+    </w:p>
+    <w:p>
+      <w:pPr>
+        <w:pStyle w:val="ListBullet"/>
+      </w:pPr>
+      <w:r>
+        <w:t>Fonte pública recomendada: 厚生労働省, 金融庁, 条件約款および保険会社の請求書類</w:t>
+      </w:r>
+    </w:p>
+    <w:p>
+      <w:pPr>
+        <w:pStyle w:val="Heading2"/>
+      </w:pPr>
+      <w:r>
+        <w:t>タグ</w:t>
+      </w:r>
+    </w:p>
+    <w:p>
+      <w:pPr>
+        <w:pStyle w:val="ListBullet"/>
+      </w:pPr>
+      <w:r>
+        <w:t>acc</w:t>
+      </w:r>
+    </w:p>
+    <w:p>
+      <w:pPr>
+        <w:pStyle w:val="ListBullet"/>
+      </w:pPr>
+      <w:r>
+        <w:t>aviso-de-acidente</w:t>
+      </w:r>
+    </w:p>
+    <w:p>
+      <w:pPr>
+        <w:pStyle w:val="ListBullet"/>
+      </w:pPr>
+      <w:r>
+        <w:t>atendimento</w:t>
+      </w:r>
+    </w:p>
+    <w:p>
+      <w:pPr>
+        <w:pStyle w:val="ListBullet"/>
+      </w:pPr>
+      <w:r>
+        <w:t>japanese-broker</w:t>
+      </w:r>
+    </w:p>
+    <w:p>
+      <w:pPr>
+        <w:pStyle w:val="Heading2"/>
+      </w:pPr>
+      <w:r>
+        <w:t>関連項目</w:t>
+      </w:r>
+    </w:p>
+    <w:p>
+      <w:pPr>
+        <w:pStyle w:val="ListBullet"/>
+      </w:pPr>
+      <w:r>
+        <w:t>`14_FAQ/ACC/FAQ-ACC-0004.md`</w:t>
+      </w:r>
+    </w:p>
+    <w:p>
+      <w:pPr>
+        <w:pStyle w:val="ListBullet"/>
+      </w:pPr>
+      <w:r>
+        <w:t>`14_FAQ/ACC/FAQ-ACC-0006.md`</w:t>
+      </w:r>
+    </w:p>
+    <w:p>
+      <w:pPr>
+        <w:pStyle w:val="Heading2"/>
+      </w:pPr>
+      <w:r>
         <w:t>改訂履歴</w:t>
       </w:r>
     </w:p>
@@ -1338,7 +1747,7 @@
     </w:p>
     <w:p>
       <w:r>
-        <w:t>---</w:t>
+        <w:t>| 2026-06-29 | 0.2 | JP-BR Insurance Knowledge Base | Definição e fala ao cliente revisadas para uso prático em atendimento. |</w:t>
       </w:r>
     </w:p>
     <w:p>
@@ -1346,7 +1755,7 @@
         <w:pStyle w:val="Heading1"/>
       </w:pPr>
       <w:r>
-        <w:t>ACC-0004 - 事故通知 - Aviso de acidente</w:t>
+        <w:t>ACC-0005 - 診断書 - Atestado médico</w:t>
       </w:r>
     </w:p>
     <w:p>
@@ -1362,7 +1771,7 @@
         <w:pStyle w:val="ListBullet"/>
       </w:pPr>
       <w:r>
-        <w:t>Versão: 0.1</w:t>
+        <w:t>Versão: 0.2</w:t>
       </w:r>
     </w:p>
     <w:p>
@@ -1386,7 +1795,7 @@
         <w:pStyle w:val="ListBullet"/>
       </w:pPr>
       <w:r>
-        <w:t>Histórico: Criação inicial a partir do piloto multi-IA ACC, com revisão editorial central.</w:t>
+        <w:t>Histórico: Criação inicial a partir do piloto multi-IA ACC; revisão qualitativa das definições e falas ao cliente.</w:t>
       </w:r>
     </w:p>
     <w:p>
@@ -1399,7 +1808,7 @@
     </w:p>
     <w:p>
       <w:r>
-        <w:t>ACC-0004</w:t>
+        <w:t>ACC-0005</w:t>
       </w:r>
     </w:p>
     <w:p>
@@ -1425,7 +1834,7 @@
     </w:p>
     <w:p>
       <w:r>
-        <w:t>事故通知</w:t>
+        <w:t>診断書</w:t>
       </w:r>
     </w:p>
     <w:p>
@@ -1438,7 +1847,7 @@
     </w:p>
     <w:p>
       <w:r>
-        <w:t>Aviso de acidente</w:t>
+        <w:t>Atestado médico</w:t>
       </w:r>
     </w:p>
     <w:p>
@@ -1451,7 +1860,7 @@
     </w:p>
     <w:p>
       <w:r>
-        <w:t>事故通知とは、傷害保険、事故対応、保険金請求または契約確認において確認すべき用語です。実際の取り扱いは、契約条件、事故原因、必要書類、発生日、治療内容、就業状況および保険会社の査定によって異なります。</w:t>
+        <w:t>診断書とは、医師が傷病名、受傷日、治療内容、入院または手術の有無、治療期間などを証明する書類です。傷害保険の請求では、事故とけが、治療内容を確認する重要書類になります。</w:t>
       </w:r>
     </w:p>
     <w:p>
@@ -1464,7 +1873,7 @@
     </w:p>
     <w:p>
       <w:r>
-        <w:t>募集人は、お客様の事故状況、契約内容、必要書類、対象外となる可能性を分けて確認し、支払可否を断定せずに案内します。</w:t>
+        <w:t>診断書は、医師がけがと治療内容を証明する書類です。必要かどうか、どの様式かは保険会社の請求条件で確認します。</w:t>
       </w:r>
     </w:p>
     <w:p>
@@ -1485,7 +1894,7 @@
     </w:p>
     <w:p>
       <w:r>
-        <w:t>Vamos confirmar aviso de acidente e explicar de forma simples, conforme o contrato.</w:t>
+        <w:t>Atestado médico é o documento em que o médico confirma o machucado e o tratamento. Vamos verificar se a seguradora exige esse documento neste pedido.</w:t>
       </w:r>
     </w:p>
     <w:p>
@@ -1498,12 +1907,12 @@
     </w:p>
     <w:p>
       <w:r>
-        <w:t>ヴァモス コンフィルマール アヴィゾ ジ アシデンチ イ エスプリカール ジ フォルマ シンプレス コンフォルミ オ コントラート</w:t>
-      </w:r>
-    </w:p>
-    <w:p>
-      <w:r>
-        <w:t>日本語確認用: 「Aviso de acidente」について、契約内容と事故状況に沿って分かりやすく確認します。</w:t>
+        <w:t>アテスタード メジコ エ オ ドクメント エン キ オ メジコ コンフィルマ オ マシュカード イ オ トラタメント。ヴァモス ヴェリフィカール セ ア セグラドーラ エジジ エッシ ドクメント ネスチ ペジード</w:t>
+      </w:r>
+    </w:p>
+    <w:p>
+      <w:r>
+        <w:t>日本語確認用: 診断書は医師がけがと治療内容を証明する書類で、必要性は請求内容で確認する。</w:t>
       </w:r>
     </w:p>
     <w:p>
@@ -1527,7 +1936,7 @@
         <w:pStyle w:val="ListBullet"/>
       </w:pPr>
       <w:r>
-        <w:t>事故通知について確認しましょう。</w:t>
+        <w:t>診断書は医師がけがと治療内容を証明する書類で、必要性は請求内容で確認する。</w:t>
       </w:r>
     </w:p>
     <w:p>
@@ -1535,7 +1944,7 @@
         <w:pStyle w:val="ListBullet"/>
       </w:pPr>
       <w:r>
-        <w:t>契約内容、事故原因、必要書類を分けて確認します。</w:t>
+        <w:t>契約条件、事故状況、必要書類、保険会社の査定を分けて確認します。</w:t>
       </w:r>
     </w:p>
     <w:p>
@@ -1551,7 +1960,7 @@
         <w:pStyle w:val="ListBullet"/>
       </w:pPr>
       <w:r>
-        <w:t>Vamos confirmar aviso de acidente.</w:t>
+        <w:t>Por favor, pergunte ao hospital sobre o atestado médico.</w:t>
       </w:r>
     </w:p>
     <w:p>
@@ -1559,7 +1968,7 @@
         <w:pStyle w:val="ListBullet"/>
       </w:pPr>
       <w:r>
-        <w:t>カタカナ読み: ヴァモス コンフィルマール アヴィゾ ジ アシデンチ</w:t>
+        <w:t>カタカナ読み: ポル ファヴォール、ペルグンチ アオ オスピタウ ソブリ オ アテスタード メジコ</w:t>
       </w:r>
     </w:p>
     <w:p>
@@ -1567,7 +1976,7 @@
         <w:pStyle w:val="ListBullet"/>
       </w:pPr>
       <w:r>
-        <w:t>Vou explicar de forma simples, conforme o contrato.</w:t>
+        <w:t>Antes de pagar pelo documento, vamos confirmar se a seguradora precisa dele.</w:t>
       </w:r>
     </w:p>
     <w:p>
@@ -1575,7 +1984,7 @@
         <w:pStyle w:val="ListBullet"/>
       </w:pPr>
       <w:r>
-        <w:t>カタカナ読み: ヴォウ エスプリカール ジ フォルマ シンプレス コンフォルミ オ コントラート</w:t>
+        <w:t>カタカナ読み: アンチス ジ パガール ペロ ドクメント、ヴァモス コンフィルマール セ ア セグラドーラ プレシザ デリ</w:t>
       </w:r>
     </w:p>
     <w:p>
@@ -1591,6 +2000,14 @@
         <w:pStyle w:val="ListBullet"/>
       </w:pPr>
       <w:r>
+        <w:t>FAQ-ACC-0003</w:t>
+      </w:r>
+    </w:p>
+    <w:p>
+      <w:pPr>
+        <w:pStyle w:val="ListBullet"/>
+      </w:pPr>
+      <w:r>
         <w:t>FAQ-ACC-0004</w:t>
       </w:r>
     </w:p>
@@ -1639,6 +2056,14 @@
         <w:pStyle w:val="ListBullet"/>
       </w:pPr>
       <w:r>
+        <w:t>FAQ-ACC-0003</w:t>
+      </w:r>
+    </w:p>
+    <w:p>
+      <w:pPr>
+        <w:pStyle w:val="ListBullet"/>
+      </w:pPr>
+      <w:r>
         <w:t>FAQ-ACC-0004</w:t>
       </w:r>
     </w:p>
@@ -1687,7 +2112,7 @@
         <w:pStyle w:val="ListBullet"/>
       </w:pPr>
       <w:r>
-        <w:t>aviso-de-acidente</w:t>
+        <w:t>atestado-médico</w:t>
       </w:r>
     </w:p>
     <w:p>
@@ -1719,7 +2144,7 @@
         <w:pStyle w:val="ListBullet"/>
       </w:pPr>
       <w:r>
-        <w:t>`14_FAQ/ACC/FAQ-ACC-0001.md`</w:t>
+        <w:t>`14_FAQ/ACC/FAQ-ACC-0004.md`</w:t>
       </w:r>
     </w:p>
     <w:p>
@@ -1727,7 +2152,7 @@
         <w:pStyle w:val="ListBullet"/>
       </w:pPr>
       <w:r>
-        <w:t>`00_Project/multi_ai_pilot/ACC_FAQ_MULTI_AI_PILOT_REPORT_2026-06-29.md`</w:t>
+        <w:t>`14_FAQ/ACC/FAQ-ACC-0007.md`</w:t>
       </w:r>
     </w:p>
     <w:p>
@@ -1755,7 +2180,7 @@
     </w:p>
     <w:p>
       <w:r>
-        <w:t>---</w:t>
+        <w:t>| 2026-06-29 | 0.2 | JP-BR Insurance Knowledge Base | Definição e fala ao cliente revisadas para uso prático em atendimento. |</w:t>
       </w:r>
     </w:p>
     <w:p>
@@ -1763,7 +2188,7 @@
         <w:pStyle w:val="Heading1"/>
       </w:pPr>
       <w:r>
-        <w:t>ACC-0005 - 診断書 - Atestado médico</w:t>
+        <w:t>ACC-0006 - 診療明細書 - Detalhamento do atendimento médico</w:t>
       </w:r>
     </w:p>
     <w:p>
@@ -1779,7 +2204,7 @@
         <w:pStyle w:val="ListBullet"/>
       </w:pPr>
       <w:r>
-        <w:t>Versão: 0.1</w:t>
+        <w:t>Versão: 0.2</w:t>
       </w:r>
     </w:p>
     <w:p>
@@ -1803,7 +2228,7 @@
         <w:pStyle w:val="ListBullet"/>
       </w:pPr>
       <w:r>
-        <w:t>Histórico: Criação inicial a partir do piloto multi-IA ACC, com revisão editorial central.</w:t>
+        <w:t>Histórico: Criação inicial a partir do piloto multi-IA ACC; revisão qualitativa das definições e falas ao cliente.</w:t>
       </w:r>
     </w:p>
     <w:p>
@@ -1816,7 +2241,7 @@
     </w:p>
     <w:p>
       <w:r>
-        <w:t>ACC-0005</w:t>
+        <w:t>ACC-0006</w:t>
       </w:r>
     </w:p>
     <w:p>
@@ -1842,7 +2267,7 @@
     </w:p>
     <w:p>
       <w:r>
-        <w:t>診断書</w:t>
+        <w:t>診療明細書</w:t>
       </w:r>
     </w:p>
     <w:p>
@@ -1855,7 +2280,7 @@
     </w:p>
     <w:p>
       <w:r>
-        <w:t>Atestado médico</w:t>
+        <w:t>Detalhamento do atendimento médico</w:t>
       </w:r>
     </w:p>
     <w:p>
@@ -1868,7 +2293,7 @@
     </w:p>
     <w:p>
       <w:r>
-        <w:t>診断書とは、傷害保険、事故対応、保険金請求または契約確認において確認すべき用語です。実際の取り扱いは、契約条件、事故原因、必要書類、発生日、治療内容、就業状況および保険会社の査定によって異なります。</w:t>
+        <w:t>診療明細書とは、医療機関で行われた診療内容、検査、処置、投薬、費用内訳などを示す書類です。診断書とは役割が異なり、治療内容や費用を確認するために使われます。</w:t>
       </w:r>
     </w:p>
     <w:p>
@@ -1881,7 +2306,7 @@
     </w:p>
     <w:p>
       <w:r>
-        <w:t>募集人は、お客様の事故状況、契約内容、必要書類、対象外となる可能性を分けて確認し、支払可否を断定せずに案内します。</w:t>
+        <w:t>診療明細書は、病院で何をしたか、どの費用がかかったかを見るための書類です。診断書の代わりになるとは限りません。</w:t>
       </w:r>
     </w:p>
     <w:p>
@@ -1902,7 +2327,7 @@
     </w:p>
     <w:p>
       <w:r>
-        <w:t>Vamos confirmar atestado médico e explicar de forma simples, conforme o contrato.</w:t>
+        <w:t>O detalhamento do atendimento mostra o que foi feito no hospital e os valores. Ele não é sempre a mesma coisa que o atestado médico.</w:t>
       </w:r>
     </w:p>
     <w:p>
@@ -1915,12 +2340,12 @@
     </w:p>
     <w:p>
       <w:r>
-        <w:t>ヴァモス コンフィルマール アテスタード メジコ イ エスプリカール ジ フォルマ シンプレス コンフォルミ オ コントラート</w:t>
-      </w:r>
-    </w:p>
-    <w:p>
-      <w:r>
-        <w:t>日本語確認用: 「Atestado médico」について、契約内容と事故状況に沿って分かりやすく確認します。</w:t>
+        <w:t>オ デタリャメント ド アテンジメント モストラ オ キ フォイ フェイト ノ オスピタウ イ オス ヴァローレス。エリ ナォン エ センプリ ア メズマ コイザ キ オ アテスタード メジコ</w:t>
+      </w:r>
+    </w:p>
+    <w:p>
+      <w:r>
+        <w:t>日本語確認用: 診療明細書は診療内容と費用内訳を示す書類で、診断書とは役割が違う。</w:t>
       </w:r>
     </w:p>
     <w:p>
@@ -1944,7 +2369,7 @@
         <w:pStyle w:val="ListBullet"/>
       </w:pPr>
       <w:r>
-        <w:t>診断書について確認しましょう。</w:t>
+        <w:t>診療明細書は診療内容と費用内訳を示す書類で、診断書とは役割が違う。</w:t>
       </w:r>
     </w:p>
     <w:p>
@@ -1952,7 +2377,7 @@
         <w:pStyle w:val="ListBullet"/>
       </w:pPr>
       <w:r>
-        <w:t>契約内容、事故原因、必要書類を分けて確認します。</w:t>
+        <w:t>契約条件、事故状況、必要書類、保険会社の査定を分けて確認します。</w:t>
       </w:r>
     </w:p>
     <w:p>
@@ -1968,7 +2393,7 @@
         <w:pStyle w:val="ListBullet"/>
       </w:pPr>
       <w:r>
-        <w:t>Vamos confirmar atestado médico.</w:t>
+        <w:t>Este documento mostra os detalhes do tratamento e os custos.</w:t>
       </w:r>
     </w:p>
     <w:p>
@@ -1976,7 +2401,7 @@
         <w:pStyle w:val="ListBullet"/>
       </w:pPr>
       <w:r>
-        <w:t>カタカナ読み: ヴァモス コンフィルマール アテスタード メジコ</w:t>
+        <w:t>カタカナ読み: エスチ ドクメント モストラ オス デタリェス ド トラタメント イ オス クストス</w:t>
       </w:r>
     </w:p>
     <w:p>
@@ -1984,7 +2409,7 @@
         <w:pStyle w:val="ListBullet"/>
       </w:pPr>
       <w:r>
-        <w:t>Vou explicar de forma simples, conforme o contrato.</w:t>
+        <w:t>Vamos verificar se a seguradora também precisa de atestado médico.</w:t>
       </w:r>
     </w:p>
     <w:p>
@@ -1992,7 +2417,7 @@
         <w:pStyle w:val="ListBullet"/>
       </w:pPr>
       <w:r>
-        <w:t>カタカナ読み: ヴォウ エスプリカール ジ フォルマ シンプレス コンフォルミ オ コントラート</w:t>
+        <w:t>カタカナ読み: ヴァモス ヴェリフィカール セ ア セグラドーラ タンベン プレシザ ジ アテスタード メジコ</w:t>
       </w:r>
     </w:p>
     <w:p>
@@ -2120,7 +2545,7 @@
         <w:pStyle w:val="ListBullet"/>
       </w:pPr>
       <w:r>
-        <w:t>atestado-médico</w:t>
+        <w:t>detalhamento-médico</w:t>
       </w:r>
     </w:p>
     <w:p>
@@ -2152,7 +2577,7 @@
         <w:pStyle w:val="ListBullet"/>
       </w:pPr>
       <w:r>
-        <w:t>`14_FAQ/ACC/FAQ-ACC-0001.md`</w:t>
+        <w:t>`14_FAQ/ACC/FAQ-ACC-0004.md`</w:t>
       </w:r>
     </w:p>
     <w:p>
@@ -2160,7 +2585,7 @@
         <w:pStyle w:val="ListBullet"/>
       </w:pPr>
       <w:r>
-        <w:t>`00_Project/multi_ai_pilot/ACC_FAQ_MULTI_AI_PILOT_REPORT_2026-06-29.md`</w:t>
+        <w:t>`14_FAQ/ACC/FAQ-ACC-0007.md`</w:t>
       </w:r>
     </w:p>
     <w:p>
@@ -2188,7 +2613,7 @@
     </w:p>
     <w:p>
       <w:r>
-        <w:t>---</w:t>
+        <w:t>| 2026-06-29 | 0.2 | JP-BR Insurance Knowledge Base | Definição e fala ao cliente revisadas para uso prático em atendimento. |</w:t>
       </w:r>
     </w:p>
     <w:p>
@@ -2196,7 +2621,7 @@
         <w:pStyle w:val="Heading1"/>
       </w:pPr>
       <w:r>
-        <w:t>ACC-0006 - 診療明細書 - Detalhamento do atendimento médico</w:t>
+        <w:t>ACC-0007 - 入院保険金 - Benefício por internação causada por acidente</w:t>
       </w:r>
     </w:p>
     <w:p>
@@ -2212,7 +2637,7 @@
         <w:pStyle w:val="ListBullet"/>
       </w:pPr>
       <w:r>
-        <w:t>Versão: 0.1</w:t>
+        <w:t>Versão: 0.2</w:t>
       </w:r>
     </w:p>
     <w:p>
@@ -2236,7 +2661,7 @@
         <w:pStyle w:val="ListBullet"/>
       </w:pPr>
       <w:r>
-        <w:t>Histórico: Criação inicial a partir do piloto multi-IA ACC, com revisão editorial central.</w:t>
+        <w:t>Histórico: Criação inicial a partir do piloto multi-IA ACC; revisão qualitativa das definições e falas ao cliente.</w:t>
       </w:r>
     </w:p>
     <w:p>
@@ -2249,7 +2674,7 @@
     </w:p>
     <w:p>
       <w:r>
-        <w:t>ACC-0006</w:t>
+        <w:t>ACC-0007</w:t>
       </w:r>
     </w:p>
     <w:p>
@@ -2275,7 +2700,7 @@
     </w:p>
     <w:p>
       <w:r>
-        <w:t>診療明細書</w:t>
+        <w:t>入院保険金</w:t>
       </w:r>
     </w:p>
     <w:p>
@@ -2288,7 +2713,7 @@
     </w:p>
     <w:p>
       <w:r>
-        <w:t>Detalhamento do atendimento médico</w:t>
+        <w:t>Benefício por internação causada por acidente</w:t>
       </w:r>
     </w:p>
     <w:p>
@@ -2301,7 +2726,7 @@
     </w:p>
     <w:p>
       <w:r>
-        <w:t>診療明細書とは、傷害保険、事故対応、保険金請求または契約確認において確認すべき用語です。実際の取り扱いは、契約条件、事故原因、必要書類、発生日、治療内容、就業状況および保険会社の査定によって異なります。</w:t>
+        <w:t>入院保険金とは、事故によるけがで契約条件に該当する入院をした場合に、約款で定められた日額、日数、免責日数、限度に基づき確認される保険金です。</w:t>
       </w:r>
     </w:p>
     <w:p>
@@ -2314,7 +2739,7 @@
     </w:p>
     <w:p>
       <w:r>
-        <w:t>募集人は、お客様の事故状況、契約内容、必要書類、対象外となる可能性を分けて確認し、支払可否を断定せずに案内します。</w:t>
+        <w:t>事故で入院しても、すべての日数がそのまま支払われるとは限りません。入院理由、日数、免責日数、契約条件を確認します。</w:t>
       </w:r>
     </w:p>
     <w:p>
@@ -2335,7 +2760,7 @@
     </w:p>
     <w:p>
       <w:r>
-        <w:t>Vamos confirmar detalhamento do atendimento médico e explicar de forma simples, conforme o contrato.</w:t>
+        <w:t>Mesmo com internação por acidente, precisamos conferir no contrato quais dias podem ser considerados e se existe franquia em dias.</w:t>
       </w:r>
     </w:p>
     <w:p>
@@ -2348,12 +2773,12 @@
     </w:p>
     <w:p>
       <w:r>
-        <w:t>ヴァモス コンフィルマール デタリャメント ド アテンジメント メジコ イ エスプリカール ジ フォルマ シンプレス コンフォルミ オ コントラート</w:t>
-      </w:r>
-    </w:p>
-    <w:p>
-      <w:r>
-        <w:t>日本語確認用: 「Detalhamento do atendimento médico」について、契約内容と事故状況に沿って分かりやすく確認します。</w:t>
+        <w:t>メズモ コム インテルナサォン ポル アシデンチ、プレシザモス コンフェリール ノ コントラト クアイス ジアス ポデン セール コンシデラードス イ セ エジスチ フランキア エン ジアス</w:t>
+      </w:r>
+    </w:p>
+    <w:p>
+      <w:r>
+        <w:t>日本語確認用: 事故入院でも契約条件と免責日数により支払対象日数が変わる。</w:t>
       </w:r>
     </w:p>
     <w:p>
@@ -2377,7 +2802,7 @@
         <w:pStyle w:val="ListBullet"/>
       </w:pPr>
       <w:r>
-        <w:t>診療明細書について確認しましょう。</w:t>
+        <w:t>事故入院でも契約条件と免責日数により支払対象日数が変わる。</w:t>
       </w:r>
     </w:p>
     <w:p>
@@ -2385,7 +2810,7 @@
         <w:pStyle w:val="ListBullet"/>
       </w:pPr>
       <w:r>
-        <w:t>契約内容、事故原因、必要書類を分けて確認します。</w:t>
+        <w:t>契約条件、事故状況、必要書類、保険会社の査定を分けて確認します。</w:t>
       </w:r>
     </w:p>
     <w:p>
@@ -2401,7 +2826,7 @@
         <w:pStyle w:val="ListBullet"/>
       </w:pPr>
       <w:r>
-        <w:t>Vamos confirmar detalhamento do atendimento médico.</w:t>
+        <w:t>Os dias de internação e os dias pagos podem ser diferentes.</w:t>
       </w:r>
     </w:p>
     <w:p>
@@ -2409,7 +2834,7 @@
         <w:pStyle w:val="ListBullet"/>
       </w:pPr>
       <w:r>
-        <w:t>カタカナ読み: ヴァモス コンフィルマール デタリャメント ド アテンジメント メジコ</w:t>
+        <w:t>カタカナ読み: オス ジアス ジ インテルナサォン イ オス ジアス パゴス ポデン セール ジフェレンチス</w:t>
       </w:r>
     </w:p>
     <w:p>
@@ -2417,7 +2842,7 @@
         <w:pStyle w:val="ListBullet"/>
       </w:pPr>
       <w:r>
-        <w:t>Vou explicar de forma simples, conforme o contrato.</w:t>
+        <w:t>Por favor, envie as datas de entrada e saída do hospital.</w:t>
       </w:r>
     </w:p>
     <w:p>
@@ -2425,7 +2850,7 @@
         <w:pStyle w:val="ListBullet"/>
       </w:pPr>
       <w:r>
-        <w:t>カタカナ読み: ヴォウ エスプリカール ジ フォルマ シンプレス コンフォルミ オ コントラート</w:t>
+        <w:t>カタカナ読み: ポル ファヴォール、エンヴィエ アス ダタス ジ エントラーダ イ サイーダ ド オスピタウ</w:t>
       </w:r>
     </w:p>
     <w:p>
@@ -2441,7 +2866,15 @@
         <w:pStyle w:val="ListBullet"/>
       </w:pPr>
       <w:r>
-        <w:t>FAQ-ACC-0003</w:t>
+        <w:t>FAQ-ACC-0005</w:t>
+      </w:r>
+    </w:p>
+    <w:p>
+      <w:pPr>
+        <w:pStyle w:val="Heading2"/>
+      </w:pPr>
+      <w:r>
+        <w:t>関連用語</w:t>
       </w:r>
     </w:p>
     <w:p>
@@ -2449,7 +2882,23 @@
         <w:pStyle w:val="ListBullet"/>
       </w:pPr>
       <w:r>
-        <w:t>FAQ-ACC-0004</w:t>
+        <w:t>ACC-0001 - 傷害保険 - Seguro de acidentes pessoais</w:t>
+      </w:r>
+    </w:p>
+    <w:p>
+      <w:pPr>
+        <w:pStyle w:val="ListBullet"/>
+      </w:pPr>
+      <w:r>
+        <w:t>ACC-0002 - 労災保険 - Seguro de acidente de trabalho</w:t>
+      </w:r>
+    </w:p>
+    <w:p>
+      <w:pPr>
+        <w:pStyle w:val="ListBullet"/>
+      </w:pPr>
+      <w:r>
+        <w:t>ACC-0003 - 通勤災害 - Acidente no trajeto de trabalho</w:t>
       </w:r>
     </w:p>
     <w:p>
@@ -2457,6 +2906,391 @@
         <w:pStyle w:val="Heading2"/>
       </w:pPr>
       <w:r>
+        <w:t>相互参照</w:t>
+      </w:r>
+    </w:p>
+    <w:p>
+      <w:pPr>
+        <w:pStyle w:val="ListBullet"/>
+      </w:pPr>
+      <w:r>
+        <w:t>FAQ-ACC-0005</w:t>
+      </w:r>
+    </w:p>
+    <w:p>
+      <w:pPr>
+        <w:pStyle w:val="Heading2"/>
+      </w:pPr>
+      <w:r>
+        <w:t>参考資料</w:t>
+      </w:r>
+    </w:p>
+    <w:p>
+      <w:pPr>
+        <w:pStyle w:val="ListBullet"/>
+      </w:pPr>
+      <w:r>
+        <w:t>Documento interno: `00_Project/multi_ai_pilot/ACC_FAQ_MULTI_AI_PILOT_REPORT_2026-06-29.md`</w:t>
+      </w:r>
+    </w:p>
+    <w:p>
+      <w:pPr>
+        <w:pStyle w:val="ListBullet"/>
+      </w:pPr>
+      <w:r>
+        <w:t>Fonte pública recomendada: 厚生労働省, 金融庁, 条件約款および保険会社の請求書類</w:t>
+      </w:r>
+    </w:p>
+    <w:p>
+      <w:pPr>
+        <w:pStyle w:val="Heading2"/>
+      </w:pPr>
+      <w:r>
+        <w:t>タグ</w:t>
+      </w:r>
+    </w:p>
+    <w:p>
+      <w:pPr>
+        <w:pStyle w:val="ListBullet"/>
+      </w:pPr>
+      <w:r>
+        <w:t>acc</w:t>
+      </w:r>
+    </w:p>
+    <w:p>
+      <w:pPr>
+        <w:pStyle w:val="ListBullet"/>
+      </w:pPr>
+      <w:r>
+        <w:t>internação-por-acidente</w:t>
+      </w:r>
+    </w:p>
+    <w:p>
+      <w:pPr>
+        <w:pStyle w:val="ListBullet"/>
+      </w:pPr>
+      <w:r>
+        <w:t>atendimento</w:t>
+      </w:r>
+    </w:p>
+    <w:p>
+      <w:pPr>
+        <w:pStyle w:val="ListBullet"/>
+      </w:pPr>
+      <w:r>
+        <w:t>japanese-broker</w:t>
+      </w:r>
+    </w:p>
+    <w:p>
+      <w:pPr>
+        <w:pStyle w:val="Heading2"/>
+      </w:pPr>
+      <w:r>
+        <w:t>関連項目</w:t>
+      </w:r>
+    </w:p>
+    <w:p>
+      <w:pPr>
+        <w:pStyle w:val="ListBullet"/>
+      </w:pPr>
+      <w:r>
+        <w:t>`14_FAQ/ACC/FAQ-ACC-0005.md`</w:t>
+      </w:r>
+    </w:p>
+    <w:p>
+      <w:pPr>
+        <w:pStyle w:val="ListBullet"/>
+      </w:pPr>
+      <w:r>
+        <w:t>`14_FAQ/ACC/FAQ-ACC-0009.md`</w:t>
+      </w:r>
+    </w:p>
+    <w:p>
+      <w:pPr>
+        <w:pStyle w:val="Heading2"/>
+      </w:pPr>
+      <w:r>
+        <w:t>改訂履歴</w:t>
+      </w:r>
+    </w:p>
+    <w:p>
+      <w:r>
+        <w:t>| Data | Versão | Autor | Alteração |</w:t>
+      </w:r>
+    </w:p>
+    <w:p>
+      <w:r>
+        <w:t>| --- | --- | --- | --- |</w:t>
+      </w:r>
+    </w:p>
+    <w:p>
+      <w:r>
+        <w:t>| 2026-06-29 | 0.1 | JP-BR Insurance Knowledge Base | Criação inicial. |</w:t>
+      </w:r>
+    </w:p>
+    <w:p>
+      <w:r>
+        <w:t>| 2026-06-29 | 0.2 | JP-BR Insurance Knowledge Base | Definição e fala ao cliente revisadas para uso prático em atendimento. |</w:t>
+      </w:r>
+    </w:p>
+    <w:p>
+      <w:pPr>
+        <w:pStyle w:val="Heading1"/>
+      </w:pPr>
+      <w:r>
+        <w:t>ACC-0008 - 手術保険金 - Benefício por cirurgia causada por acidente</w:t>
+      </w:r>
+    </w:p>
+    <w:p>
+      <w:pPr>
+        <w:pStyle w:val="Heading2"/>
+      </w:pPr>
+      <w:r>
+        <w:t>管理情報</w:t>
+      </w:r>
+    </w:p>
+    <w:p>
+      <w:pPr>
+        <w:pStyle w:val="ListBullet"/>
+      </w:pPr>
+      <w:r>
+        <w:t>Versão: 0.2</w:t>
+      </w:r>
+    </w:p>
+    <w:p>
+      <w:pPr>
+        <w:pStyle w:val="ListBullet"/>
+      </w:pPr>
+      <w:r>
+        <w:t>Data: 2026-06-29</w:t>
+      </w:r>
+    </w:p>
+    <w:p>
+      <w:pPr>
+        <w:pStyle w:val="ListBullet"/>
+      </w:pPr>
+      <w:r>
+        <w:t>Autor: JP-BR Insurance Knowledge Base</w:t>
+      </w:r>
+    </w:p>
+    <w:p>
+      <w:pPr>
+        <w:pStyle w:val="ListBullet"/>
+      </w:pPr>
+      <w:r>
+        <w:t>Histórico: Criação inicial a partir do piloto multi-IA ACC; revisão qualitativa das definições e falas ao cliente.</w:t>
+      </w:r>
+    </w:p>
+    <w:p>
+      <w:pPr>
+        <w:pStyle w:val="Heading2"/>
+      </w:pPr>
+      <w:r>
+        <w:t>コード</w:t>
+      </w:r>
+    </w:p>
+    <w:p>
+      <w:r>
+        <w:t>ACC-0008</w:t>
+      </w:r>
+    </w:p>
+    <w:p>
+      <w:pPr>
+        <w:pStyle w:val="Heading2"/>
+      </w:pPr>
+      <w:r>
+        <w:t>カテゴリー</w:t>
+      </w:r>
+    </w:p>
+    <w:p>
+      <w:r>
+        <w:t>ACC</w:t>
+      </w:r>
+    </w:p>
+    <w:p>
+      <w:pPr>
+        <w:pStyle w:val="Heading2"/>
+      </w:pPr>
+      <w:r>
+        <w:t>日本語用語</w:t>
+      </w:r>
+    </w:p>
+    <w:p>
+      <w:r>
+        <w:t>手術保険金</w:t>
+      </w:r>
+    </w:p>
+    <w:p>
+      <w:pPr>
+        <w:pStyle w:val="Heading2"/>
+      </w:pPr>
+      <w:r>
+        <w:t>ポルトガル語訳</w:t>
+      </w:r>
+    </w:p>
+    <w:p>
+      <w:r>
+        <w:t>Benefício por cirurgia causada por acidente</w:t>
+      </w:r>
+    </w:p>
+    <w:p>
+      <w:pPr>
+        <w:pStyle w:val="Heading2"/>
+      </w:pPr>
+      <w:r>
+        <w:t>技術的定義</w:t>
+      </w:r>
+    </w:p>
+    <w:p>
+      <w:r>
+        <w:t>手術保険金とは、事故によるけがの治療として行われた手術が契約上の支払対象に該当する場合に確認される保険金です。手術名、実施日、治療目的、約款上の分類を確認します。</w:t>
+      </w:r>
+    </w:p>
+    <w:p>
+      <w:pPr>
+        <w:pStyle w:val="Heading2"/>
+      </w:pPr>
+      <w:r>
+        <w:t>簡単な説明</w:t>
+      </w:r>
+    </w:p>
+    <w:p>
+      <w:r>
+        <w:t>手術を受けた事実だけでは支払いは確定しません。手術名、事故との関係、契約上の対象かどうかを確認します。</w:t>
+      </w:r>
+    </w:p>
+    <w:p>
+      <w:pPr>
+        <w:pStyle w:val="Heading2"/>
+      </w:pPr>
+      <w:r>
+        <w:t>ブラジル人顧客への説明方法</w:t>
+      </w:r>
+    </w:p>
+    <w:p>
+      <w:pPr>
+        <w:pStyle w:val="Heading3"/>
+      </w:pPr>
+      <w:r>
+        <w:t>ポルトガル語で伝える内容</w:t>
+      </w:r>
+    </w:p>
+    <w:p>
+      <w:r>
+        <w:t>Mesmo que tenha feito cirurgia, precisamos verificar o nome da cirurgia, a relação com o acidente e se o contrato considera esse procedimento.</w:t>
+      </w:r>
+    </w:p>
+    <w:p>
+      <w:pPr>
+        <w:pStyle w:val="Heading3"/>
+      </w:pPr>
+      <w:r>
+        <w:t>カタカナ読み</w:t>
+      </w:r>
+    </w:p>
+    <w:p>
+      <w:r>
+        <w:t>メズモ キ テーニャ フェイト シルルジア、プレシザモス ヴェリフィカール オ ノミ ダ シルルジア、ア ヘラサォン コム オ アシデンチ イ セ オ コントラト コンシデラ エッシ プロセジメント</w:t>
+      </w:r>
+    </w:p>
+    <w:p>
+      <w:r>
+        <w:t>日本語確認用: 手術保険金は手術名、事故との関係、契約上の対象性を確認する。</w:t>
+      </w:r>
+    </w:p>
+    <w:p>
+      <w:pPr>
+        <w:pStyle w:val="Heading2"/>
+      </w:pPr>
+      <w:r>
+        <w:t>使用フレーズ</w:t>
+      </w:r>
+    </w:p>
+    <w:p>
+      <w:pPr>
+        <w:pStyle w:val="Heading3"/>
+      </w:pPr>
+      <w:r>
+        <w:t>社内確認用の日本語</w:t>
+      </w:r>
+    </w:p>
+    <w:p>
+      <w:pPr>
+        <w:pStyle w:val="ListBullet"/>
+      </w:pPr>
+      <w:r>
+        <w:t>手術保険金は手術名、事故との関係、契約上の対象性を確認する。</w:t>
+      </w:r>
+    </w:p>
+    <w:p>
+      <w:pPr>
+        <w:pStyle w:val="ListBullet"/>
+      </w:pPr>
+      <w:r>
+        <w:t>契約条件、事故状況、必要書類、保険会社の査定を分けて確認します。</w:t>
+      </w:r>
+    </w:p>
+    <w:p>
+      <w:pPr>
+        <w:pStyle w:val="Heading3"/>
+      </w:pPr>
+      <w:r>
+        <w:t>顧客に伝えるポルトガル語</w:t>
+      </w:r>
+    </w:p>
+    <w:p>
+      <w:pPr>
+        <w:pStyle w:val="ListBullet"/>
+      </w:pPr>
+      <w:r>
+        <w:t>Por favor, envie o nome da cirurgia e o documento do hospital.</w:t>
+      </w:r>
+    </w:p>
+    <w:p>
+      <w:pPr>
+        <w:pStyle w:val="ListBullet"/>
+      </w:pPr>
+      <w:r>
+        <w:t>カタカナ読み: ポル ファヴォール、エンヴィエ オ ノミ ダ シルルジア イ オ ドクメント ド オスピタウ</w:t>
+      </w:r>
+    </w:p>
+    <w:p>
+      <w:pPr>
+        <w:pStyle w:val="ListBullet"/>
+      </w:pPr>
+      <w:r>
+        <w:t>A seguradora precisa verificar se essa cirurgia está coberta pelo contrato.</w:t>
+      </w:r>
+    </w:p>
+    <w:p>
+      <w:pPr>
+        <w:pStyle w:val="ListBullet"/>
+      </w:pPr>
+      <w:r>
+        <w:t>カタカナ読み: ア セグラドーラ プレシザ ヴェリフィカール セ エッサ シルルジア エスタ コベルタ ペロ コントラト</w:t>
+      </w:r>
+    </w:p>
+    <w:p>
+      <w:pPr>
+        <w:pStyle w:val="Heading2"/>
+      </w:pPr>
+      <w:r>
+        <w:t>よくある質問</w:t>
+      </w:r>
+    </w:p>
+    <w:p>
+      <w:pPr>
+        <w:pStyle w:val="ListBullet"/>
+      </w:pPr>
+      <w:r>
+        <w:t>FAQ-ACC-0001</w:t>
+      </w:r>
+    </w:p>
+    <w:p>
+      <w:pPr>
+        <w:pStyle w:val="Heading2"/>
+      </w:pPr>
+      <w:r>
         <w:t>関連用語</w:t>
       </w:r>
     </w:p>
@@ -2497,7 +3331,15 @@
         <w:pStyle w:val="ListBullet"/>
       </w:pPr>
       <w:r>
-        <w:t>FAQ-ACC-0003</w:t>
+        <w:t>FAQ-ACC-0001</w:t>
+      </w:r>
+    </w:p>
+    <w:p>
+      <w:pPr>
+        <w:pStyle w:val="Heading2"/>
+      </w:pPr>
+      <w:r>
+        <w:t>参考資料</w:t>
       </w:r>
     </w:p>
     <w:p>
@@ -2505,7 +3347,15 @@
         <w:pStyle w:val="ListBullet"/>
       </w:pPr>
       <w:r>
-        <w:t>FAQ-ACC-0004</w:t>
+        <w:t>Documento interno: `00_Project/multi_ai_pilot/ACC_FAQ_MULTI_AI_PILOT_REPORT_2026-06-29.md`</w:t>
+      </w:r>
+    </w:p>
+    <w:p>
+      <w:pPr>
+        <w:pStyle w:val="ListBullet"/>
+      </w:pPr>
+      <w:r>
+        <w:t>Fonte pública recomendada: 厚生労働省, 金融庁, 条件約款および保険会社の請求書類</w:t>
       </w:r>
     </w:p>
     <w:p>
@@ -2513,6 +3363,391 @@
         <w:pStyle w:val="Heading2"/>
       </w:pPr>
       <w:r>
+        <w:t>タグ</w:t>
+      </w:r>
+    </w:p>
+    <w:p>
+      <w:pPr>
+        <w:pStyle w:val="ListBullet"/>
+      </w:pPr>
+      <w:r>
+        <w:t>acc</w:t>
+      </w:r>
+    </w:p>
+    <w:p>
+      <w:pPr>
+        <w:pStyle w:val="ListBullet"/>
+      </w:pPr>
+      <w:r>
+        <w:t>cirurgia-por-acidente</w:t>
+      </w:r>
+    </w:p>
+    <w:p>
+      <w:pPr>
+        <w:pStyle w:val="ListBullet"/>
+      </w:pPr>
+      <w:r>
+        <w:t>atendimento</w:t>
+      </w:r>
+    </w:p>
+    <w:p>
+      <w:pPr>
+        <w:pStyle w:val="ListBullet"/>
+      </w:pPr>
+      <w:r>
+        <w:t>japanese-broker</w:t>
+      </w:r>
+    </w:p>
+    <w:p>
+      <w:pPr>
+        <w:pStyle w:val="Heading2"/>
+      </w:pPr>
+      <w:r>
+        <w:t>関連項目</w:t>
+      </w:r>
+    </w:p>
+    <w:p>
+      <w:pPr>
+        <w:pStyle w:val="ListBullet"/>
+      </w:pPr>
+      <w:r>
+        <w:t>`14_FAQ/ACC/FAQ-ACC-0003.md`</w:t>
+      </w:r>
+    </w:p>
+    <w:p>
+      <w:pPr>
+        <w:pStyle w:val="Heading2"/>
+      </w:pPr>
+      <w:r>
+        <w:t>改訂履歴</w:t>
+      </w:r>
+    </w:p>
+    <w:p>
+      <w:r>
+        <w:t>| Data | Versão | Autor | Alteração |</w:t>
+      </w:r>
+    </w:p>
+    <w:p>
+      <w:r>
+        <w:t>| --- | --- | --- | --- |</w:t>
+      </w:r>
+    </w:p>
+    <w:p>
+      <w:r>
+        <w:t>| 2026-06-29 | 0.1 | JP-BR Insurance Knowledge Base | Criação inicial. |</w:t>
+      </w:r>
+    </w:p>
+    <w:p>
+      <w:r>
+        <w:t>| 2026-06-29 | 0.2 | JP-BR Insurance Knowledge Base | Definição e fala ao cliente revisadas para uso prático em atendimento. |</w:t>
+      </w:r>
+    </w:p>
+    <w:p>
+      <w:pPr>
+        <w:pStyle w:val="Heading1"/>
+      </w:pPr>
+      <w:r>
+        <w:t>ACC-0009 - 免責日数 - Franquia temporal em dias</w:t>
+      </w:r>
+    </w:p>
+    <w:p>
+      <w:pPr>
+        <w:pStyle w:val="Heading2"/>
+      </w:pPr>
+      <w:r>
+        <w:t>管理情報</w:t>
+      </w:r>
+    </w:p>
+    <w:p>
+      <w:pPr>
+        <w:pStyle w:val="ListBullet"/>
+      </w:pPr>
+      <w:r>
+        <w:t>Versão: 0.2</w:t>
+      </w:r>
+    </w:p>
+    <w:p>
+      <w:pPr>
+        <w:pStyle w:val="ListBullet"/>
+      </w:pPr>
+      <w:r>
+        <w:t>Data: 2026-06-29</w:t>
+      </w:r>
+    </w:p>
+    <w:p>
+      <w:pPr>
+        <w:pStyle w:val="ListBullet"/>
+      </w:pPr>
+      <w:r>
+        <w:t>Autor: JP-BR Insurance Knowledge Base</w:t>
+      </w:r>
+    </w:p>
+    <w:p>
+      <w:pPr>
+        <w:pStyle w:val="ListBullet"/>
+      </w:pPr>
+      <w:r>
+        <w:t>Histórico: Criação inicial a partir do piloto multi-IA ACC; revisão qualitativa das definições e falas ao cliente.</w:t>
+      </w:r>
+    </w:p>
+    <w:p>
+      <w:pPr>
+        <w:pStyle w:val="Heading2"/>
+      </w:pPr>
+      <w:r>
+        <w:t>コード</w:t>
+      </w:r>
+    </w:p>
+    <w:p>
+      <w:r>
+        <w:t>ACC-0009</w:t>
+      </w:r>
+    </w:p>
+    <w:p>
+      <w:pPr>
+        <w:pStyle w:val="Heading2"/>
+      </w:pPr>
+      <w:r>
+        <w:t>カテゴリー</w:t>
+      </w:r>
+    </w:p>
+    <w:p>
+      <w:r>
+        <w:t>ACC</w:t>
+      </w:r>
+    </w:p>
+    <w:p>
+      <w:pPr>
+        <w:pStyle w:val="Heading2"/>
+      </w:pPr>
+      <w:r>
+        <w:t>日本語用語</w:t>
+      </w:r>
+    </w:p>
+    <w:p>
+      <w:r>
+        <w:t>免責日数</w:t>
+      </w:r>
+    </w:p>
+    <w:p>
+      <w:pPr>
+        <w:pStyle w:val="Heading2"/>
+      </w:pPr>
+      <w:r>
+        <w:t>ポルトガル語訳</w:t>
+      </w:r>
+    </w:p>
+    <w:p>
+      <w:r>
+        <w:t>Franquia temporal em dias</w:t>
+      </w:r>
+    </w:p>
+    <w:p>
+      <w:pPr>
+        <w:pStyle w:val="Heading2"/>
+      </w:pPr>
+      <w:r>
+        <w:t>技術的定義</w:t>
+      </w:r>
+    </w:p>
+    <w:p>
+      <w:r>
+        <w:t>免責日数とは、契約上、入院や通院などの給付について最初の一定日数を支払対象外とする期間です。何日を差し引くか、いつから数えるか、どの給付に適用するかは契約で確認します。</w:t>
+      </w:r>
+    </w:p>
+    <w:p>
+      <w:pPr>
+        <w:pStyle w:val="Heading2"/>
+      </w:pPr>
+      <w:r>
+        <w:t>簡単な説明</w:t>
+      </w:r>
+    </w:p>
+    <w:p>
+      <w:r>
+        <w:t>免責日数がある場合、治療や入院の最初の数日分が支払われない可能性があります。日数の数え方は契約で確認します。</w:t>
+      </w:r>
+    </w:p>
+    <w:p>
+      <w:pPr>
+        <w:pStyle w:val="Heading2"/>
+      </w:pPr>
+      <w:r>
+        <w:t>ブラジル人顧客への説明方法</w:t>
+      </w:r>
+    </w:p>
+    <w:p>
+      <w:pPr>
+        <w:pStyle w:val="Heading3"/>
+      </w:pPr>
+      <w:r>
+        <w:t>ポルトガル語で伝える内容</w:t>
+      </w:r>
+    </w:p>
+    <w:p>
+      <w:r>
+        <w:t>Franquia em dias significa que os primeiros dias podem ficar fora do pagamento. Vamos conferir no contrato quantos dias são descontados.</w:t>
+      </w:r>
+    </w:p>
+    <w:p>
+      <w:pPr>
+        <w:pStyle w:val="Heading3"/>
+      </w:pPr>
+      <w:r>
+        <w:t>カタカナ読み</w:t>
+      </w:r>
+    </w:p>
+    <w:p>
+      <w:r>
+        <w:t>フランキア エン ジアス シグニフィカ キ オス プリメイロス ジアス ポデン フィカール フォーラ ド パガメント。ヴァモス コンフェリール ノ コントラト クアントス ジアス サォン デスコンタードス</w:t>
+      </w:r>
+    </w:p>
+    <w:p>
+      <w:r>
+        <w:t>日本語確認用: 免責日数は最初の一定日数が支払対象外となる可能性を示す。</w:t>
+      </w:r>
+    </w:p>
+    <w:p>
+      <w:pPr>
+        <w:pStyle w:val="Heading2"/>
+      </w:pPr>
+      <w:r>
+        <w:t>使用フレーズ</w:t>
+      </w:r>
+    </w:p>
+    <w:p>
+      <w:pPr>
+        <w:pStyle w:val="Heading3"/>
+      </w:pPr>
+      <w:r>
+        <w:t>社内確認用の日本語</w:t>
+      </w:r>
+    </w:p>
+    <w:p>
+      <w:pPr>
+        <w:pStyle w:val="ListBullet"/>
+      </w:pPr>
+      <w:r>
+        <w:t>免責日数は最初の一定日数が支払対象外となる可能性を示す。</w:t>
+      </w:r>
+    </w:p>
+    <w:p>
+      <w:pPr>
+        <w:pStyle w:val="ListBullet"/>
+      </w:pPr>
+      <w:r>
+        <w:t>契約条件、事故状況、必要書類、保険会社の査定を分けて確認します。</w:t>
+      </w:r>
+    </w:p>
+    <w:p>
+      <w:pPr>
+        <w:pStyle w:val="Heading3"/>
+      </w:pPr>
+      <w:r>
+        <w:t>顧客に伝えるポルトガル語</w:t>
+      </w:r>
+    </w:p>
+    <w:p>
+      <w:pPr>
+        <w:pStyle w:val="ListBullet"/>
+      </w:pPr>
+      <w:r>
+        <w:t>Alguns primeiros dias podem não ser pagos por causa da regra do contrato.</w:t>
+      </w:r>
+    </w:p>
+    <w:p>
+      <w:pPr>
+        <w:pStyle w:val="ListBullet"/>
+      </w:pPr>
+      <w:r>
+        <w:t>カタカナ読み: アウグンス プリメイロス ジアス ポデン ナォン セール パゴス ポル カウザ ダ ヘグラ ド コントラト</w:t>
+      </w:r>
+    </w:p>
+    <w:p>
+      <w:pPr>
+        <w:pStyle w:val="ListBullet"/>
+      </w:pPr>
+      <w:r>
+        <w:t>Vamos verificar como a seguradora conta os dias.</w:t>
+      </w:r>
+    </w:p>
+    <w:p>
+      <w:pPr>
+        <w:pStyle w:val="ListBullet"/>
+      </w:pPr>
+      <w:r>
+        <w:t>カタカナ読み: ヴァモス ヴェリフィカール コモ ア セグラドーラ コンタイ オス ジアス</w:t>
+      </w:r>
+    </w:p>
+    <w:p>
+      <w:pPr>
+        <w:pStyle w:val="Heading2"/>
+      </w:pPr>
+      <w:r>
+        <w:t>よくある質問</w:t>
+      </w:r>
+    </w:p>
+    <w:p>
+      <w:pPr>
+        <w:pStyle w:val="ListBullet"/>
+      </w:pPr>
+      <w:r>
+        <w:t>FAQ-ACC-0005</w:t>
+      </w:r>
+    </w:p>
+    <w:p>
+      <w:pPr>
+        <w:pStyle w:val="Heading2"/>
+      </w:pPr>
+      <w:r>
+        <w:t>関連用語</w:t>
+      </w:r>
+    </w:p>
+    <w:p>
+      <w:pPr>
+        <w:pStyle w:val="ListBullet"/>
+      </w:pPr>
+      <w:r>
+        <w:t>ACC-0001 - 傷害保険 - Seguro de acidentes pessoais</w:t>
+      </w:r>
+    </w:p>
+    <w:p>
+      <w:pPr>
+        <w:pStyle w:val="ListBullet"/>
+      </w:pPr>
+      <w:r>
+        <w:t>ACC-0002 - 労災保険 - Seguro de acidente de trabalho</w:t>
+      </w:r>
+    </w:p>
+    <w:p>
+      <w:pPr>
+        <w:pStyle w:val="ListBullet"/>
+      </w:pPr>
+      <w:r>
+        <w:t>ACC-0003 - 通勤災害 - Acidente no trajeto de trabalho</w:t>
+      </w:r>
+    </w:p>
+    <w:p>
+      <w:pPr>
+        <w:pStyle w:val="Heading2"/>
+      </w:pPr>
+      <w:r>
+        <w:t>相互参照</w:t>
+      </w:r>
+    </w:p>
+    <w:p>
+      <w:pPr>
+        <w:pStyle w:val="ListBullet"/>
+      </w:pPr>
+      <w:r>
+        <w:t>FAQ-ACC-0005</w:t>
+      </w:r>
+    </w:p>
+    <w:p>
+      <w:pPr>
+        <w:pStyle w:val="Heading2"/>
+      </w:pPr>
+      <w:r>
         <w:t>参考資料</w:t>
       </w:r>
     </w:p>
@@ -2553,7 +3788,7 @@
         <w:pStyle w:val="ListBullet"/>
       </w:pPr>
       <w:r>
-        <w:t>detalhamento-médico</w:t>
+        <w:t>franquia-temporal</w:t>
       </w:r>
     </w:p>
     <w:p>
@@ -2585,7 +3820,7 @@
         <w:pStyle w:val="ListBullet"/>
       </w:pPr>
       <w:r>
-        <w:t>`14_FAQ/ACC/FAQ-ACC-0001.md`</w:t>
+        <w:t>`14_FAQ/ACC/FAQ-ACC-0005.md`</w:t>
       </w:r>
     </w:p>
     <w:p>
@@ -2593,7 +3828,7 @@
         <w:pStyle w:val="ListBullet"/>
       </w:pPr>
       <w:r>
-        <w:t>`00_Project/multi_ai_pilot/ACC_FAQ_MULTI_AI_PILOT_REPORT_2026-06-29.md`</w:t>
+        <w:t>`14_FAQ/ACC/FAQ-ACC-0009.md`</w:t>
       </w:r>
     </w:p>
     <w:p>
@@ -2621,7 +3856,7 @@
     </w:p>
     <w:p>
       <w:r>
-        <w:t>---</w:t>
+        <w:t>| 2026-06-29 | 0.2 | JP-BR Insurance Knowledge Base | Definição e fala ao cliente revisadas para uso prático em atendimento. |</w:t>
       </w:r>
     </w:p>
     <w:p>
@@ -2629,7 +3864,7 @@
         <w:pStyle w:val="Heading1"/>
       </w:pPr>
       <w:r>
-        <w:t>ACC-0007 - 入院保険金 - Benefício por internação causada por acidente</w:t>
+        <w:t>ACC-0010 - 免責事由 - Exclusões contratuais</w:t>
       </w:r>
     </w:p>
     <w:p>
@@ -2645,7 +3880,7 @@
         <w:pStyle w:val="ListBullet"/>
       </w:pPr>
       <w:r>
-        <w:t>Versão: 0.1</w:t>
+        <w:t>Versão: 0.2</w:t>
       </w:r>
     </w:p>
     <w:p>
@@ -2669,7 +3904,7 @@
         <w:pStyle w:val="ListBullet"/>
       </w:pPr>
       <w:r>
-        <w:t>Histórico: Criação inicial a partir do piloto multi-IA ACC, com revisão editorial central.</w:t>
+        <w:t>Histórico: Criação inicial a partir do piloto multi-IA ACC; revisão qualitativa das definições e falas ao cliente.</w:t>
       </w:r>
     </w:p>
     <w:p>
@@ -2682,7 +3917,7 @@
     </w:p>
     <w:p>
       <w:r>
-        <w:t>ACC-0007</w:t>
+        <w:t>ACC-0010</w:t>
       </w:r>
     </w:p>
     <w:p>
@@ -2708,7 +3943,7 @@
     </w:p>
     <w:p>
       <w:r>
-        <w:t>入院保険金</w:t>
+        <w:t>免責事由</w:t>
       </w:r>
     </w:p>
     <w:p>
@@ -2721,7 +3956,7 @@
     </w:p>
     <w:p>
       <w:r>
-        <w:t>Benefício por internação causada por acidente</w:t>
+        <w:t>Exclusões contratuais</w:t>
       </w:r>
     </w:p>
     <w:p>
@@ -2734,7 +3969,7 @@
     </w:p>
     <w:p>
       <w:r>
-        <w:t>入院保険金とは、傷害保険、事故対応、保険金請求または契約確認において確認すべき用語です。実際の取り扱いは、契約条件、事故原因、必要書類、発生日、治療内容、就業状況および保険会社の査定によって異なります。</w:t>
+        <w:t>免責事由とは、契約上、保険金が支払われない、または制限される可能性がある事由です。故意、重大な過失、法令違反、飲酒、危険行為、契約で除外された状況などが関係する場合があります。</w:t>
       </w:r>
     </w:p>
     <w:p>
@@ -2747,7 +3982,7 @@
     </w:p>
     <w:p>
       <w:r>
-        <w:t>募集人は、お客様の事故状況、契約内容、必要書類、対象外となる可能性を分けて確認し、支払可否を断定せずに案内します。</w:t>
+        <w:t>事故でけがをしても、契約で対象外とされる事情がある場合は支払いが制限される可能性があります。事実確認と保険会社の査定が必要です。</w:t>
       </w:r>
     </w:p>
     <w:p>
@@ -2768,7 +4003,7 @@
     </w:p>
     <w:p>
       <w:r>
-        <w:t>Vamos confirmar benefício por internação causada por acidente e explicar de forma simples, conforme o contrato.</w:t>
+        <w:t>Exclusões contratuais são situações em que o contrato pode limitar ou negar o pagamento. Por isso precisamos analisar os fatos e os documentos antes de confirmar cobertura.</w:t>
       </w:r>
     </w:p>
     <w:p>
@@ -2781,12 +4016,12 @@
     </w:p>
     <w:p>
       <w:r>
-        <w:t>ヴァモス コンフィルマール ベネフィシオ ポル インテルナサォン カウザーダ ポル アシデンチ イ エスプリカール ジ フォルマ シンプレス コンフォルミ オ コントラート</w:t>
-      </w:r>
-    </w:p>
-    <w:p>
-      <w:r>
-        <w:t>日本語確認用: 「Benefício por internação causada por acidente」について、契約内容と事故状況に沿って分かりやすく確認します。</w:t>
+        <w:t>エスクルゾインス コントラトゥアイス サォン シトゥアソインス エン キ オ コントラト ポジ リミタール オウ ネガール オ パガメント。ポル イッソ プレシザモス アナリザール オス ファトス イ オス ドクメントス アンチス ジ コンフィルマール コベルトゥーラ</w:t>
+      </w:r>
+    </w:p>
+    <w:p>
+      <w:r>
+        <w:t>日本語確認用: 免責事由は支払いが制限または対象外となる可能性がある事情であり、査定前に断定しない。</w:t>
       </w:r>
     </w:p>
     <w:p>
@@ -2810,7 +4045,7 @@
         <w:pStyle w:val="ListBullet"/>
       </w:pPr>
       <w:r>
-        <w:t>入院保険金について確認しましょう。</w:t>
+        <w:t>免責事由は支払いが制限または対象外となる可能性がある事情であり、査定前に断定しない。</w:t>
       </w:r>
     </w:p>
     <w:p>
@@ -2818,7 +4053,7 @@
         <w:pStyle w:val="ListBullet"/>
       </w:pPr>
       <w:r>
-        <w:t>契約内容、事故原因、必要書類を分けて確認します。</w:t>
+        <w:t>契約条件、事故状況、必要書類、保険会社の査定を分けて確認します。</w:t>
       </w:r>
     </w:p>
     <w:p>
@@ -2834,7 +4069,7 @@
         <w:pStyle w:val="ListBullet"/>
       </w:pPr>
       <w:r>
-        <w:t>Vamos confirmar benefício por internação causada por acidente.</w:t>
+        <w:t>Algumas situações podem ser excluídas pelo contrato.</w:t>
       </w:r>
     </w:p>
     <w:p>
@@ -2842,7 +4077,7 @@
         <w:pStyle w:val="ListBullet"/>
       </w:pPr>
       <w:r>
-        <w:t>カタカナ読み: ヴァモス コンフィルマール ベネフィシオ ポル インテルナサォン カウザーダ ポル アシデンチ</w:t>
+        <w:t>カタカナ読み: アウグマス シトゥアソインス ポデン セール エスクルイーダス ペロ コントラト</w:t>
       </w:r>
     </w:p>
     <w:p>
@@ -2850,7 +4085,7 @@
         <w:pStyle w:val="ListBullet"/>
       </w:pPr>
       <w:r>
-        <w:t>Vou explicar de forma simples, conforme o contrato.</w:t>
+        <w:t>Preciso verificar os documentos antes de dizer se pode ser coberto.</w:t>
       </w:r>
     </w:p>
     <w:p>
@@ -2858,7 +4093,7 @@
         <w:pStyle w:val="ListBullet"/>
       </w:pPr>
       <w:r>
-        <w:t>カタカナ読み: ヴォウ エスプリカール ジ フォルマ シンプレス コンフォルミ オ コントラート</w:t>
+        <w:t>カタカナ読み: プレシゾ ヴェリフィカール オス ドクメントス アンチス ジ ジゼール セ ポジ セール コベルト</w:t>
       </w:r>
     </w:p>
     <w:p>
@@ -2970,7 +4205,7 @@
         <w:pStyle w:val="ListBullet"/>
       </w:pPr>
       <w:r>
-        <w:t>internação-por-acidente</w:t>
+        <w:t>exclusões-contratuais</w:t>
       </w:r>
     </w:p>
     <w:p>
@@ -3002,15 +4237,7 @@
         <w:pStyle w:val="ListBullet"/>
       </w:pPr>
       <w:r>
-        <w:t>`14_FAQ/ACC/FAQ-ACC-0001.md`</w:t>
-      </w:r>
-    </w:p>
-    <w:p>
-      <w:pPr>
-        <w:pStyle w:val="ListBullet"/>
-      </w:pPr>
-      <w:r>
-        <w:t>`00_Project/multi_ai_pilot/ACC_FAQ_MULTI_AI_PILOT_REPORT_2026-06-29.md`</w:t>
+        <w:t>`14_FAQ/ACC/FAQ-ACC-0010.md`</w:t>
       </w:r>
     </w:p>
     <w:p>
@@ -3038,1258 +4265,7 @@
     </w:p>
     <w:p>
       <w:r>
-        <w:t>---</w:t>
-      </w:r>
-    </w:p>
-    <w:p>
-      <w:pPr>
-        <w:pStyle w:val="Heading1"/>
-      </w:pPr>
-      <w:r>
-        <w:t>ACC-0008 - 手術保険金 - Benefício por cirurgia causada por acidente</w:t>
-      </w:r>
-    </w:p>
-    <w:p>
-      <w:pPr>
-        <w:pStyle w:val="Heading2"/>
-      </w:pPr>
-      <w:r>
-        <w:t>管理情報</w:t>
-      </w:r>
-    </w:p>
-    <w:p>
-      <w:pPr>
-        <w:pStyle w:val="ListBullet"/>
-      </w:pPr>
-      <w:r>
-        <w:t>Versão: 0.1</w:t>
-      </w:r>
-    </w:p>
-    <w:p>
-      <w:pPr>
-        <w:pStyle w:val="ListBullet"/>
-      </w:pPr>
-      <w:r>
-        <w:t>Data: 2026-06-29</w:t>
-      </w:r>
-    </w:p>
-    <w:p>
-      <w:pPr>
-        <w:pStyle w:val="ListBullet"/>
-      </w:pPr>
-      <w:r>
-        <w:t>Autor: JP-BR Insurance Knowledge Base</w:t>
-      </w:r>
-    </w:p>
-    <w:p>
-      <w:pPr>
-        <w:pStyle w:val="ListBullet"/>
-      </w:pPr>
-      <w:r>
-        <w:t>Histórico: Criação inicial a partir do piloto multi-IA ACC, com revisão editorial central.</w:t>
-      </w:r>
-    </w:p>
-    <w:p>
-      <w:pPr>
-        <w:pStyle w:val="Heading2"/>
-      </w:pPr>
-      <w:r>
-        <w:t>コード</w:t>
-      </w:r>
-    </w:p>
-    <w:p>
-      <w:r>
-        <w:t>ACC-0008</w:t>
-      </w:r>
-    </w:p>
-    <w:p>
-      <w:pPr>
-        <w:pStyle w:val="Heading2"/>
-      </w:pPr>
-      <w:r>
-        <w:t>カテゴリー</w:t>
-      </w:r>
-    </w:p>
-    <w:p>
-      <w:r>
-        <w:t>ACC</w:t>
-      </w:r>
-    </w:p>
-    <w:p>
-      <w:pPr>
-        <w:pStyle w:val="Heading2"/>
-      </w:pPr>
-      <w:r>
-        <w:t>日本語用語</w:t>
-      </w:r>
-    </w:p>
-    <w:p>
-      <w:r>
-        <w:t>手術保険金</w:t>
-      </w:r>
-    </w:p>
-    <w:p>
-      <w:pPr>
-        <w:pStyle w:val="Heading2"/>
-      </w:pPr>
-      <w:r>
-        <w:t>ポルトガル語訳</w:t>
-      </w:r>
-    </w:p>
-    <w:p>
-      <w:r>
-        <w:t>Benefício por cirurgia causada por acidente</w:t>
-      </w:r>
-    </w:p>
-    <w:p>
-      <w:pPr>
-        <w:pStyle w:val="Heading2"/>
-      </w:pPr>
-      <w:r>
-        <w:t>技術的定義</w:t>
-      </w:r>
-    </w:p>
-    <w:p>
-      <w:r>
-        <w:t>手術保険金とは、傷害保険、事故対応、保険金請求または契約確認において確認すべき用語です。実際の取り扱いは、契約条件、事故原因、必要書類、発生日、治療内容、就業状況および保険会社の査定によって異なります。</w:t>
-      </w:r>
-    </w:p>
-    <w:p>
-      <w:pPr>
-        <w:pStyle w:val="Heading2"/>
-      </w:pPr>
-      <w:r>
-        <w:t>簡単な説明</w:t>
-      </w:r>
-    </w:p>
-    <w:p>
-      <w:r>
-        <w:t>募集人は、お客様の事故状況、契約内容、必要書類、対象外となる可能性を分けて確認し、支払可否を断定せずに案内します。</w:t>
-      </w:r>
-    </w:p>
-    <w:p>
-      <w:pPr>
-        <w:pStyle w:val="Heading2"/>
-      </w:pPr>
-      <w:r>
-        <w:t>ブラジル人顧客への説明方法</w:t>
-      </w:r>
-    </w:p>
-    <w:p>
-      <w:pPr>
-        <w:pStyle w:val="Heading3"/>
-      </w:pPr>
-      <w:r>
-        <w:t>ポルトガル語で伝える内容</w:t>
-      </w:r>
-    </w:p>
-    <w:p>
-      <w:r>
-        <w:t>Vamos confirmar benefício por cirurgia causada por acidente e explicar de forma simples, conforme o contrato.</w:t>
-      </w:r>
-    </w:p>
-    <w:p>
-      <w:pPr>
-        <w:pStyle w:val="Heading3"/>
-      </w:pPr>
-      <w:r>
-        <w:t>カタカナ読み</w:t>
-      </w:r>
-    </w:p>
-    <w:p>
-      <w:r>
-        <w:t>ヴァモス コンフィルマール ベネフィシオ ポル シルルジア カウザーダ ポル アシデンチ イ エスプリカール ジ フォルマ シンプレス コンフォルミ オ コントラート</w:t>
-      </w:r>
-    </w:p>
-    <w:p>
-      <w:r>
-        <w:t>日本語確認用: 「Benefício por cirurgia causada por acidente」について、契約内容と事故状況に沿って分かりやすく確認します。</w:t>
-      </w:r>
-    </w:p>
-    <w:p>
-      <w:pPr>
-        <w:pStyle w:val="Heading2"/>
-      </w:pPr>
-      <w:r>
-        <w:t>使用フレーズ</w:t>
-      </w:r>
-    </w:p>
-    <w:p>
-      <w:pPr>
-        <w:pStyle w:val="Heading3"/>
-      </w:pPr>
-      <w:r>
-        <w:t>社内確認用の日本語</w:t>
-      </w:r>
-    </w:p>
-    <w:p>
-      <w:pPr>
-        <w:pStyle w:val="ListBullet"/>
-      </w:pPr>
-      <w:r>
-        <w:t>手術保険金について確認しましょう。</w:t>
-      </w:r>
-    </w:p>
-    <w:p>
-      <w:pPr>
-        <w:pStyle w:val="ListBullet"/>
-      </w:pPr>
-      <w:r>
-        <w:t>契約内容、事故原因、必要書類を分けて確認します。</w:t>
-      </w:r>
-    </w:p>
-    <w:p>
-      <w:pPr>
-        <w:pStyle w:val="Heading3"/>
-      </w:pPr>
-      <w:r>
-        <w:t>顧客に伝えるポルトガル語</w:t>
-      </w:r>
-    </w:p>
-    <w:p>
-      <w:pPr>
-        <w:pStyle w:val="ListBullet"/>
-      </w:pPr>
-      <w:r>
-        <w:t>Vamos confirmar benefício por cirurgia causada por acidente.</w:t>
-      </w:r>
-    </w:p>
-    <w:p>
-      <w:pPr>
-        <w:pStyle w:val="ListBullet"/>
-      </w:pPr>
-      <w:r>
-        <w:t>カタカナ読み: ヴァモス コンフィルマール ベネフィシオ ポル シルルジア カウザーダ ポル アシデンチ</w:t>
-      </w:r>
-    </w:p>
-    <w:p>
-      <w:pPr>
-        <w:pStyle w:val="ListBullet"/>
-      </w:pPr>
-      <w:r>
-        <w:t>Vou explicar de forma simples, conforme o contrato.</w:t>
-      </w:r>
-    </w:p>
-    <w:p>
-      <w:pPr>
-        <w:pStyle w:val="ListBullet"/>
-      </w:pPr>
-      <w:r>
-        <w:t>カタカナ読み: ヴォウ エスプリカール ジ フォルマ シンプレス コンフォルミ オ コントラート</w:t>
-      </w:r>
-    </w:p>
-    <w:p>
-      <w:pPr>
-        <w:pStyle w:val="Heading2"/>
-      </w:pPr>
-      <w:r>
-        <w:t>よくある質問</w:t>
-      </w:r>
-    </w:p>
-    <w:p>
-      <w:pPr>
-        <w:pStyle w:val="ListBullet"/>
-      </w:pPr>
-      <w:r>
-        <w:t>FAQ-ACC-0001</w:t>
-      </w:r>
-    </w:p>
-    <w:p>
-      <w:pPr>
-        <w:pStyle w:val="Heading2"/>
-      </w:pPr>
-      <w:r>
-        <w:t>関連用語</w:t>
-      </w:r>
-    </w:p>
-    <w:p>
-      <w:pPr>
-        <w:pStyle w:val="ListBullet"/>
-      </w:pPr>
-      <w:r>
-        <w:t>ACC-0001 - 傷害保険 - Seguro de acidentes pessoais</w:t>
-      </w:r>
-    </w:p>
-    <w:p>
-      <w:pPr>
-        <w:pStyle w:val="ListBullet"/>
-      </w:pPr>
-      <w:r>
-        <w:t>ACC-0002 - 労災保険 - Seguro de acidente de trabalho</w:t>
-      </w:r>
-    </w:p>
-    <w:p>
-      <w:pPr>
-        <w:pStyle w:val="ListBullet"/>
-      </w:pPr>
-      <w:r>
-        <w:t>ACC-0003 - 通勤災害 - Acidente no trajeto de trabalho</w:t>
-      </w:r>
-    </w:p>
-    <w:p>
-      <w:pPr>
-        <w:pStyle w:val="Heading2"/>
-      </w:pPr>
-      <w:r>
-        <w:t>相互参照</w:t>
-      </w:r>
-    </w:p>
-    <w:p>
-      <w:pPr>
-        <w:pStyle w:val="ListBullet"/>
-      </w:pPr>
-      <w:r>
-        <w:t>FAQ-ACC-0001</w:t>
-      </w:r>
-    </w:p>
-    <w:p>
-      <w:pPr>
-        <w:pStyle w:val="Heading2"/>
-      </w:pPr>
-      <w:r>
-        <w:t>参考資料</w:t>
-      </w:r>
-    </w:p>
-    <w:p>
-      <w:pPr>
-        <w:pStyle w:val="ListBullet"/>
-      </w:pPr>
-      <w:r>
-        <w:t>Documento interno: `00_Project/multi_ai_pilot/ACC_FAQ_MULTI_AI_PILOT_REPORT_2026-06-29.md`</w:t>
-      </w:r>
-    </w:p>
-    <w:p>
-      <w:pPr>
-        <w:pStyle w:val="ListBullet"/>
-      </w:pPr>
-      <w:r>
-        <w:t>Fonte pública recomendada: 厚生労働省, 金融庁, 条件約款および保険会社の請求書類</w:t>
-      </w:r>
-    </w:p>
-    <w:p>
-      <w:pPr>
-        <w:pStyle w:val="Heading2"/>
-      </w:pPr>
-      <w:r>
-        <w:t>タグ</w:t>
-      </w:r>
-    </w:p>
-    <w:p>
-      <w:pPr>
-        <w:pStyle w:val="ListBullet"/>
-      </w:pPr>
-      <w:r>
-        <w:t>acc</w:t>
-      </w:r>
-    </w:p>
-    <w:p>
-      <w:pPr>
-        <w:pStyle w:val="ListBullet"/>
-      </w:pPr>
-      <w:r>
-        <w:t>cirurgia-por-acidente</w:t>
-      </w:r>
-    </w:p>
-    <w:p>
-      <w:pPr>
-        <w:pStyle w:val="ListBullet"/>
-      </w:pPr>
-      <w:r>
-        <w:t>atendimento</w:t>
-      </w:r>
-    </w:p>
-    <w:p>
-      <w:pPr>
-        <w:pStyle w:val="ListBullet"/>
-      </w:pPr>
-      <w:r>
-        <w:t>japanese-broker</w:t>
-      </w:r>
-    </w:p>
-    <w:p>
-      <w:pPr>
-        <w:pStyle w:val="Heading2"/>
-      </w:pPr>
-      <w:r>
-        <w:t>関連項目</w:t>
-      </w:r>
-    </w:p>
-    <w:p>
-      <w:pPr>
-        <w:pStyle w:val="ListBullet"/>
-      </w:pPr>
-      <w:r>
-        <w:t>`14_FAQ/ACC/FAQ-ACC-0001.md`</w:t>
-      </w:r>
-    </w:p>
-    <w:p>
-      <w:pPr>
-        <w:pStyle w:val="ListBullet"/>
-      </w:pPr>
-      <w:r>
-        <w:t>`00_Project/multi_ai_pilot/ACC_FAQ_MULTI_AI_PILOT_REPORT_2026-06-29.md`</w:t>
-      </w:r>
-    </w:p>
-    <w:p>
-      <w:pPr>
-        <w:pStyle w:val="Heading2"/>
-      </w:pPr>
-      <w:r>
-        <w:t>改訂履歴</w:t>
-      </w:r>
-    </w:p>
-    <w:p>
-      <w:r>
-        <w:t>| Data | Versão | Autor | Alteração |</w:t>
-      </w:r>
-    </w:p>
-    <w:p>
-      <w:r>
-        <w:t>| --- | --- | --- | --- |</w:t>
-      </w:r>
-    </w:p>
-    <w:p>
-      <w:r>
-        <w:t>| 2026-06-29 | 0.1 | JP-BR Insurance Knowledge Base | Criação inicial. |</w:t>
-      </w:r>
-    </w:p>
-    <w:p>
-      <w:r>
-        <w:t>---</w:t>
-      </w:r>
-    </w:p>
-    <w:p>
-      <w:pPr>
-        <w:pStyle w:val="Heading1"/>
-      </w:pPr>
-      <w:r>
-        <w:t>ACC-0009 - 免責日数 - Franquia temporal em dias</w:t>
-      </w:r>
-    </w:p>
-    <w:p>
-      <w:pPr>
-        <w:pStyle w:val="Heading2"/>
-      </w:pPr>
-      <w:r>
-        <w:t>管理情報</w:t>
-      </w:r>
-    </w:p>
-    <w:p>
-      <w:pPr>
-        <w:pStyle w:val="ListBullet"/>
-      </w:pPr>
-      <w:r>
-        <w:t>Versão: 0.1</w:t>
-      </w:r>
-    </w:p>
-    <w:p>
-      <w:pPr>
-        <w:pStyle w:val="ListBullet"/>
-      </w:pPr>
-      <w:r>
-        <w:t>Data: 2026-06-29</w:t>
-      </w:r>
-    </w:p>
-    <w:p>
-      <w:pPr>
-        <w:pStyle w:val="ListBullet"/>
-      </w:pPr>
-      <w:r>
-        <w:t>Autor: JP-BR Insurance Knowledge Base</w:t>
-      </w:r>
-    </w:p>
-    <w:p>
-      <w:pPr>
-        <w:pStyle w:val="ListBullet"/>
-      </w:pPr>
-      <w:r>
-        <w:t>Histórico: Criação inicial a partir do piloto multi-IA ACC, com revisão editorial central.</w:t>
-      </w:r>
-    </w:p>
-    <w:p>
-      <w:pPr>
-        <w:pStyle w:val="Heading2"/>
-      </w:pPr>
-      <w:r>
-        <w:t>コード</w:t>
-      </w:r>
-    </w:p>
-    <w:p>
-      <w:r>
-        <w:t>ACC-0009</w:t>
-      </w:r>
-    </w:p>
-    <w:p>
-      <w:pPr>
-        <w:pStyle w:val="Heading2"/>
-      </w:pPr>
-      <w:r>
-        <w:t>カテゴリー</w:t>
-      </w:r>
-    </w:p>
-    <w:p>
-      <w:r>
-        <w:t>ACC</w:t>
-      </w:r>
-    </w:p>
-    <w:p>
-      <w:pPr>
-        <w:pStyle w:val="Heading2"/>
-      </w:pPr>
-      <w:r>
-        <w:t>日本語用語</w:t>
-      </w:r>
-    </w:p>
-    <w:p>
-      <w:r>
-        <w:t>免責日数</w:t>
-      </w:r>
-    </w:p>
-    <w:p>
-      <w:pPr>
-        <w:pStyle w:val="Heading2"/>
-      </w:pPr>
-      <w:r>
-        <w:t>ポルトガル語訳</w:t>
-      </w:r>
-    </w:p>
-    <w:p>
-      <w:r>
-        <w:t>Franquia temporal em dias</w:t>
-      </w:r>
-    </w:p>
-    <w:p>
-      <w:pPr>
-        <w:pStyle w:val="Heading2"/>
-      </w:pPr>
-      <w:r>
-        <w:t>技術的定義</w:t>
-      </w:r>
-    </w:p>
-    <w:p>
-      <w:r>
-        <w:t>免責日数とは、傷害保険、事故対応、保険金請求または契約確認において確認すべき用語です。実際の取り扱いは、契約条件、事故原因、必要書類、発生日、治療内容、就業状況および保険会社の査定によって異なります。</w:t>
-      </w:r>
-    </w:p>
-    <w:p>
-      <w:pPr>
-        <w:pStyle w:val="Heading2"/>
-      </w:pPr>
-      <w:r>
-        <w:t>簡単な説明</w:t>
-      </w:r>
-    </w:p>
-    <w:p>
-      <w:r>
-        <w:t>募集人は、お客様の事故状況、契約内容、必要書類、対象外となる可能性を分けて確認し、支払可否を断定せずに案内します。</w:t>
-      </w:r>
-    </w:p>
-    <w:p>
-      <w:pPr>
-        <w:pStyle w:val="Heading2"/>
-      </w:pPr>
-      <w:r>
-        <w:t>ブラジル人顧客への説明方法</w:t>
-      </w:r>
-    </w:p>
-    <w:p>
-      <w:pPr>
-        <w:pStyle w:val="Heading3"/>
-      </w:pPr>
-      <w:r>
-        <w:t>ポルトガル語で伝える内容</w:t>
-      </w:r>
-    </w:p>
-    <w:p>
-      <w:r>
-        <w:t>Vamos confirmar franquia temporal em dias e explicar de forma simples, conforme o contrato.</w:t>
-      </w:r>
-    </w:p>
-    <w:p>
-      <w:pPr>
-        <w:pStyle w:val="Heading3"/>
-      </w:pPr>
-      <w:r>
-        <w:t>カタカナ読み</w:t>
-      </w:r>
-    </w:p>
-    <w:p>
-      <w:r>
-        <w:t>ヴァモス コンフィルマール フランキア テンポラウ エン ジアス イ エスプリカール ジ フォルマ シンプレス コンフォルミ オ コントラート</w:t>
-      </w:r>
-    </w:p>
-    <w:p>
-      <w:r>
-        <w:t>日本語確認用: 「Franquia temporal em dias」について、契約内容と事故状況に沿って分かりやすく確認します。</w:t>
-      </w:r>
-    </w:p>
-    <w:p>
-      <w:pPr>
-        <w:pStyle w:val="Heading2"/>
-      </w:pPr>
-      <w:r>
-        <w:t>使用フレーズ</w:t>
-      </w:r>
-    </w:p>
-    <w:p>
-      <w:pPr>
-        <w:pStyle w:val="Heading3"/>
-      </w:pPr>
-      <w:r>
-        <w:t>社内確認用の日本語</w:t>
-      </w:r>
-    </w:p>
-    <w:p>
-      <w:pPr>
-        <w:pStyle w:val="ListBullet"/>
-      </w:pPr>
-      <w:r>
-        <w:t>免責日数について確認しましょう。</w:t>
-      </w:r>
-    </w:p>
-    <w:p>
-      <w:pPr>
-        <w:pStyle w:val="ListBullet"/>
-      </w:pPr>
-      <w:r>
-        <w:t>契約内容、事故原因、必要書類を分けて確認します。</w:t>
-      </w:r>
-    </w:p>
-    <w:p>
-      <w:pPr>
-        <w:pStyle w:val="Heading3"/>
-      </w:pPr>
-      <w:r>
-        <w:t>顧客に伝えるポルトガル語</w:t>
-      </w:r>
-    </w:p>
-    <w:p>
-      <w:pPr>
-        <w:pStyle w:val="ListBullet"/>
-      </w:pPr>
-      <w:r>
-        <w:t>Vamos confirmar franquia temporal em dias.</w:t>
-      </w:r>
-    </w:p>
-    <w:p>
-      <w:pPr>
-        <w:pStyle w:val="ListBullet"/>
-      </w:pPr>
-      <w:r>
-        <w:t>カタカナ読み: ヴァモス コンフィルマール フランキア テンポラウ エン ジアス</w:t>
-      </w:r>
-    </w:p>
-    <w:p>
-      <w:pPr>
-        <w:pStyle w:val="ListBullet"/>
-      </w:pPr>
-      <w:r>
-        <w:t>Vou explicar de forma simples, conforme o contrato.</w:t>
-      </w:r>
-    </w:p>
-    <w:p>
-      <w:pPr>
-        <w:pStyle w:val="ListBullet"/>
-      </w:pPr>
-      <w:r>
-        <w:t>カタカナ読み: ヴォウ エスプリカール ジ フォルマ シンプレス コンフォルミ オ コントラート</w:t>
-      </w:r>
-    </w:p>
-    <w:p>
-      <w:pPr>
-        <w:pStyle w:val="Heading2"/>
-      </w:pPr>
-      <w:r>
-        <w:t>よくある質問</w:t>
-      </w:r>
-    </w:p>
-    <w:p>
-      <w:pPr>
-        <w:pStyle w:val="ListBullet"/>
-      </w:pPr>
-      <w:r>
-        <w:t>FAQ-ACC-0005</w:t>
-      </w:r>
-    </w:p>
-    <w:p>
-      <w:pPr>
-        <w:pStyle w:val="Heading2"/>
-      </w:pPr>
-      <w:r>
-        <w:t>関連用語</w:t>
-      </w:r>
-    </w:p>
-    <w:p>
-      <w:pPr>
-        <w:pStyle w:val="ListBullet"/>
-      </w:pPr>
-      <w:r>
-        <w:t>ACC-0001 - 傷害保険 - Seguro de acidentes pessoais</w:t>
-      </w:r>
-    </w:p>
-    <w:p>
-      <w:pPr>
-        <w:pStyle w:val="ListBullet"/>
-      </w:pPr>
-      <w:r>
-        <w:t>ACC-0002 - 労災保険 - Seguro de acidente de trabalho</w:t>
-      </w:r>
-    </w:p>
-    <w:p>
-      <w:pPr>
-        <w:pStyle w:val="ListBullet"/>
-      </w:pPr>
-      <w:r>
-        <w:t>ACC-0003 - 通勤災害 - Acidente no trajeto de trabalho</w:t>
-      </w:r>
-    </w:p>
-    <w:p>
-      <w:pPr>
-        <w:pStyle w:val="Heading2"/>
-      </w:pPr>
-      <w:r>
-        <w:t>相互参照</w:t>
-      </w:r>
-    </w:p>
-    <w:p>
-      <w:pPr>
-        <w:pStyle w:val="ListBullet"/>
-      </w:pPr>
-      <w:r>
-        <w:t>FAQ-ACC-0005</w:t>
-      </w:r>
-    </w:p>
-    <w:p>
-      <w:pPr>
-        <w:pStyle w:val="Heading2"/>
-      </w:pPr>
-      <w:r>
-        <w:t>参考資料</w:t>
-      </w:r>
-    </w:p>
-    <w:p>
-      <w:pPr>
-        <w:pStyle w:val="ListBullet"/>
-      </w:pPr>
-      <w:r>
-        <w:t>Documento interno: `00_Project/multi_ai_pilot/ACC_FAQ_MULTI_AI_PILOT_REPORT_2026-06-29.md`</w:t>
-      </w:r>
-    </w:p>
-    <w:p>
-      <w:pPr>
-        <w:pStyle w:val="ListBullet"/>
-      </w:pPr>
-      <w:r>
-        <w:t>Fonte pública recomendada: 厚生労働省, 金融庁, 条件約款および保険会社の請求書類</w:t>
-      </w:r>
-    </w:p>
-    <w:p>
-      <w:pPr>
-        <w:pStyle w:val="Heading2"/>
-      </w:pPr>
-      <w:r>
-        <w:t>タグ</w:t>
-      </w:r>
-    </w:p>
-    <w:p>
-      <w:pPr>
-        <w:pStyle w:val="ListBullet"/>
-      </w:pPr>
-      <w:r>
-        <w:t>acc</w:t>
-      </w:r>
-    </w:p>
-    <w:p>
-      <w:pPr>
-        <w:pStyle w:val="ListBullet"/>
-      </w:pPr>
-      <w:r>
-        <w:t>franquia-temporal</w:t>
-      </w:r>
-    </w:p>
-    <w:p>
-      <w:pPr>
-        <w:pStyle w:val="ListBullet"/>
-      </w:pPr>
-      <w:r>
-        <w:t>atendimento</w:t>
-      </w:r>
-    </w:p>
-    <w:p>
-      <w:pPr>
-        <w:pStyle w:val="ListBullet"/>
-      </w:pPr>
-      <w:r>
-        <w:t>japanese-broker</w:t>
-      </w:r>
-    </w:p>
-    <w:p>
-      <w:pPr>
-        <w:pStyle w:val="Heading2"/>
-      </w:pPr>
-      <w:r>
-        <w:t>関連項目</w:t>
-      </w:r>
-    </w:p>
-    <w:p>
-      <w:pPr>
-        <w:pStyle w:val="ListBullet"/>
-      </w:pPr>
-      <w:r>
-        <w:t>`14_FAQ/ACC/FAQ-ACC-0001.md`</w:t>
-      </w:r>
-    </w:p>
-    <w:p>
-      <w:pPr>
-        <w:pStyle w:val="ListBullet"/>
-      </w:pPr>
-      <w:r>
-        <w:t>`00_Project/multi_ai_pilot/ACC_FAQ_MULTI_AI_PILOT_REPORT_2026-06-29.md`</w:t>
-      </w:r>
-    </w:p>
-    <w:p>
-      <w:pPr>
-        <w:pStyle w:val="Heading2"/>
-      </w:pPr>
-      <w:r>
-        <w:t>改訂履歴</w:t>
-      </w:r>
-    </w:p>
-    <w:p>
-      <w:r>
-        <w:t>| Data | Versão | Autor | Alteração |</w:t>
-      </w:r>
-    </w:p>
-    <w:p>
-      <w:r>
-        <w:t>| --- | --- | --- | --- |</w:t>
-      </w:r>
-    </w:p>
-    <w:p>
-      <w:r>
-        <w:t>| 2026-06-29 | 0.1 | JP-BR Insurance Knowledge Base | Criação inicial. |</w:t>
-      </w:r>
-    </w:p>
-    <w:p>
-      <w:r>
-        <w:t>---</w:t>
-      </w:r>
-    </w:p>
-    <w:p>
-      <w:pPr>
-        <w:pStyle w:val="Heading1"/>
-      </w:pPr>
-      <w:r>
-        <w:t>ACC-0010 - 免責事由 - Exclusões contratuais</w:t>
-      </w:r>
-    </w:p>
-    <w:p>
-      <w:pPr>
-        <w:pStyle w:val="Heading2"/>
-      </w:pPr>
-      <w:r>
-        <w:t>管理情報</w:t>
-      </w:r>
-    </w:p>
-    <w:p>
-      <w:pPr>
-        <w:pStyle w:val="ListBullet"/>
-      </w:pPr>
-      <w:r>
-        <w:t>Versão: 0.1</w:t>
-      </w:r>
-    </w:p>
-    <w:p>
-      <w:pPr>
-        <w:pStyle w:val="ListBullet"/>
-      </w:pPr>
-      <w:r>
-        <w:t>Data: 2026-06-29</w:t>
-      </w:r>
-    </w:p>
-    <w:p>
-      <w:pPr>
-        <w:pStyle w:val="ListBullet"/>
-      </w:pPr>
-      <w:r>
-        <w:t>Autor: JP-BR Insurance Knowledge Base</w:t>
-      </w:r>
-    </w:p>
-    <w:p>
-      <w:pPr>
-        <w:pStyle w:val="ListBullet"/>
-      </w:pPr>
-      <w:r>
-        <w:t>Histórico: Criação inicial a partir do piloto multi-IA ACC, com revisão editorial central.</w:t>
-      </w:r>
-    </w:p>
-    <w:p>
-      <w:pPr>
-        <w:pStyle w:val="Heading2"/>
-      </w:pPr>
-      <w:r>
-        <w:t>コード</w:t>
-      </w:r>
-    </w:p>
-    <w:p>
-      <w:r>
-        <w:t>ACC-0010</w:t>
-      </w:r>
-    </w:p>
-    <w:p>
-      <w:pPr>
-        <w:pStyle w:val="Heading2"/>
-      </w:pPr>
-      <w:r>
-        <w:t>カテゴリー</w:t>
-      </w:r>
-    </w:p>
-    <w:p>
-      <w:r>
-        <w:t>ACC</w:t>
-      </w:r>
-    </w:p>
-    <w:p>
-      <w:pPr>
-        <w:pStyle w:val="Heading2"/>
-      </w:pPr>
-      <w:r>
-        <w:t>日本語用語</w:t>
-      </w:r>
-    </w:p>
-    <w:p>
-      <w:r>
-        <w:t>免責事由</w:t>
-      </w:r>
-    </w:p>
-    <w:p>
-      <w:pPr>
-        <w:pStyle w:val="Heading2"/>
-      </w:pPr>
-      <w:r>
-        <w:t>ポルトガル語訳</w:t>
-      </w:r>
-    </w:p>
-    <w:p>
-      <w:r>
-        <w:t>Exclusões contratuais</w:t>
-      </w:r>
-    </w:p>
-    <w:p>
-      <w:pPr>
-        <w:pStyle w:val="Heading2"/>
-      </w:pPr>
-      <w:r>
-        <w:t>技術的定義</w:t>
-      </w:r>
-    </w:p>
-    <w:p>
-      <w:r>
-        <w:t>免責事由とは、傷害保険、事故対応、保険金請求または契約確認において確認すべき用語です。実際の取り扱いは、契約条件、事故原因、必要書類、発生日、治療内容、就業状況および保険会社の査定によって異なります。</w:t>
-      </w:r>
-    </w:p>
-    <w:p>
-      <w:pPr>
-        <w:pStyle w:val="Heading2"/>
-      </w:pPr>
-      <w:r>
-        <w:t>簡単な説明</w:t>
-      </w:r>
-    </w:p>
-    <w:p>
-      <w:r>
-        <w:t>募集人は、お客様の事故状況、契約内容、必要書類、対象外となる可能性を分けて確認し、支払可否を断定せずに案内します。</w:t>
-      </w:r>
-    </w:p>
-    <w:p>
-      <w:pPr>
-        <w:pStyle w:val="Heading2"/>
-      </w:pPr>
-      <w:r>
-        <w:t>ブラジル人顧客への説明方法</w:t>
-      </w:r>
-    </w:p>
-    <w:p>
-      <w:pPr>
-        <w:pStyle w:val="Heading3"/>
-      </w:pPr>
-      <w:r>
-        <w:t>ポルトガル語で伝える内容</w:t>
-      </w:r>
-    </w:p>
-    <w:p>
-      <w:r>
-        <w:t>Vamos confirmar exclusões contratuais e explicar de forma simples, conforme o contrato.</w:t>
-      </w:r>
-    </w:p>
-    <w:p>
-      <w:pPr>
-        <w:pStyle w:val="Heading3"/>
-      </w:pPr>
-      <w:r>
-        <w:t>カタカナ読み</w:t>
-      </w:r>
-    </w:p>
-    <w:p>
-      <w:r>
-        <w:t>ヴァモス コンフィルマール エスクルゾィンス コントラトゥアイス イ エスプリカール ジ フォルマ シンプレス コンフォルミ オ コントラート</w:t>
-      </w:r>
-    </w:p>
-    <w:p>
-      <w:r>
-        <w:t>日本語確認用: 「Exclusões contratuais」について、契約内容と事故状況に沿って分かりやすく確認します。</w:t>
-      </w:r>
-    </w:p>
-    <w:p>
-      <w:pPr>
-        <w:pStyle w:val="Heading2"/>
-      </w:pPr>
-      <w:r>
-        <w:t>使用フレーズ</w:t>
-      </w:r>
-    </w:p>
-    <w:p>
-      <w:pPr>
-        <w:pStyle w:val="Heading3"/>
-      </w:pPr>
-      <w:r>
-        <w:t>社内確認用の日本語</w:t>
-      </w:r>
-    </w:p>
-    <w:p>
-      <w:pPr>
-        <w:pStyle w:val="ListBullet"/>
-      </w:pPr>
-      <w:r>
-        <w:t>免責事由について確認しましょう。</w:t>
-      </w:r>
-    </w:p>
-    <w:p>
-      <w:pPr>
-        <w:pStyle w:val="ListBullet"/>
-      </w:pPr>
-      <w:r>
-        <w:t>契約内容、事故原因、必要書類を分けて確認します。</w:t>
-      </w:r>
-    </w:p>
-    <w:p>
-      <w:pPr>
-        <w:pStyle w:val="Heading3"/>
-      </w:pPr>
-      <w:r>
-        <w:t>顧客に伝えるポルトガル語</w:t>
-      </w:r>
-    </w:p>
-    <w:p>
-      <w:pPr>
-        <w:pStyle w:val="ListBullet"/>
-      </w:pPr>
-      <w:r>
-        <w:t>Vamos confirmar exclusões contratuais.</w:t>
-      </w:r>
-    </w:p>
-    <w:p>
-      <w:pPr>
-        <w:pStyle w:val="ListBullet"/>
-      </w:pPr>
-      <w:r>
-        <w:t>カタカナ読み: ヴァモス コンフィルマール エスクルゾィンス コントラトゥアイス</w:t>
-      </w:r>
-    </w:p>
-    <w:p>
-      <w:pPr>
-        <w:pStyle w:val="ListBullet"/>
-      </w:pPr>
-      <w:r>
-        <w:t>Vou explicar de forma simples, conforme o contrato.</w:t>
-      </w:r>
-    </w:p>
-    <w:p>
-      <w:pPr>
-        <w:pStyle w:val="ListBullet"/>
-      </w:pPr>
-      <w:r>
-        <w:t>カタカナ読み: ヴォウ エスプリカール ジ フォルマ シンプレス コンフォルミ オ コントラート</w:t>
-      </w:r>
-    </w:p>
-    <w:p>
-      <w:pPr>
-        <w:pStyle w:val="Heading2"/>
-      </w:pPr>
-      <w:r>
-        <w:t>よくある質問</w:t>
-      </w:r>
-    </w:p>
-    <w:p>
-      <w:pPr>
-        <w:pStyle w:val="ListBullet"/>
-      </w:pPr>
-      <w:r>
-        <w:t>FAQ-ACC-0005</w:t>
-      </w:r>
-    </w:p>
-    <w:p>
-      <w:pPr>
-        <w:pStyle w:val="Heading2"/>
-      </w:pPr>
-      <w:r>
-        <w:t>関連用語</w:t>
-      </w:r>
-    </w:p>
-    <w:p>
-      <w:pPr>
-        <w:pStyle w:val="ListBullet"/>
-      </w:pPr>
-      <w:r>
-        <w:t>ACC-0001 - 傷害保険 - Seguro de acidentes pessoais</w:t>
-      </w:r>
-    </w:p>
-    <w:p>
-      <w:pPr>
-        <w:pStyle w:val="ListBullet"/>
-      </w:pPr>
-      <w:r>
-        <w:t>ACC-0002 - 労災保険 - Seguro de acidente de trabalho</w:t>
-      </w:r>
-    </w:p>
-    <w:p>
-      <w:pPr>
-        <w:pStyle w:val="ListBullet"/>
-      </w:pPr>
-      <w:r>
-        <w:t>ACC-0003 - 通勤災害 - Acidente no trajeto de trabalho</w:t>
-      </w:r>
-    </w:p>
-    <w:p>
-      <w:pPr>
-        <w:pStyle w:val="Heading2"/>
-      </w:pPr>
-      <w:r>
-        <w:t>相互参照</w:t>
-      </w:r>
-    </w:p>
-    <w:p>
-      <w:pPr>
-        <w:pStyle w:val="ListBullet"/>
-      </w:pPr>
-      <w:r>
-        <w:t>FAQ-ACC-0005</w:t>
-      </w:r>
-    </w:p>
-    <w:p>
-      <w:pPr>
-        <w:pStyle w:val="Heading2"/>
-      </w:pPr>
-      <w:r>
-        <w:t>参考資料</w:t>
-      </w:r>
-    </w:p>
-    <w:p>
-      <w:pPr>
-        <w:pStyle w:val="ListBullet"/>
-      </w:pPr>
-      <w:r>
-        <w:t>Documento interno: `00_Project/multi_ai_pilot/ACC_FAQ_MULTI_AI_PILOT_REPORT_2026-06-29.md`</w:t>
-      </w:r>
-    </w:p>
-    <w:p>
-      <w:pPr>
-        <w:pStyle w:val="ListBullet"/>
-      </w:pPr>
-      <w:r>
-        <w:t>Fonte pública recomendada: 厚生労働省, 金融庁, 条件約款および保険会社の請求書類</w:t>
-      </w:r>
-    </w:p>
-    <w:p>
-      <w:pPr>
-        <w:pStyle w:val="Heading2"/>
-      </w:pPr>
-      <w:r>
-        <w:t>タグ</w:t>
-      </w:r>
-    </w:p>
-    <w:p>
-      <w:pPr>
-        <w:pStyle w:val="ListBullet"/>
-      </w:pPr>
-      <w:r>
-        <w:t>acc</w:t>
-      </w:r>
-    </w:p>
-    <w:p>
-      <w:pPr>
-        <w:pStyle w:val="ListBullet"/>
-      </w:pPr>
-      <w:r>
-        <w:t>exclusões-contratuais</w:t>
-      </w:r>
-    </w:p>
-    <w:p>
-      <w:pPr>
-        <w:pStyle w:val="ListBullet"/>
-      </w:pPr>
-      <w:r>
-        <w:t>atendimento</w:t>
-      </w:r>
-    </w:p>
-    <w:p>
-      <w:pPr>
-        <w:pStyle w:val="ListBullet"/>
-      </w:pPr>
-      <w:r>
-        <w:t>japanese-broker</w:t>
-      </w:r>
-    </w:p>
-    <w:p>
-      <w:pPr>
-        <w:pStyle w:val="Heading2"/>
-      </w:pPr>
-      <w:r>
-        <w:t>関連項目</w:t>
-      </w:r>
-    </w:p>
-    <w:p>
-      <w:pPr>
-        <w:pStyle w:val="ListBullet"/>
-      </w:pPr>
-      <w:r>
-        <w:t>`14_FAQ/ACC/FAQ-ACC-0001.md`</w:t>
-      </w:r>
-    </w:p>
-    <w:p>
-      <w:pPr>
-        <w:pStyle w:val="ListBullet"/>
-      </w:pPr>
-      <w:r>
-        <w:t>`00_Project/multi_ai_pilot/ACC_FAQ_MULTI_AI_PILOT_REPORT_2026-06-29.md`</w:t>
-      </w:r>
-    </w:p>
-    <w:p>
-      <w:pPr>
-        <w:pStyle w:val="Heading2"/>
-      </w:pPr>
-      <w:r>
-        <w:t>改訂履歴</w:t>
-      </w:r>
-    </w:p>
-    <w:p>
-      <w:r>
-        <w:t>| Data | Versão | Autor | Alteração |</w:t>
-      </w:r>
-    </w:p>
-    <w:p>
-      <w:r>
-        <w:t>| --- | --- | --- | --- |</w:t>
-      </w:r>
-    </w:p>
-    <w:p>
-      <w:r>
-        <w:t>| 2026-06-29 | 0.1 | JP-BR Insurance Knowledge Base | Criação inicial. |</w:t>
-      </w:r>
-    </w:p>
-    <w:p>
-      <w:r>
-        <w:t>---</w:t>
+        <w:t>| 2026-06-29 | 0.2 | JP-BR Insurance Knowledge Base | Definição e fala ao cliente revisadas para uso prático em atendimento. |</w:t>
       </w:r>
     </w:p>
     <w:sectPr>
@@ -4781,7 +4757,7 @@
       <w:b/>
       <w:bCs/>
       <w:color w:val="4F81BD" w:themeColor="accent1"/>
-      <w:sz w:val="26"/>
+      <w:sz w:val="22"/>
     </w:rPr>
   </w:style>
   <w:style w:type="paragraph" w:styleId="Heading4">
@@ -4801,12 +4777,13 @@
       <w:outlineLvl w:val="3"/>
     </w:pPr>
     <w:rPr>
-      <w:rFonts w:asciiTheme="majorHAnsi" w:eastAsiaTheme="majorEastAsia" w:hAnsiTheme="majorHAnsi" w:cstheme="majorBidi"/>
+      <w:rFonts w:asciiTheme="majorHAnsi" w:eastAsiaTheme="majorEastAsia" w:hAnsiTheme="majorHAnsi" w:cstheme="majorBidi" w:ascii="Noto Sans CJK JP" w:hAnsi="Noto Sans CJK JP" w:eastAsia="Noto Sans CJK JP"/>
       <w:b/>
       <w:bCs/>
       <w:i/>
       <w:iCs/>
       <w:color w:val="4F81BD" w:themeColor="accent1"/>
+      <w:sz w:val="22"/>
     </w:rPr>
   </w:style>
   <w:style w:type="paragraph" w:styleId="Heading5">
